--- a/32P Praktyka/Management/Звіт.docx
+++ b/32P Praktyka/Management/Звіт.docx
@@ -72,15 +72,7 @@
           <w:sz w:val="28"/>
           <w:szCs w:val="28"/>
         </w:rPr>
-        <w:t>-</w:t>
-      </w:r>
-      <w:r>
-        <w:rPr>
-          <w:color w:val="auto"/>
-          <w:sz w:val="28"/>
-          <w:szCs w:val="28"/>
-        </w:rPr>
-        <w:t xml:space="preserve"> Ввійти в топ 10 Українських фільмів за переглядами</w:t>
+        <w:t>- Ввійти в топ 10 Українських фільмів за переглядами</w:t>
       </w:r>
     </w:p>
     <w:p>
@@ -97,15 +89,7 @@
           <w:sz w:val="28"/>
           <w:szCs w:val="28"/>
         </w:rPr>
-        <w:t>-</w:t>
-      </w:r>
-      <w:r>
-        <w:rPr>
-          <w:color w:val="auto"/>
-          <w:sz w:val="28"/>
-          <w:szCs w:val="28"/>
-        </w:rPr>
-        <w:t xml:space="preserve"> Отримати за перші 4 тижні 300 000 переглядів фільму в кінотеатрах</w:t>
+        <w:t>- Отримати за перші 4 тижні 300 000 переглядів фільму в кінотеатрах</w:t>
       </w:r>
     </w:p>
     <w:p>
@@ -171,39 +155,23 @@
           <w:sz w:val="28"/>
           <w:szCs w:val="28"/>
         </w:rPr>
-        <w:t>-</w:t>
-      </w:r>
-      <w:r>
-        <w:rPr>
-          <w:color w:val="auto"/>
-          <w:sz w:val="28"/>
-          <w:szCs w:val="28"/>
-        </w:rPr>
-        <w:t xml:space="preserve"> Бюджет 15 000</w:t>
-      </w:r>
-    </w:p>
-    <w:p>
-      <w:pPr>
-        <w:pStyle w:val="P1"/>
-        <w:rPr>
-          <w:color w:val="auto"/>
-        </w:rPr>
-      </w:pPr>
-      <w:r>
-        <w:rPr>
-          <w:color w:val="auto"/>
-          <w:sz w:val="28"/>
-          <w:szCs w:val="28"/>
-        </w:rPr>
-        <w:t>-</w:t>
-      </w:r>
-      <w:r>
-        <w:rPr>
-          <w:color w:val="auto"/>
-          <w:sz w:val="28"/>
-          <w:szCs w:val="28"/>
-        </w:rPr>
-        <w:t xml:space="preserve"> Тривалість 01.06 - 17.01</w:t>
+        <w:t>- Бюджет 15 000</w:t>
+      </w:r>
+    </w:p>
+    <w:p>
+      <w:pPr>
+        <w:pStyle w:val="P1"/>
+        <w:rPr>
+          <w:color w:val="auto"/>
+        </w:rPr>
+      </w:pPr>
+      <w:r>
+        <w:rPr>
+          <w:color w:val="auto"/>
+          <w:sz w:val="28"/>
+          <w:szCs w:val="28"/>
+        </w:rPr>
+        <w:t>- Тривалість 01.06 - 17.01</w:t>
       </w:r>
     </w:p>
     <w:p>
@@ -269,15 +237,7 @@
           <w:sz w:val="28"/>
           <w:szCs w:val="28"/>
         </w:rPr>
-        <w:t>-</w:t>
-      </w:r>
-      <w:r>
-        <w:rPr>
-          <w:color w:val="auto"/>
-          <w:sz w:val="28"/>
-          <w:szCs w:val="28"/>
-        </w:rPr>
-        <w:t xml:space="preserve"> Сторінки фільму в соціальних мережах</w:t>
+        <w:t>- Сторінки фільму в соціальних мережах</w:t>
       </w:r>
     </w:p>
     <w:p>
@@ -308,16 +268,7 @@
           <w:sz w:val="28"/>
           <w:szCs w:val="28"/>
         </w:rPr>
-        <w:t>-</w:t>
-      </w:r>
-      <w:r>
-        <w:rPr>
-          <w:b w:val="false"/>
-          <w:color w:val="auto"/>
-          <w:sz w:val="28"/>
-          <w:szCs w:val="28"/>
-        </w:rPr>
-        <w:t xml:space="preserve"> Facebook</w:t>
+        <w:t>- Facebook</w:t>
       </w:r>
     </w:p>
     <w:p>
@@ -348,16 +299,7 @@
           <w:sz w:val="28"/>
           <w:szCs w:val="28"/>
         </w:rPr>
-        <w:t>-</w:t>
-      </w:r>
-      <w:r>
-        <w:rPr>
-          <w:b w:val="false"/>
-          <w:color w:val="auto"/>
-          <w:sz w:val="28"/>
-          <w:szCs w:val="28"/>
-        </w:rPr>
-        <w:t xml:space="preserve"> YouTube</w:t>
+        <w:t>- YouTube</w:t>
       </w:r>
     </w:p>
     <w:p>
@@ -388,16 +330,7 @@
           <w:sz w:val="28"/>
           <w:szCs w:val="28"/>
         </w:rPr>
-        <w:t>-</w:t>
-      </w:r>
-      <w:r>
-        <w:rPr>
-          <w:b w:val="false"/>
-          <w:color w:val="auto"/>
-          <w:sz w:val="28"/>
-          <w:szCs w:val="28"/>
-        </w:rPr>
-        <w:t xml:space="preserve"> Instagram</w:t>
+        <w:t>- Instagram</w:t>
       </w:r>
     </w:p>
     <w:p>
@@ -428,16 +361,7 @@
           <w:sz w:val="28"/>
           <w:szCs w:val="28"/>
         </w:rPr>
-        <w:t>-</w:t>
-      </w:r>
-      <w:r>
-        <w:rPr>
-          <w:b w:val="false"/>
-          <w:color w:val="auto"/>
-          <w:sz w:val="28"/>
-          <w:szCs w:val="28"/>
-        </w:rPr>
-        <w:t xml:space="preserve"> Telegram канал</w:t>
+        <w:t>- Telegram канал</w:t>
       </w:r>
     </w:p>
     <w:p>
@@ -468,40 +392,23 @@
           <w:sz w:val="28"/>
           <w:szCs w:val="28"/>
         </w:rPr>
-        <w:t>-</w:t>
-      </w:r>
-      <w:r>
-        <w:rPr>
-          <w:b w:val="false"/>
-          <w:color w:val="auto"/>
-          <w:sz w:val="28"/>
-          <w:szCs w:val="28"/>
-        </w:rPr>
-        <w:t xml:space="preserve"> Twitter</w:t>
-      </w:r>
-    </w:p>
-    <w:p>
-      <w:pPr>
-        <w:pStyle w:val="P1"/>
-        <w:rPr>
-          <w:color w:val="auto"/>
-        </w:rPr>
-      </w:pPr>
-      <w:r>
-        <w:rPr>
-          <w:color w:val="auto"/>
-          <w:sz w:val="28"/>
-          <w:szCs w:val="28"/>
-        </w:rPr>
-        <w:t>-</w:t>
-      </w:r>
-      <w:r>
-        <w:rPr>
-          <w:color w:val="auto"/>
-          <w:sz w:val="28"/>
-          <w:szCs w:val="28"/>
-        </w:rPr>
-        <w:t xml:space="preserve"> Білборди, плакати, листівки</w:t>
+        <w:t>- Twitter</w:t>
+      </w:r>
+    </w:p>
+    <w:p>
+      <w:pPr>
+        <w:pStyle w:val="P1"/>
+        <w:rPr>
+          <w:color w:val="auto"/>
+        </w:rPr>
+      </w:pPr>
+      <w:r>
+        <w:rPr>
+          <w:color w:val="auto"/>
+          <w:sz w:val="28"/>
+          <w:szCs w:val="28"/>
+        </w:rPr>
+        <w:t>- Білборди, плакати, листівки</w:t>
       </w:r>
     </w:p>
     <w:p>
@@ -532,16 +439,7 @@
           <w:sz w:val="28"/>
           <w:szCs w:val="28"/>
         </w:rPr>
-        <w:t>-</w:t>
-      </w:r>
-      <w:r>
-        <w:rPr>
-          <w:b w:val="false"/>
-          <w:color w:val="auto"/>
-          <w:sz w:val="28"/>
-          <w:szCs w:val="28"/>
-        </w:rPr>
-        <w:t xml:space="preserve"> 2 зображення для білбордів</w:t>
+        <w:t>- 2 зображення для білбордів</w:t>
       </w:r>
     </w:p>
     <w:p>
@@ -572,40 +470,23 @@
           <w:sz w:val="28"/>
           <w:szCs w:val="28"/>
         </w:rPr>
-        <w:t>-</w:t>
-      </w:r>
-      <w:r>
-        <w:rPr>
-          <w:b w:val="false"/>
-          <w:color w:val="auto"/>
-          <w:sz w:val="28"/>
-          <w:szCs w:val="28"/>
-        </w:rPr>
-        <w:t xml:space="preserve"> 3 листівки</w:t>
-      </w:r>
-    </w:p>
-    <w:p>
-      <w:pPr>
-        <w:pStyle w:val="P1"/>
-        <w:rPr>
-          <w:color w:val="auto"/>
-        </w:rPr>
-      </w:pPr>
-      <w:r>
-        <w:rPr>
-          <w:color w:val="auto"/>
-          <w:sz w:val="28"/>
-          <w:szCs w:val="28"/>
-        </w:rPr>
-        <w:t>-</w:t>
-      </w:r>
-      <w:r>
-        <w:rPr>
-          <w:color w:val="auto"/>
-          <w:sz w:val="28"/>
-          <w:szCs w:val="28"/>
-        </w:rPr>
-        <w:t xml:space="preserve"> Відео, зображення, тексти для соціальних мереж та телебачення</w:t>
+        <w:t>- 3 листівки</w:t>
+      </w:r>
+    </w:p>
+    <w:p>
+      <w:pPr>
+        <w:pStyle w:val="P1"/>
+        <w:rPr>
+          <w:color w:val="auto"/>
+        </w:rPr>
+      </w:pPr>
+      <w:r>
+        <w:rPr>
+          <w:color w:val="auto"/>
+          <w:sz w:val="28"/>
+          <w:szCs w:val="28"/>
+        </w:rPr>
+        <w:t>- Відео, зображення, тексти для соціальних мереж та телебачення</w:t>
       </w:r>
     </w:p>
     <w:p>
@@ -636,16 +517,7 @@
           <w:sz w:val="28"/>
           <w:szCs w:val="28"/>
         </w:rPr>
-        <w:t>-</w:t>
-      </w:r>
-      <w:r>
-        <w:rPr>
-          <w:b w:val="false"/>
-          <w:color w:val="auto"/>
-          <w:sz w:val="28"/>
-          <w:szCs w:val="28"/>
-        </w:rPr>
-        <w:t xml:space="preserve"> 3 відео: 1 для YouTube, 2 для телебачення</w:t>
+        <w:t>- 3 відео: 1 для YouTube, 2 для телебачення</w:t>
       </w:r>
     </w:p>
     <w:p>
@@ -676,16 +548,7 @@
           <w:sz w:val="28"/>
           <w:szCs w:val="28"/>
         </w:rPr>
-        <w:t>-</w:t>
-      </w:r>
-      <w:r>
-        <w:rPr>
-          <w:b w:val="false"/>
-          <w:color w:val="auto"/>
-          <w:sz w:val="28"/>
-          <w:szCs w:val="28"/>
-        </w:rPr>
-        <w:t xml:space="preserve"> 3 зображення для соціальних мереж</w:t>
+        <w:t>- 3 зображення для соціальних мереж</w:t>
       </w:r>
     </w:p>
     <w:p>
@@ -716,16 +579,7 @@
           <w:sz w:val="28"/>
           <w:szCs w:val="28"/>
         </w:rPr>
-        <w:t>-</w:t>
-      </w:r>
-      <w:r>
-        <w:rPr>
-          <w:b w:val="false"/>
-          <w:color w:val="auto"/>
-          <w:sz w:val="28"/>
-          <w:szCs w:val="28"/>
-        </w:rPr>
-        <w:t xml:space="preserve"> 1 текст для соціальних мереж</w:t>
+        <w:t>- 1 текст для соціальних мереж</w:t>
       </w:r>
     </w:p>
     <w:p>
@@ -799,15 +653,7 @@
           <w:sz w:val="28"/>
           <w:szCs w:val="28"/>
         </w:rPr>
-        <w:t>-</w:t>
-      </w:r>
-      <w:r>
-        <w:rPr>
-          <w:color w:val="auto"/>
-          <w:sz w:val="28"/>
-          <w:szCs w:val="28"/>
-        </w:rPr>
-        <w:t xml:space="preserve"> Аналіз цільової аудиторії (для кого робимо рекламу)</w:t>
+        <w:t>- Аналіз цільової аудиторії (для кого робимо рекламу)</w:t>
       </w:r>
     </w:p>
     <w:p>
@@ -838,16 +684,7 @@
           <w:sz w:val="28"/>
           <w:szCs w:val="28"/>
         </w:rPr>
-        <w:t>-</w:t>
-      </w:r>
-      <w:r>
-        <w:rPr>
-          <w:b w:val="false"/>
-          <w:color w:val="auto"/>
-          <w:sz w:val="28"/>
-          <w:szCs w:val="28"/>
-        </w:rPr>
-        <w:t xml:space="preserve"> Аналіз переглядів наявних фільмів такого ж жанру</w:t>
+        <w:t>- Аналіз переглядів наявних фільмів такого ж жанру</w:t>
       </w:r>
     </w:p>
     <w:p>
@@ -878,16 +715,7 @@
           <w:sz w:val="28"/>
           <w:szCs w:val="28"/>
         </w:rPr>
-        <w:t>-</w:t>
-      </w:r>
-      <w:r>
-        <w:rPr>
-          <w:b w:val="false"/>
-          <w:color w:val="auto"/>
-          <w:sz w:val="28"/>
-          <w:szCs w:val="28"/>
-        </w:rPr>
-        <w:t xml:space="preserve"> Опитування в соціальних мережах</w:t>
+        <w:t>- Опитування в соціальних мережах</w:t>
       </w:r>
     </w:p>
     <w:p>
@@ -918,40 +746,23 @@
           <w:sz w:val="28"/>
           <w:szCs w:val="28"/>
         </w:rPr>
-        <w:t>-</w:t>
-      </w:r>
-      <w:r>
-        <w:rPr>
-          <w:b w:val="false"/>
-          <w:color w:val="auto"/>
-          <w:sz w:val="28"/>
-          <w:szCs w:val="28"/>
-        </w:rPr>
-        <w:t xml:space="preserve"> Подивитись опис фільму від виробника</w:t>
-      </w:r>
-    </w:p>
-    <w:p>
-      <w:pPr>
-        <w:pStyle w:val="P1"/>
-        <w:rPr>
-          <w:color w:val="auto"/>
-        </w:rPr>
-      </w:pPr>
-      <w:r>
-        <w:rPr>
-          <w:color w:val="auto"/>
-          <w:sz w:val="28"/>
-          <w:szCs w:val="28"/>
-        </w:rPr>
-        <w:t>-</w:t>
-      </w:r>
-      <w:r>
-        <w:rPr>
-          <w:color w:val="auto"/>
-          <w:sz w:val="28"/>
-          <w:szCs w:val="28"/>
-        </w:rPr>
-        <w:t xml:space="preserve"> Обрання каналів для просування</w:t>
+        <w:t>- Подивитись опис фільму від виробника</w:t>
+      </w:r>
+    </w:p>
+    <w:p>
+      <w:pPr>
+        <w:pStyle w:val="P1"/>
+        <w:rPr>
+          <w:color w:val="auto"/>
+        </w:rPr>
+      </w:pPr>
+      <w:r>
+        <w:rPr>
+          <w:color w:val="auto"/>
+          <w:sz w:val="28"/>
+          <w:szCs w:val="28"/>
+        </w:rPr>
+        <w:t>- Обрання каналів для просування</w:t>
       </w:r>
     </w:p>
     <w:p>
@@ -982,16 +793,7 @@
           <w:sz w:val="28"/>
           <w:szCs w:val="28"/>
         </w:rPr>
-        <w:t>-</w:t>
-      </w:r>
-      <w:r>
-        <w:rPr>
-          <w:b w:val="false"/>
-          <w:color w:val="auto"/>
-          <w:sz w:val="28"/>
-          <w:szCs w:val="28"/>
-        </w:rPr>
-        <w:t xml:space="preserve"> Реклама на сайтах: банери, ютуб вставки</w:t>
+        <w:t>- Реклама на сайтах: банери, ютуб вставки</w:t>
       </w:r>
     </w:p>
     <w:p>
@@ -1022,16 +824,7 @@
           <w:sz w:val="28"/>
           <w:szCs w:val="28"/>
         </w:rPr>
-        <w:t>-</w:t>
-      </w:r>
-      <w:r>
-        <w:rPr>
-          <w:b w:val="false"/>
-          <w:color w:val="auto"/>
-          <w:sz w:val="28"/>
-          <w:szCs w:val="28"/>
-        </w:rPr>
-        <w:t xml:space="preserve"> Реклама в соціальних мережах: телеграм, інстаграм, фейсбук, суспільні діячі ютуб</w:t>
+        <w:t>- Реклама в соціальних мережах: телеграм, інстаграм, фейсбук, суспільні діячі ютуб</w:t>
       </w:r>
     </w:p>
     <w:p>
@@ -1062,16 +855,7 @@
           <w:sz w:val="28"/>
           <w:szCs w:val="28"/>
         </w:rPr>
-        <w:t>-</w:t>
-      </w:r>
-      <w:r>
-        <w:rPr>
-          <w:b w:val="false"/>
-          <w:color w:val="auto"/>
-          <w:sz w:val="28"/>
-          <w:szCs w:val="28"/>
-        </w:rPr>
-        <w:t xml:space="preserve"> Білборди по місту</w:t>
+        <w:t>- Білборди по місту</w:t>
       </w:r>
     </w:p>
     <w:p>
@@ -1102,16 +886,7 @@
           <w:sz w:val="28"/>
           <w:szCs w:val="28"/>
         </w:rPr>
-        <w:t>-</w:t>
-      </w:r>
-      <w:r>
-        <w:rPr>
-          <w:b w:val="false"/>
-          <w:color w:val="auto"/>
-          <w:sz w:val="28"/>
-          <w:szCs w:val="28"/>
-        </w:rPr>
-        <w:t xml:space="preserve"> Роздавання листівок</w:t>
+        <w:t>- Роздавання листівок</w:t>
       </w:r>
     </w:p>
     <w:p>
@@ -1142,16 +917,7 @@
           <w:sz w:val="28"/>
           <w:szCs w:val="28"/>
         </w:rPr>
-        <w:t>-</w:t>
-      </w:r>
-      <w:r>
-        <w:rPr>
-          <w:b w:val="false"/>
-          <w:color w:val="auto"/>
-          <w:sz w:val="28"/>
-          <w:szCs w:val="28"/>
-        </w:rPr>
-        <w:t xml:space="preserve"> Надсилання реклами на пошту, якщо користувач підписаний на розсилку від сайту</w:t>
+        <w:t>- Надсилання реклами на пошту, якщо користувач підписаний на розсилку від сайту</w:t>
       </w:r>
     </w:p>
     <w:p>
@@ -1182,16 +948,7 @@
           <w:sz w:val="28"/>
           <w:szCs w:val="28"/>
         </w:rPr>
-        <w:t>-</w:t>
-      </w:r>
-      <w:r>
-        <w:rPr>
-          <w:b w:val="false"/>
-          <w:color w:val="auto"/>
-          <w:sz w:val="28"/>
-          <w:szCs w:val="28"/>
-        </w:rPr>
-        <w:t xml:space="preserve"> Телебачення</w:t>
+        <w:t>- Телебачення</w:t>
       </w:r>
     </w:p>
     <w:p>
@@ -1222,16 +979,7 @@
           <w:sz w:val="28"/>
           <w:szCs w:val="28"/>
         </w:rPr>
-        <w:t>-</w:t>
-      </w:r>
-      <w:r>
-        <w:rPr>
-          <w:b w:val="false"/>
-          <w:color w:val="auto"/>
-          <w:sz w:val="28"/>
-          <w:szCs w:val="28"/>
-        </w:rPr>
-        <w:t xml:space="preserve"> Радіо</w:t>
+        <w:t>- Радіо</w:t>
       </w:r>
     </w:p>
     <w:p>
@@ -1262,16 +1010,7 @@
           <w:sz w:val="28"/>
           <w:szCs w:val="28"/>
         </w:rPr>
-        <w:t>-</w:t>
-      </w:r>
-      <w:r>
-        <w:rPr>
-          <w:b w:val="false"/>
-          <w:color w:val="auto"/>
-          <w:sz w:val="28"/>
-          <w:szCs w:val="28"/>
-        </w:rPr>
-        <w:t xml:space="preserve"> Кінотеатри</w:t>
+        <w:t>- Кінотеатри</w:t>
       </w:r>
     </w:p>
     <w:p>
@@ -1302,16 +1041,7 @@
           <w:sz w:val="28"/>
           <w:szCs w:val="28"/>
         </w:rPr>
-        <w:t>-</w:t>
-      </w:r>
-      <w:r>
-        <w:rPr>
-          <w:b w:val="false"/>
-          <w:color w:val="auto"/>
-          <w:sz w:val="28"/>
-          <w:szCs w:val="28"/>
-        </w:rPr>
-        <w:t xml:space="preserve"> Сайт фільму, окремі сторінки в соціальних мережах</w:t>
+        <w:t>- Сайт фільму, окремі сторінки в соціальних мережах</w:t>
       </w:r>
     </w:p>
     <w:p>
@@ -1413,87 +1143,55 @@
           <w:sz w:val="28"/>
           <w:szCs w:val="28"/>
         </w:rPr>
-        <w:t>1.</w:t>
-      </w:r>
-      <w:r>
-        <w:rPr>
-          <w:color w:val="auto"/>
-          <w:sz w:val="28"/>
-          <w:szCs w:val="28"/>
-        </w:rPr>
-        <w:t xml:space="preserve"> Сайти</w:t>
-      </w:r>
-    </w:p>
-    <w:p>
-      <w:pPr>
-        <w:pStyle w:val="P1"/>
-        <w:rPr>
-          <w:color w:val="auto"/>
-        </w:rPr>
-      </w:pPr>
-      <w:r>
-        <w:rPr>
-          <w:color w:val="auto"/>
-          <w:sz w:val="28"/>
-          <w:szCs w:val="28"/>
-        </w:rPr>
-        <w:t>2.</w:t>
-      </w:r>
-      <w:r>
-        <w:rPr>
-          <w:color w:val="auto"/>
-          <w:sz w:val="28"/>
-          <w:szCs w:val="28"/>
-        </w:rPr>
-        <w:t xml:space="preserve"> Соц. мережі</w:t>
-      </w:r>
-    </w:p>
-    <w:p>
-      <w:pPr>
-        <w:pStyle w:val="P1"/>
-        <w:rPr>
-          <w:color w:val="auto"/>
-        </w:rPr>
-      </w:pPr>
-      <w:r>
-        <w:rPr>
-          <w:color w:val="auto"/>
-          <w:sz w:val="28"/>
-          <w:szCs w:val="28"/>
-        </w:rPr>
-        <w:t>3.</w:t>
-      </w:r>
-      <w:r>
-        <w:rPr>
-          <w:color w:val="auto"/>
-          <w:sz w:val="28"/>
-          <w:szCs w:val="28"/>
-        </w:rPr>
-        <w:t xml:space="preserve"> Білборди, кінотеатри</w:t>
-      </w:r>
-    </w:p>
-    <w:p>
-      <w:pPr>
-        <w:pStyle w:val="P1"/>
-        <w:rPr>
-          <w:color w:val="auto"/>
-        </w:rPr>
-      </w:pPr>
-      <w:r>
-        <w:rPr>
-          <w:color w:val="auto"/>
-          <w:sz w:val="28"/>
-          <w:szCs w:val="28"/>
-        </w:rPr>
-        <w:t>4.</w:t>
-      </w:r>
-      <w:r>
-        <w:rPr>
-          <w:color w:val="auto"/>
-          <w:sz w:val="28"/>
-          <w:szCs w:val="28"/>
-        </w:rPr>
-        <w:t xml:space="preserve"> Телебачення</w:t>
+        <w:t>1. Сайти</w:t>
+      </w:r>
+    </w:p>
+    <w:p>
+      <w:pPr>
+        <w:pStyle w:val="P1"/>
+        <w:rPr>
+          <w:color w:val="auto"/>
+        </w:rPr>
+      </w:pPr>
+      <w:r>
+        <w:rPr>
+          <w:color w:val="auto"/>
+          <w:sz w:val="28"/>
+          <w:szCs w:val="28"/>
+        </w:rPr>
+        <w:t>2. Соц. мережі</w:t>
+      </w:r>
+    </w:p>
+    <w:p>
+      <w:pPr>
+        <w:pStyle w:val="P1"/>
+        <w:rPr>
+          <w:color w:val="auto"/>
+        </w:rPr>
+      </w:pPr>
+      <w:r>
+        <w:rPr>
+          <w:color w:val="auto"/>
+          <w:sz w:val="28"/>
+          <w:szCs w:val="28"/>
+        </w:rPr>
+        <w:t>3. Білборди, кінотеатри</w:t>
+      </w:r>
+    </w:p>
+    <w:p>
+      <w:pPr>
+        <w:pStyle w:val="P1"/>
+        <w:rPr>
+          <w:color w:val="auto"/>
+        </w:rPr>
+      </w:pPr>
+      <w:r>
+        <w:rPr>
+          <w:color w:val="auto"/>
+          <w:sz w:val="28"/>
+          <w:szCs w:val="28"/>
+        </w:rPr>
+        <w:t>4. Телебачення</w:t>
       </w:r>
     </w:p>
     <w:p>
@@ -1526,7 +1224,6 @@
       </w:pPr>
       <w:r>
         <w:rPr>
-          <w:rFonts w:ascii="Times New Roman" w:hAnsi="Times New Roman"/>
           <w:color w:val="auto"/>
           <w:sz w:val="28"/>
           <w:szCs w:val="28"/>
@@ -1552,7 +1249,6 @@
       </w:pPr>
       <w:r>
         <w:rPr>
-          <w:rFonts w:ascii="Times New Roman" w:hAnsi="Times New Roman"/>
           <w:color w:val="auto"/>
           <w:sz w:val="28"/>
           <w:szCs w:val="28"/>
@@ -1561,7 +1257,6 @@
       </w:r>
       <w:r>
         <w:rPr>
-          <w:rFonts w:ascii="Times New Roman" w:hAnsi="Times New Roman"/>
           <w:b w:val="false"/>
           <w:color w:val="auto"/>
           <w:sz w:val="28"/>
@@ -1588,7 +1283,6 @@
       </w:pPr>
       <w:r>
         <w:rPr>
-          <w:rFonts w:ascii="Times New Roman" w:hAnsi="Times New Roman"/>
           <w:color w:val="auto"/>
           <w:sz w:val="28"/>
           <w:szCs w:val="28"/>
@@ -1597,7 +1291,6 @@
       </w:r>
       <w:r>
         <w:rPr>
-          <w:rFonts w:ascii="Times New Roman" w:hAnsi="Times New Roman"/>
           <w:b w:val="false"/>
           <w:color w:val="auto"/>
           <w:sz w:val="28"/>
@@ -1624,7 +1317,6 @@
       </w:pPr>
       <w:r>
         <w:rPr>
-          <w:rFonts w:ascii="Times New Roman" w:hAnsi="Times New Roman"/>
           <w:color w:val="auto"/>
           <w:sz w:val="28"/>
           <w:szCs w:val="28"/>
@@ -1633,7 +1325,6 @@
       </w:r>
       <w:r>
         <w:rPr>
-          <w:rFonts w:ascii="Times New Roman" w:hAnsi="Times New Roman"/>
           <w:b w:val="false"/>
           <w:color w:val="auto"/>
           <w:sz w:val="28"/>
@@ -1660,7 +1351,6 @@
       </w:pPr>
       <w:r>
         <w:rPr>
-          <w:rFonts w:ascii="Times New Roman" w:hAnsi="Times New Roman"/>
           <w:color w:val="auto"/>
           <w:sz w:val="28"/>
           <w:szCs w:val="28"/>
@@ -1669,7 +1359,6 @@
       </w:r>
       <w:r>
         <w:rPr>
-          <w:rFonts w:ascii="Times New Roman" w:hAnsi="Times New Roman"/>
           <w:b w:val="false"/>
           <w:color w:val="auto"/>
           <w:sz w:val="28"/>
@@ -1691,15 +1380,7 @@
           <w:sz w:val="28"/>
           <w:szCs w:val="28"/>
         </w:rPr>
-        <w:t>-</w:t>
-      </w:r>
-      <w:r>
-        <w:rPr>
-          <w:color w:val="auto"/>
-          <w:sz w:val="28"/>
-          <w:szCs w:val="28"/>
-        </w:rPr>
-        <w:t xml:space="preserve"> Організація заходів</w:t>
+        <w:t>- Організація заходів</w:t>
       </w:r>
     </w:p>
     <w:p>
@@ -1730,16 +1411,7 @@
           <w:sz w:val="28"/>
           <w:szCs w:val="28"/>
         </w:rPr>
-        <w:t>-</w:t>
-      </w:r>
-      <w:r>
-        <w:rPr>
-          <w:b w:val="false"/>
-          <w:color w:val="auto"/>
-          <w:sz w:val="28"/>
-          <w:szCs w:val="28"/>
-        </w:rPr>
-        <w:t xml:space="preserve"> Допрем'єрний показ на кінофестивалі</w:t>
+        <w:t>- Допрем'єрний показ на кінофестивалі</w:t>
       </w:r>
     </w:p>
     <w:p>
@@ -1770,16 +1442,7 @@
           <w:sz w:val="28"/>
           <w:szCs w:val="28"/>
         </w:rPr>
-        <w:t>-</w:t>
-      </w:r>
-      <w:r>
-        <w:rPr>
-          <w:b w:val="false"/>
-          <w:color w:val="auto"/>
-          <w:sz w:val="28"/>
-          <w:szCs w:val="28"/>
-        </w:rPr>
-        <w:t xml:space="preserve"> Прем'єра фільму</w:t>
+        <w:t>- Прем'єра фільму</w:t>
       </w:r>
     </w:p>
     <w:p>
@@ -1810,16 +1473,7 @@
           <w:sz w:val="28"/>
           <w:szCs w:val="28"/>
         </w:rPr>
-        <w:t>-</w:t>
-      </w:r>
-      <w:r>
-        <w:rPr>
-          <w:b w:val="false"/>
-          <w:color w:val="auto"/>
-          <w:sz w:val="28"/>
-          <w:szCs w:val="28"/>
-        </w:rPr>
-        <w:t xml:space="preserve"> Прес-реліз: інтерв'ю з акторами і виробниками</w:t>
+        <w:t>- Прес-реліз: інтерв'ю з акторами і виробниками</w:t>
       </w:r>
     </w:p>
     <w:p>
@@ -1850,40 +1504,23 @@
           <w:sz w:val="28"/>
           <w:szCs w:val="28"/>
         </w:rPr>
-        <w:t>-</w:t>
-      </w:r>
-      <w:r>
-        <w:rPr>
-          <w:b w:val="false"/>
-          <w:color w:val="auto"/>
-          <w:sz w:val="28"/>
-          <w:szCs w:val="28"/>
-        </w:rPr>
-        <w:t xml:space="preserve"> Особисті покази, презентації</w:t>
-      </w:r>
-    </w:p>
-    <w:p>
-      <w:pPr>
-        <w:pStyle w:val="P1"/>
-        <w:rPr>
-          <w:color w:val="auto"/>
-        </w:rPr>
-      </w:pPr>
-      <w:r>
-        <w:rPr>
-          <w:color w:val="auto"/>
-          <w:sz w:val="28"/>
-          <w:szCs w:val="28"/>
-        </w:rPr>
-        <w:t>-</w:t>
-      </w:r>
-      <w:r>
-        <w:rPr>
-          <w:color w:val="auto"/>
-          <w:sz w:val="28"/>
-          <w:szCs w:val="28"/>
-        </w:rPr>
-        <w:t xml:space="preserve"> Моніторинг та аналіз ефективності</w:t>
+        <w:t>- Особисті покази, презентації</w:t>
+      </w:r>
+    </w:p>
+    <w:p>
+      <w:pPr>
+        <w:pStyle w:val="P1"/>
+        <w:rPr>
+          <w:color w:val="auto"/>
+        </w:rPr>
+      </w:pPr>
+      <w:r>
+        <w:rPr>
+          <w:color w:val="auto"/>
+          <w:sz w:val="28"/>
+          <w:szCs w:val="28"/>
+        </w:rPr>
+        <w:t>- Моніторинг та аналіз ефективності</w:t>
       </w:r>
     </w:p>
     <w:p>
@@ -1914,16 +1551,7 @@
           <w:sz w:val="28"/>
           <w:szCs w:val="28"/>
         </w:rPr>
-        <w:t>-</w:t>
-      </w:r>
-      <w:r>
-        <w:rPr>
-          <w:b w:val="false"/>
-          <w:color w:val="auto"/>
-          <w:sz w:val="28"/>
-          <w:szCs w:val="28"/>
-        </w:rPr>
-        <w:t xml:space="preserve"> Кількість переглядів фільму</w:t>
+        <w:t>- Кількість переглядів фільму</w:t>
       </w:r>
     </w:p>
     <w:p>
@@ -1954,16 +1582,7 @@
           <w:sz w:val="28"/>
           <w:szCs w:val="28"/>
         </w:rPr>
-        <w:t>-</w:t>
-      </w:r>
-      <w:r>
-        <w:rPr>
-          <w:b w:val="false"/>
-          <w:color w:val="auto"/>
-          <w:sz w:val="28"/>
-          <w:szCs w:val="28"/>
-        </w:rPr>
-        <w:t xml:space="preserve"> Відгуки людей на презентаціях, переглядачів на сайтах</w:t>
+        <w:t>- Відгуки людей на презентаціях, переглядачів на сайтах</w:t>
       </w:r>
     </w:p>
     <w:p>
@@ -1994,16 +1613,7 @@
           <w:sz w:val="28"/>
           <w:szCs w:val="28"/>
         </w:rPr>
-        <w:t>-</w:t>
-      </w:r>
-      <w:r>
-        <w:rPr>
-          <w:b w:val="false"/>
-          <w:color w:val="auto"/>
-          <w:sz w:val="28"/>
-          <w:szCs w:val="28"/>
-        </w:rPr>
-        <w:t xml:space="preserve"> Взаємодія з рекламою на сторінках в соц. мережах (кількість лайків, репостів, переглядів)</w:t>
+        <w:t>- Взаємодія з рекламою на сторінках в соц. мережах (кількість лайків, репостів, переглядів)</w:t>
       </w:r>
     </w:p>
     <w:p>
@@ -2034,16 +1644,7 @@
           <w:sz w:val="28"/>
           <w:szCs w:val="28"/>
         </w:rPr>
-        <w:t>-</w:t>
-      </w:r>
-      <w:r>
-        <w:rPr>
-          <w:b w:val="false"/>
-          <w:color w:val="auto"/>
-          <w:sz w:val="28"/>
-          <w:szCs w:val="28"/>
-        </w:rPr>
-        <w:t xml:space="preserve"> Активність кінотеатру, де рекламували</w:t>
+        <w:t>- Активність кінотеатру, де рекламували</w:t>
       </w:r>
     </w:p>
     <w:p>
@@ -2074,16 +1675,7 @@
           <w:sz w:val="28"/>
           <w:szCs w:val="28"/>
         </w:rPr>
-        <w:t>-</w:t>
-      </w:r>
-      <w:r>
-        <w:rPr>
-          <w:b w:val="false"/>
-          <w:color w:val="auto"/>
-          <w:sz w:val="28"/>
-          <w:szCs w:val="28"/>
-        </w:rPr>
-        <w:t xml:space="preserve"> Збори після релізу фільму</w:t>
+        <w:t>- Збори після релізу фільму</w:t>
       </w:r>
     </w:p>
     <w:p>
@@ -2172,7 +1764,7 @@
           </w:tcPr>
           <w:p>
             <w:pPr>
-              <w:pStyle w:val="user4"/>
+              <w:pStyle w:val="Style15"/>
               <w:spacing w:lineRule="auto" w:line="240"/>
               <w:ind w:hanging="0"/>
               <w:rPr>
@@ -2202,7 +1794,7 @@
           </w:tcPr>
           <w:p>
             <w:pPr>
-              <w:pStyle w:val="user4"/>
+              <w:pStyle w:val="Style15"/>
               <w:spacing w:lineRule="auto" w:line="240"/>
               <w:ind w:hanging="0"/>
               <w:rPr>
@@ -2232,7 +1824,7 @@
           </w:tcPr>
           <w:p>
             <w:pPr>
-              <w:pStyle w:val="user4"/>
+              <w:pStyle w:val="Style15"/>
               <w:spacing w:lineRule="auto" w:line="240"/>
               <w:ind w:hanging="0"/>
               <w:rPr>
@@ -2263,7 +1855,7 @@
           </w:tcPr>
           <w:p>
             <w:pPr>
-              <w:pStyle w:val="user4"/>
+              <w:pStyle w:val="Style15"/>
               <w:spacing w:lineRule="auto" w:line="240"/>
               <w:ind w:hanging="0"/>
               <w:rPr>
@@ -2295,7 +1887,7 @@
           </w:tcPr>
           <w:p>
             <w:pPr>
-              <w:pStyle w:val="user4"/>
+              <w:pStyle w:val="Style15"/>
               <w:spacing w:lineRule="auto" w:line="240"/>
               <w:ind w:hanging="0"/>
               <w:rPr>
@@ -2322,7 +1914,7 @@
           </w:tcPr>
           <w:p>
             <w:pPr>
-              <w:pStyle w:val="user4"/>
+              <w:pStyle w:val="Style15"/>
               <w:spacing w:lineRule="auto" w:line="240"/>
               <w:ind w:hanging="0"/>
               <w:rPr>
@@ -2349,7 +1941,7 @@
           </w:tcPr>
           <w:p>
             <w:pPr>
-              <w:pStyle w:val="user4"/>
+              <w:pStyle w:val="Style15"/>
               <w:spacing w:lineRule="auto" w:line="240"/>
               <w:ind w:hanging="0"/>
               <w:rPr>
@@ -2380,7 +1972,7 @@
           </w:tcPr>
           <w:p>
             <w:pPr>
-              <w:pStyle w:val="user4"/>
+              <w:pStyle w:val="Style15"/>
               <w:spacing w:lineRule="auto" w:line="240"/>
               <w:ind w:hanging="0"/>
               <w:rPr>
@@ -2410,7 +2002,7 @@
           </w:tcPr>
           <w:p>
             <w:pPr>
-              <w:pStyle w:val="user4"/>
+              <w:pStyle w:val="Style15"/>
               <w:spacing w:lineRule="auto" w:line="240"/>
               <w:ind w:hanging="0"/>
               <w:rPr>
@@ -2437,7 +2029,7 @@
           </w:tcPr>
           <w:p>
             <w:pPr>
-              <w:pStyle w:val="user4"/>
+              <w:pStyle w:val="Style15"/>
               <w:spacing w:lineRule="auto" w:line="240"/>
               <w:ind w:hanging="0"/>
               <w:rPr>
@@ -2464,7 +2056,7 @@
           </w:tcPr>
           <w:p>
             <w:pPr>
-              <w:pStyle w:val="user4"/>
+              <w:pStyle w:val="Style15"/>
               <w:spacing w:lineRule="auto" w:line="240"/>
               <w:ind w:hanging="0"/>
               <w:rPr>
@@ -2495,7 +2087,7 @@
           </w:tcPr>
           <w:p>
             <w:pPr>
-              <w:pStyle w:val="user4"/>
+              <w:pStyle w:val="Style15"/>
               <w:spacing w:lineRule="auto" w:line="240"/>
               <w:ind w:hanging="0"/>
               <w:rPr>
@@ -2525,7 +2117,7 @@
           </w:tcPr>
           <w:p>
             <w:pPr>
-              <w:pStyle w:val="user4"/>
+              <w:pStyle w:val="Style15"/>
               <w:spacing w:lineRule="auto" w:line="240"/>
               <w:ind w:hanging="0"/>
               <w:rPr>
@@ -2552,7 +2144,7 @@
           </w:tcPr>
           <w:p>
             <w:pPr>
-              <w:pStyle w:val="user4"/>
+              <w:pStyle w:val="Style15"/>
               <w:spacing w:lineRule="auto" w:line="240"/>
               <w:ind w:hanging="0"/>
               <w:rPr>
@@ -2579,7 +2171,7 @@
           </w:tcPr>
           <w:p>
             <w:pPr>
-              <w:pStyle w:val="user4"/>
+              <w:pStyle w:val="Style15"/>
               <w:spacing w:lineRule="auto" w:line="240"/>
               <w:ind w:hanging="0"/>
               <w:rPr>
@@ -2607,7 +2199,7 @@
           </w:tcPr>
           <w:p>
             <w:pPr>
-              <w:pStyle w:val="user4"/>
+              <w:pStyle w:val="Style15"/>
               <w:spacing w:lineRule="auto" w:line="240"/>
               <w:ind w:hanging="0"/>
               <w:rPr>
@@ -2691,15 +2283,7 @@
           <w:sz w:val="28"/>
           <w:szCs w:val="28"/>
         </w:rPr>
-        <w:t>-</w:t>
-      </w:r>
-      <w:r>
-        <w:rPr>
-          <w:color w:val="auto"/>
-          <w:sz w:val="28"/>
-          <w:szCs w:val="28"/>
-        </w:rPr>
-        <w:t xml:space="preserve"> Працівники</w:t>
+        <w:t>- Працівники</w:t>
       </w:r>
     </w:p>
     <w:p>
@@ -2730,16 +2314,7 @@
           <w:sz w:val="28"/>
           <w:szCs w:val="28"/>
         </w:rPr>
-        <w:t>-</w:t>
-      </w:r>
-      <w:r>
-        <w:rPr>
-          <w:b w:val="false"/>
-          <w:color w:val="auto"/>
-          <w:sz w:val="28"/>
-          <w:szCs w:val="28"/>
-        </w:rPr>
-        <w:t xml:space="preserve"> Менеджер - керування життєвим циклом</w:t>
+        <w:t>- Менеджер - керування життєвим циклом</w:t>
       </w:r>
     </w:p>
     <w:p>
@@ -2770,16 +2345,7 @@
           <w:sz w:val="28"/>
           <w:szCs w:val="28"/>
         </w:rPr>
-        <w:t>-</w:t>
-      </w:r>
-      <w:r>
-        <w:rPr>
-          <w:b w:val="false"/>
-          <w:color w:val="auto"/>
-          <w:sz w:val="28"/>
-          <w:szCs w:val="28"/>
-        </w:rPr>
-        <w:t xml:space="preserve"> Аналітик - аналіз ринку та цільової аудиторії</w:t>
+        <w:t>- Аналітик - аналіз ринку та цільової аудиторії</w:t>
       </w:r>
     </w:p>
     <w:p>
@@ -2810,16 +2376,7 @@
           <w:sz w:val="28"/>
           <w:szCs w:val="28"/>
         </w:rPr>
-        <w:t>-</w:t>
-      </w:r>
-      <w:r>
-        <w:rPr>
-          <w:b w:val="false"/>
-          <w:color w:val="auto"/>
-          <w:sz w:val="28"/>
-          <w:szCs w:val="28"/>
-        </w:rPr>
-        <w:t xml:space="preserve"> Маркетолог - просування реклами</w:t>
+        <w:t>- Маркетолог - просування реклами</w:t>
       </w:r>
     </w:p>
     <w:p>
@@ -2850,16 +2407,7 @@
           <w:sz w:val="28"/>
           <w:szCs w:val="28"/>
         </w:rPr>
-        <w:t>-</w:t>
-      </w:r>
-      <w:r>
-        <w:rPr>
-          <w:b w:val="false"/>
-          <w:color w:val="auto"/>
-          <w:sz w:val="28"/>
-          <w:szCs w:val="28"/>
-        </w:rPr>
-        <w:t xml:space="preserve"> Дизайнер - створення картинок, банерів</w:t>
+        <w:t>- Дизайнер - створення картинок, банерів</w:t>
       </w:r>
     </w:p>
     <w:p>
@@ -2890,16 +2438,7 @@
           <w:sz w:val="28"/>
           <w:szCs w:val="28"/>
         </w:rPr>
-        <w:t>-</w:t>
-      </w:r>
-      <w:r>
-        <w:rPr>
-          <w:b w:val="false"/>
-          <w:color w:val="auto"/>
-          <w:sz w:val="28"/>
-          <w:szCs w:val="28"/>
-        </w:rPr>
-        <w:t xml:space="preserve"> Відео продюсер - створення відео</w:t>
+        <w:t>- Відео продюсер - створення відео</w:t>
       </w:r>
     </w:p>
     <w:p>
@@ -2930,40 +2469,23 @@
           <w:sz w:val="28"/>
           <w:szCs w:val="28"/>
         </w:rPr>
-        <w:t>-</w:t>
-      </w:r>
-      <w:r>
-        <w:rPr>
-          <w:b w:val="false"/>
-          <w:color w:val="auto"/>
-          <w:sz w:val="28"/>
-          <w:szCs w:val="28"/>
-        </w:rPr>
-        <w:t xml:space="preserve"> Копірайтер - написання текстів</w:t>
-      </w:r>
-    </w:p>
-    <w:p>
-      <w:pPr>
-        <w:pStyle w:val="P1"/>
-        <w:rPr>
-          <w:color w:val="auto"/>
-        </w:rPr>
-      </w:pPr>
-      <w:r>
-        <w:rPr>
-          <w:color w:val="auto"/>
-          <w:sz w:val="28"/>
-          <w:szCs w:val="28"/>
-        </w:rPr>
-        <w:t>-</w:t>
-      </w:r>
-      <w:r>
-        <w:rPr>
-          <w:color w:val="auto"/>
-          <w:sz w:val="28"/>
-          <w:szCs w:val="28"/>
-        </w:rPr>
-        <w:t xml:space="preserve"> Інвестори</w:t>
+        <w:t>- Копірайтер - написання текстів</w:t>
+      </w:r>
+    </w:p>
+    <w:p>
+      <w:pPr>
+        <w:pStyle w:val="P1"/>
+        <w:rPr>
+          <w:color w:val="auto"/>
+        </w:rPr>
+      </w:pPr>
+      <w:r>
+        <w:rPr>
+          <w:color w:val="auto"/>
+          <w:sz w:val="28"/>
+          <w:szCs w:val="28"/>
+        </w:rPr>
+        <w:t>- Інвестори</w:t>
       </w:r>
     </w:p>
     <w:p>
@@ -2994,16 +2516,7 @@
           <w:sz w:val="28"/>
           <w:szCs w:val="28"/>
         </w:rPr>
-        <w:t>-</w:t>
-      </w:r>
-      <w:r>
-        <w:rPr>
-          <w:b w:val="false"/>
-          <w:color w:val="auto"/>
-          <w:sz w:val="28"/>
-          <w:szCs w:val="28"/>
-        </w:rPr>
-        <w:t xml:space="preserve"> Замовник (Маркетинговий менеджер) - дає завдання на проєкт</w:t>
+        <w:t>- Замовник (Маркетинговий менеджер) - дає завдання на проєкт</w:t>
       </w:r>
     </w:p>
     <w:p>
@@ -3034,40 +2547,23 @@
           <w:sz w:val="28"/>
           <w:szCs w:val="28"/>
         </w:rPr>
-        <w:t>-</w:t>
-      </w:r>
-      <w:r>
-        <w:rPr>
-          <w:b w:val="false"/>
-          <w:color w:val="auto"/>
-          <w:sz w:val="28"/>
-          <w:szCs w:val="28"/>
-        </w:rPr>
-        <w:t xml:space="preserve"> Інвестор (Виробники фільму) - дає гроші на проєкт</w:t>
-      </w:r>
-    </w:p>
-    <w:p>
-      <w:pPr>
-        <w:pStyle w:val="P1"/>
-        <w:rPr>
-          <w:color w:val="auto"/>
-        </w:rPr>
-      </w:pPr>
-      <w:r>
-        <w:rPr>
-          <w:color w:val="auto"/>
-          <w:sz w:val="28"/>
-          <w:szCs w:val="28"/>
-        </w:rPr>
-        <w:t>-</w:t>
-      </w:r>
-      <w:r>
-        <w:rPr>
-          <w:color w:val="auto"/>
-          <w:sz w:val="28"/>
-          <w:szCs w:val="28"/>
-        </w:rPr>
-        <w:t xml:space="preserve"> Платформи</w:t>
+        <w:t>- Інвестор (Виробники фільму) - дає гроші на проєкт</w:t>
+      </w:r>
+    </w:p>
+    <w:p>
+      <w:pPr>
+        <w:pStyle w:val="P1"/>
+        <w:rPr>
+          <w:color w:val="auto"/>
+        </w:rPr>
+      </w:pPr>
+      <w:r>
+        <w:rPr>
+          <w:color w:val="auto"/>
+          <w:sz w:val="28"/>
+          <w:szCs w:val="28"/>
+        </w:rPr>
+        <w:t>- Платформи</w:t>
       </w:r>
     </w:p>
     <w:p>
@@ -3098,16 +2594,7 @@
           <w:sz w:val="28"/>
           <w:szCs w:val="28"/>
         </w:rPr>
-        <w:t>-</w:t>
-      </w:r>
-      <w:r>
-        <w:rPr>
-          <w:b w:val="false"/>
-          <w:color w:val="auto"/>
-          <w:sz w:val="28"/>
-          <w:szCs w:val="28"/>
-        </w:rPr>
-        <w:t xml:space="preserve"> Соціальні мережі</w:t>
+        <w:t>- Соціальні мережі</w:t>
       </w:r>
     </w:p>
     <w:p>
@@ -3138,16 +2625,7 @@
           <w:sz w:val="28"/>
           <w:szCs w:val="28"/>
         </w:rPr>
-        <w:t>-</w:t>
-      </w:r>
-      <w:r>
-        <w:rPr>
-          <w:b w:val="false"/>
-          <w:color w:val="auto"/>
-          <w:sz w:val="28"/>
-          <w:szCs w:val="28"/>
-        </w:rPr>
-        <w:t xml:space="preserve"> Кінотеатри</w:t>
+        <w:t>- Кінотеатри</w:t>
       </w:r>
     </w:p>
     <w:p>
@@ -3178,16 +2656,7 @@
           <w:sz w:val="28"/>
           <w:szCs w:val="28"/>
         </w:rPr>
-        <w:t>-</w:t>
-      </w:r>
-      <w:r>
-        <w:rPr>
-          <w:b w:val="false"/>
-          <w:color w:val="auto"/>
-          <w:sz w:val="28"/>
-          <w:szCs w:val="28"/>
-        </w:rPr>
-        <w:t xml:space="preserve"> Білборди в місті</w:t>
+        <w:t>- Білборди в місті</w:t>
       </w:r>
     </w:p>
     <w:p>
@@ -3238,9 +2707,7 @@
         </w:rPr>
       </w:pPr>
       <w:r>
-        <w:rPr>
-          <w:color w:val="auto"/>
-        </w:rPr>
+        <w:rPr/>
         <w:drawing>
           <wp:inline distT="0" distB="0" distL="0" distR="0">
             <wp:extent cx="4412615" cy="7976870"/>
@@ -3410,9 +2877,7 @@
         </w:rPr>
       </w:pPr>
       <w:r>
-        <w:rPr>
-          <w:color w:val="auto"/>
-        </w:rPr>
+        <w:rPr/>
         <w:drawing>
           <wp:inline distT="0" distB="0" distL="0" distR="0">
             <wp:extent cx="5731510" cy="5400675"/>
@@ -3510,9 +2975,7 @@
         </w:rPr>
       </w:pPr>
       <w:r>
-        <w:rPr>
-          <w:color w:val="auto"/>
-        </w:rPr>
+        <w:rPr/>
         <w:drawing>
           <wp:inline distT="0" distB="0" distL="0" distR="0">
             <wp:extent cx="7212965" cy="3886200"/>
@@ -3587,9 +3050,7 @@
         </w:rPr>
       </w:pPr>
       <w:r>
-        <w:rPr>
-          <w:color w:val="auto"/>
-        </w:rPr>
+        <w:rPr/>
         <w:drawing>
           <wp:inline distT="0" distB="0" distL="0" distR="0">
             <wp:extent cx="7216140" cy="2675890"/>
@@ -3663,8 +3124,16 @@
           <w:szCs w:val="28"/>
           <w:lang w:val="uk-UA"/>
         </w:rPr>
-        <w:t xml:space="preserve">До задач додано працівників. </w:t>
-      </w:r>
+        <w:t>До задач додано працівників. Для кожної визначено дату початку і тривалість.</w:t>
+      </w:r>
+    </w:p>
+    <w:p>
+      <w:pPr>
+        <w:pStyle w:val="P1"/>
+        <w:rPr>
+          <w:color w:val="auto"/>
+        </w:rPr>
+      </w:pPr>
       <w:r>
         <w:rPr>
           <w:color w:val="auto"/>
@@ -3672,8 +3141,16 @@
           <w:szCs w:val="28"/>
           <w:lang w:val="uk-UA"/>
         </w:rPr>
-        <w:t xml:space="preserve">Для кожної </w:t>
-      </w:r>
+        <w:t>Залежності змінено так, щоб всі задачі були виконані до запуску реклами. Це зроблено паралельним виконанням медіа каналів та промо матеріалів.</w:t>
+      </w:r>
+    </w:p>
+    <w:p>
+      <w:pPr>
+        <w:pStyle w:val="P1"/>
+        <w:rPr>
+          <w:color w:val="auto"/>
+        </w:rPr>
+      </w:pPr>
       <w:r>
         <w:rPr>
           <w:color w:val="auto"/>
@@ -3681,7 +3158,16 @@
           <w:szCs w:val="28"/>
           <w:lang w:val="uk-UA"/>
         </w:rPr>
-        <w:t>визначено дат</w:t>
+        <w:t xml:space="preserve">В інструменті </w:t>
+      </w:r>
+      <w:r>
+        <w:rPr>
+          <w:color w:val="auto"/>
+          <w:sz w:val="28"/>
+          <w:szCs w:val="28"/>
+          <w:lang w:val="en-US"/>
+        </w:rPr>
+        <w:t xml:space="preserve">Trello </w:t>
       </w:r>
       <w:r>
         <w:rPr>
@@ -3690,17 +3176,20 @@
           <w:szCs w:val="28"/>
           <w:lang w:val="uk-UA"/>
         </w:rPr>
-        <w:t>у</w:t>
-      </w:r>
-      <w:r>
-        <w:rPr>
+        <w:t>було додано по одній задачі з кожної категорії на діаграмі:</w:t>
+      </w:r>
+    </w:p>
+    <w:p>
+      <w:pPr>
+        <w:pStyle w:val="P1"/>
+        <w:rPr>
+          <w:rFonts w:ascii="Times New Roman" w:hAnsi="Times New Roman"/>
           <w:color w:val="auto"/>
           <w:sz w:val="28"/>
           <w:szCs w:val="28"/>
           <w:lang w:val="uk-UA"/>
         </w:rPr>
-        <w:t xml:space="preserve"> початку </w:t>
-      </w:r>
+      </w:pPr>
       <w:r>
         <w:rPr>
           <w:color w:val="auto"/>
@@ -3708,196 +3197,6 @@
           <w:szCs w:val="28"/>
           <w:lang w:val="uk-UA"/>
         </w:rPr>
-        <w:t xml:space="preserve">і </w:t>
-      </w:r>
-      <w:r>
-        <w:rPr>
-          <w:color w:val="auto"/>
-          <w:sz w:val="28"/>
-          <w:szCs w:val="28"/>
-          <w:lang w:val="uk-UA"/>
-        </w:rPr>
-        <w:t>тривал</w:t>
-      </w:r>
-      <w:r>
-        <w:rPr>
-          <w:color w:val="auto"/>
-          <w:sz w:val="28"/>
-          <w:szCs w:val="28"/>
-          <w:lang w:val="uk-UA"/>
-        </w:rPr>
-        <w:t>ість</w:t>
-      </w:r>
-      <w:r>
-        <w:rPr>
-          <w:color w:val="auto"/>
-          <w:sz w:val="28"/>
-          <w:szCs w:val="28"/>
-          <w:lang w:val="uk-UA"/>
-        </w:rPr>
-        <w:t>.</w:t>
-      </w:r>
-    </w:p>
-    <w:p>
-      <w:pPr>
-        <w:pStyle w:val="P1"/>
-        <w:rPr>
-          <w:color w:val="auto"/>
-        </w:rPr>
-      </w:pPr>
-      <w:r>
-        <w:rPr>
-          <w:color w:val="auto"/>
-          <w:sz w:val="28"/>
-          <w:szCs w:val="28"/>
-          <w:lang w:val="uk-UA"/>
-        </w:rPr>
-        <w:t xml:space="preserve">Залежності </w:t>
-      </w:r>
-      <w:r>
-        <w:rPr>
-          <w:color w:val="auto"/>
-          <w:sz w:val="28"/>
-          <w:szCs w:val="28"/>
-          <w:lang w:val="uk-UA"/>
-        </w:rPr>
-        <w:t xml:space="preserve">змінено так, щоб всі задачі були виконані до запуску реклами. Це </w:t>
-      </w:r>
-      <w:r>
-        <w:rPr>
-          <w:color w:val="auto"/>
-          <w:sz w:val="28"/>
-          <w:szCs w:val="28"/>
-          <w:lang w:val="uk-UA"/>
-        </w:rPr>
-        <w:t xml:space="preserve">зроблено </w:t>
-      </w:r>
-      <w:r>
-        <w:rPr>
-          <w:color w:val="auto"/>
-          <w:sz w:val="28"/>
-          <w:szCs w:val="28"/>
-          <w:lang w:val="uk-UA"/>
-        </w:rPr>
-        <w:t>паралельн</w:t>
-      </w:r>
-      <w:r>
-        <w:rPr>
-          <w:color w:val="auto"/>
-          <w:sz w:val="28"/>
-          <w:szCs w:val="28"/>
-          <w:lang w:val="uk-UA"/>
-        </w:rPr>
-        <w:t>им</w:t>
-      </w:r>
-      <w:r>
-        <w:rPr>
-          <w:color w:val="auto"/>
-          <w:sz w:val="28"/>
-          <w:szCs w:val="28"/>
-          <w:lang w:val="uk-UA"/>
-        </w:rPr>
-        <w:t xml:space="preserve"> виконання</w:t>
-      </w:r>
-      <w:r>
-        <w:rPr>
-          <w:color w:val="auto"/>
-          <w:sz w:val="28"/>
-          <w:szCs w:val="28"/>
-          <w:lang w:val="uk-UA"/>
-        </w:rPr>
-        <w:t>м</w:t>
-      </w:r>
-      <w:r>
-        <w:rPr>
-          <w:color w:val="auto"/>
-          <w:sz w:val="28"/>
-          <w:szCs w:val="28"/>
-          <w:lang w:val="uk-UA"/>
-        </w:rPr>
-        <w:t xml:space="preserve"> медіа каналів та промо матеріалів.</w:t>
-      </w:r>
-    </w:p>
-    <w:p>
-      <w:pPr>
-        <w:pStyle w:val="P1"/>
-        <w:rPr>
-          <w:color w:val="auto"/>
-        </w:rPr>
-      </w:pPr>
-      <w:r>
-        <w:rPr>
-          <w:color w:val="auto"/>
-          <w:sz w:val="28"/>
-          <w:szCs w:val="28"/>
-          <w:lang w:val="uk-UA"/>
-        </w:rPr>
-        <w:t xml:space="preserve">В </w:t>
-      </w:r>
-      <w:r>
-        <w:rPr>
-          <w:color w:val="auto"/>
-          <w:sz w:val="28"/>
-          <w:szCs w:val="28"/>
-          <w:lang w:val="uk-UA"/>
-        </w:rPr>
-        <w:t xml:space="preserve">інструменті </w:t>
-      </w:r>
-      <w:r>
-        <w:rPr>
-          <w:color w:val="auto"/>
-          <w:sz w:val="28"/>
-          <w:szCs w:val="28"/>
-          <w:lang w:val="en-US"/>
-        </w:rPr>
-        <w:t xml:space="preserve">Trello </w:t>
-      </w:r>
-      <w:r>
-        <w:rPr>
-          <w:color w:val="auto"/>
-          <w:sz w:val="28"/>
-          <w:szCs w:val="28"/>
-          <w:lang w:val="uk-UA"/>
-        </w:rPr>
-        <w:t xml:space="preserve">було додано по одній задачі з кожної категорії </w:t>
-      </w:r>
-      <w:r>
-        <w:rPr>
-          <w:color w:val="auto"/>
-          <w:sz w:val="28"/>
-          <w:szCs w:val="28"/>
-          <w:lang w:val="uk-UA"/>
-        </w:rPr>
-        <w:t>на діаграмі</w:t>
-      </w:r>
-      <w:r>
-        <w:rPr>
-          <w:color w:val="auto"/>
-          <w:sz w:val="28"/>
-          <w:szCs w:val="28"/>
-          <w:lang w:val="uk-UA"/>
-        </w:rPr>
-        <w:t>:</w:t>
-      </w:r>
-    </w:p>
-    <w:p>
-      <w:pPr>
-        <w:pStyle w:val="P1"/>
-        <w:rPr>
-          <w:rFonts w:ascii="Times New Roman" w:hAnsi="Times New Roman"/>
-          <w:color w:val="auto"/>
-          <w:sz w:val="28"/>
-          <w:szCs w:val="28"/>
-          <w:lang w:val="uk-UA"/>
-        </w:rPr>
-      </w:pPr>
-      <w:r>
-        <w:rPr>
-          <w:color w:val="auto"/>
-          <w:sz w:val="28"/>
-          <w:szCs w:val="28"/>
-          <w:lang w:val="uk-UA"/>
-        </w:rPr>
       </w:r>
     </w:p>
     <w:p>
@@ -3935,9 +3234,7 @@
         </w:rPr>
       </w:pPr>
       <w:r>
-        <w:rPr>
-          <w:color w:val="auto"/>
-        </w:rPr>
+        <w:rPr/>
         <w:drawing>
           <wp:inline distT="0" distB="0" distL="0" distR="0">
             <wp:extent cx="5731510" cy="2679065"/>
@@ -3999,9 +3296,7 @@
         </w:rPr>
       </w:pPr>
       <w:r>
-        <w:rPr>
-          <w:color w:val="auto"/>
-        </w:rPr>
+        <w:rPr/>
         <w:drawing>
           <wp:inline distT="0" distB="0" distL="0" distR="0">
             <wp:extent cx="5731510" cy="8234680"/>
@@ -4063,9 +3358,7 @@
         </w:rPr>
       </w:pPr>
       <w:r>
-        <w:rPr>
-          <w:color w:val="auto"/>
-        </w:rPr>
+        <w:rPr/>
         <w:drawing>
           <wp:inline distT="0" distB="0" distL="0" distR="0">
             <wp:extent cx="5731510" cy="6832600"/>
@@ -4127,9 +3420,7 @@
         </w:rPr>
       </w:pPr>
       <w:r>
-        <w:rPr>
-          <w:color w:val="auto"/>
-        </w:rPr>
+        <w:rPr/>
         <w:drawing>
           <wp:inline distT="0" distB="0" distL="0" distR="0">
             <wp:extent cx="5731510" cy="6988175"/>
@@ -4191,9 +3482,7 @@
         </w:rPr>
       </w:pPr>
       <w:r>
-        <w:rPr>
-          <w:color w:val="auto"/>
-        </w:rPr>
+        <w:rPr/>
         <w:drawing>
           <wp:inline distT="0" distB="0" distL="0" distR="0">
             <wp:extent cx="5731510" cy="6807835"/>
@@ -4255,9 +3544,7 @@
         </w:rPr>
       </w:pPr>
       <w:r>
-        <w:rPr>
-          <w:color w:val="auto"/>
-        </w:rPr>
+        <w:rPr/>
         <w:drawing>
           <wp:inline distT="0" distB="0" distL="0" distR="0">
             <wp:extent cx="5731510" cy="7721600"/>
@@ -4372,25 +3659,7 @@
           <w:szCs w:val="28"/>
           <w:lang w:val="uk-UA"/>
         </w:rPr>
-        <w:t xml:space="preserve">Після цього було використано ШІ для </w:t>
-      </w:r>
-      <w:r>
-        <w:rPr>
-          <w:color w:val="auto"/>
-          <w:sz w:val="28"/>
-          <w:szCs w:val="28"/>
-          <w:lang w:val="uk-UA"/>
-        </w:rPr>
-        <w:t>виконання того ж</w:t>
-      </w:r>
-      <w:r>
-        <w:rPr>
-          <w:color w:val="auto"/>
-          <w:sz w:val="28"/>
-          <w:szCs w:val="28"/>
-          <w:lang w:val="uk-UA"/>
-        </w:rPr>
-        <w:t xml:space="preserve"> завдання:</w:t>
+        <w:t>Після цього було використано ШІ для виконання того ж завдання:</w:t>
       </w:r>
     </w:p>
     <w:p>
@@ -4865,8 +4134,8 @@
       </w:tblPr>
       <w:tblGrid>
         <w:gridCol w:w="3342"/>
-        <w:gridCol w:w="4711"/>
-        <w:gridCol w:w="973"/>
+        <w:gridCol w:w="4710"/>
+        <w:gridCol w:w="974"/>
       </w:tblGrid>
       <w:tr>
         <w:trPr>
@@ -4884,7 +4153,7 @@
           </w:tcPr>
           <w:p>
             <w:pPr>
-              <w:pStyle w:val="user6"/>
+              <w:pStyle w:val="Style17"/>
               <w:spacing w:lineRule="auto" w:line="240"/>
               <w:ind w:hanging="0"/>
               <w:rPr>
@@ -4905,7 +4174,7 @@
         </w:tc>
         <w:tc>
           <w:tcPr>
-            <w:tcW w:w="4711" w:type="dxa"/>
+            <w:tcW w:w="4710" w:type="dxa"/>
             <w:tcBorders>
               <w:top w:val="single" w:sz="4" w:space="0" w:color="000000"/>
               <w:left w:val="single" w:sz="4" w:space="0" w:color="000000"/>
@@ -4915,7 +4184,7 @@
           </w:tcPr>
           <w:p>
             <w:pPr>
-              <w:pStyle w:val="user6"/>
+              <w:pStyle w:val="Style17"/>
               <w:spacing w:lineRule="auto" w:line="240"/>
               <w:ind w:hanging="0"/>
               <w:rPr>
@@ -4936,7 +4205,7 @@
         </w:tc>
         <w:tc>
           <w:tcPr>
-            <w:tcW w:w="973" w:type="dxa"/>
+            <w:tcW w:w="974" w:type="dxa"/>
             <w:tcBorders>
               <w:top w:val="single" w:sz="4" w:space="0" w:color="000000"/>
               <w:left w:val="single" w:sz="4" w:space="0" w:color="000000"/>
@@ -4947,7 +4216,7 @@
           </w:tcPr>
           <w:p>
             <w:pPr>
-              <w:pStyle w:val="user6"/>
+              <w:pStyle w:val="Style17"/>
               <w:spacing w:lineRule="auto" w:line="240"/>
               <w:ind w:hanging="0"/>
               <w:rPr>
@@ -4980,7 +4249,7 @@
           </w:tcPr>
           <w:p>
             <w:pPr>
-              <w:pStyle w:val="user4"/>
+              <w:pStyle w:val="Style15"/>
               <w:spacing w:lineRule="auto" w:line="240"/>
               <w:ind w:hanging="0"/>
               <w:rPr>
@@ -5001,16 +4270,16 @@
         </w:tc>
         <w:tc>
           <w:tcPr>
-            <w:tcW w:w="4711" w:type="dxa"/>
-            <w:tcBorders>
-              <w:left w:val="single" w:sz="4" w:space="0" w:color="000000"/>
-              <w:bottom w:val="single" w:sz="4" w:space="0" w:color="000000"/>
-            </w:tcBorders>
-            <w:vAlign w:val="center"/>
-          </w:tcPr>
-          <w:p>
-            <w:pPr>
-              <w:pStyle w:val="user4"/>
+            <w:tcW w:w="4710" w:type="dxa"/>
+            <w:tcBorders>
+              <w:left w:val="single" w:sz="4" w:space="0" w:color="000000"/>
+              <w:bottom w:val="single" w:sz="4" w:space="0" w:color="000000"/>
+            </w:tcBorders>
+            <w:vAlign w:val="center"/>
+          </w:tcPr>
+          <w:p>
+            <w:pPr>
+              <w:pStyle w:val="Style15"/>
               <w:spacing w:lineRule="auto" w:line="240"/>
               <w:ind w:hanging="0"/>
               <w:rPr>
@@ -5031,7 +4300,7 @@
         </w:tc>
         <w:tc>
           <w:tcPr>
-            <w:tcW w:w="973" w:type="dxa"/>
+            <w:tcW w:w="974" w:type="dxa"/>
             <w:tcBorders>
               <w:left w:val="single" w:sz="4" w:space="0" w:color="000000"/>
               <w:bottom w:val="single" w:sz="4" w:space="0" w:color="000000"/>
@@ -5041,7 +4310,7 @@
           </w:tcPr>
           <w:p>
             <w:pPr>
-              <w:pStyle w:val="user4"/>
+              <w:pStyle w:val="Style15"/>
               <w:spacing w:lineRule="auto" w:line="240"/>
               <w:ind w:hanging="0"/>
               <w:rPr>
@@ -5074,7 +4343,7 @@
           </w:tcPr>
           <w:p>
             <w:pPr>
-              <w:pStyle w:val="user4"/>
+              <w:pStyle w:val="Style15"/>
               <w:spacing w:lineRule="auto" w:line="240"/>
               <w:ind w:hanging="0"/>
               <w:rPr>
@@ -5095,16 +4364,16 @@
         </w:tc>
         <w:tc>
           <w:tcPr>
-            <w:tcW w:w="4711" w:type="dxa"/>
-            <w:tcBorders>
-              <w:left w:val="single" w:sz="4" w:space="0" w:color="000000"/>
-              <w:bottom w:val="single" w:sz="4" w:space="0" w:color="000000"/>
-            </w:tcBorders>
-            <w:vAlign w:val="center"/>
-          </w:tcPr>
-          <w:p>
-            <w:pPr>
-              <w:pStyle w:val="user4"/>
+            <w:tcW w:w="4710" w:type="dxa"/>
+            <w:tcBorders>
+              <w:left w:val="single" w:sz="4" w:space="0" w:color="000000"/>
+              <w:bottom w:val="single" w:sz="4" w:space="0" w:color="000000"/>
+            </w:tcBorders>
+            <w:vAlign w:val="center"/>
+          </w:tcPr>
+          <w:p>
+            <w:pPr>
+              <w:pStyle w:val="Style15"/>
               <w:spacing w:lineRule="auto" w:line="240"/>
               <w:ind w:hanging="0"/>
               <w:rPr>
@@ -5125,7 +4394,7 @@
         </w:tc>
         <w:tc>
           <w:tcPr>
-            <w:tcW w:w="973" w:type="dxa"/>
+            <w:tcW w:w="974" w:type="dxa"/>
             <w:tcBorders>
               <w:left w:val="single" w:sz="4" w:space="0" w:color="000000"/>
               <w:bottom w:val="single" w:sz="4" w:space="0" w:color="000000"/>
@@ -5135,7 +4404,7 @@
           </w:tcPr>
           <w:p>
             <w:pPr>
-              <w:pStyle w:val="user4"/>
+              <w:pStyle w:val="Style15"/>
               <w:spacing w:lineRule="auto" w:line="240"/>
               <w:ind w:hanging="0"/>
               <w:rPr>
@@ -5168,7 +4437,7 @@
           </w:tcPr>
           <w:p>
             <w:pPr>
-              <w:pStyle w:val="user4"/>
+              <w:pStyle w:val="Style15"/>
               <w:spacing w:lineRule="auto" w:line="240"/>
               <w:ind w:hanging="0"/>
               <w:rPr>
@@ -5189,16 +4458,16 @@
         </w:tc>
         <w:tc>
           <w:tcPr>
-            <w:tcW w:w="4711" w:type="dxa"/>
-            <w:tcBorders>
-              <w:left w:val="single" w:sz="4" w:space="0" w:color="000000"/>
-              <w:bottom w:val="single" w:sz="4" w:space="0" w:color="000000"/>
-            </w:tcBorders>
-            <w:vAlign w:val="center"/>
-          </w:tcPr>
-          <w:p>
-            <w:pPr>
-              <w:pStyle w:val="user4"/>
+            <w:tcW w:w="4710" w:type="dxa"/>
+            <w:tcBorders>
+              <w:left w:val="single" w:sz="4" w:space="0" w:color="000000"/>
+              <w:bottom w:val="single" w:sz="4" w:space="0" w:color="000000"/>
+            </w:tcBorders>
+            <w:vAlign w:val="center"/>
+          </w:tcPr>
+          <w:p>
+            <w:pPr>
+              <w:pStyle w:val="Style15"/>
               <w:spacing w:lineRule="auto" w:line="240"/>
               <w:ind w:hanging="0"/>
               <w:rPr>
@@ -5219,7 +4488,7 @@
         </w:tc>
         <w:tc>
           <w:tcPr>
-            <w:tcW w:w="973" w:type="dxa"/>
+            <w:tcW w:w="974" w:type="dxa"/>
             <w:tcBorders>
               <w:left w:val="single" w:sz="4" w:space="0" w:color="000000"/>
               <w:bottom w:val="single" w:sz="4" w:space="0" w:color="000000"/>
@@ -5229,7 +4498,7 @@
           </w:tcPr>
           <w:p>
             <w:pPr>
-              <w:pStyle w:val="user4"/>
+              <w:pStyle w:val="Style15"/>
               <w:spacing w:lineRule="auto" w:line="240"/>
               <w:ind w:hanging="0"/>
               <w:rPr>
@@ -5262,7 +4531,7 @@
           </w:tcPr>
           <w:p>
             <w:pPr>
-              <w:pStyle w:val="user4"/>
+              <w:pStyle w:val="Style15"/>
               <w:spacing w:lineRule="auto" w:line="240"/>
               <w:ind w:hanging="0"/>
               <w:rPr>
@@ -5283,16 +4552,16 @@
         </w:tc>
         <w:tc>
           <w:tcPr>
-            <w:tcW w:w="4711" w:type="dxa"/>
-            <w:tcBorders>
-              <w:left w:val="single" w:sz="4" w:space="0" w:color="000000"/>
-              <w:bottom w:val="single" w:sz="4" w:space="0" w:color="000000"/>
-            </w:tcBorders>
-            <w:vAlign w:val="center"/>
-          </w:tcPr>
-          <w:p>
-            <w:pPr>
-              <w:pStyle w:val="user4"/>
+            <w:tcW w:w="4710" w:type="dxa"/>
+            <w:tcBorders>
+              <w:left w:val="single" w:sz="4" w:space="0" w:color="000000"/>
+              <w:bottom w:val="single" w:sz="4" w:space="0" w:color="000000"/>
+            </w:tcBorders>
+            <w:vAlign w:val="center"/>
+          </w:tcPr>
+          <w:p>
+            <w:pPr>
+              <w:pStyle w:val="Style15"/>
               <w:spacing w:lineRule="auto" w:line="240"/>
               <w:ind w:hanging="0"/>
               <w:rPr>
@@ -5313,7 +4582,7 @@
         </w:tc>
         <w:tc>
           <w:tcPr>
-            <w:tcW w:w="973" w:type="dxa"/>
+            <w:tcW w:w="974" w:type="dxa"/>
             <w:tcBorders>
               <w:left w:val="single" w:sz="4" w:space="0" w:color="000000"/>
               <w:bottom w:val="single" w:sz="4" w:space="0" w:color="000000"/>
@@ -5323,7 +4592,7 @@
           </w:tcPr>
           <w:p>
             <w:pPr>
-              <w:pStyle w:val="user4"/>
+              <w:pStyle w:val="Style15"/>
               <w:spacing w:lineRule="auto" w:line="240"/>
               <w:ind w:hanging="0"/>
               <w:rPr>
@@ -5356,7 +4625,7 @@
           </w:tcPr>
           <w:p>
             <w:pPr>
-              <w:pStyle w:val="user4"/>
+              <w:pStyle w:val="Style15"/>
               <w:spacing w:lineRule="auto" w:line="240"/>
               <w:ind w:hanging="0"/>
               <w:rPr>
@@ -5377,16 +4646,16 @@
         </w:tc>
         <w:tc>
           <w:tcPr>
-            <w:tcW w:w="4711" w:type="dxa"/>
-            <w:tcBorders>
-              <w:left w:val="single" w:sz="4" w:space="0" w:color="000000"/>
-              <w:bottom w:val="single" w:sz="4" w:space="0" w:color="000000"/>
-            </w:tcBorders>
-            <w:vAlign w:val="center"/>
-          </w:tcPr>
-          <w:p>
-            <w:pPr>
-              <w:pStyle w:val="user4"/>
+            <w:tcW w:w="4710" w:type="dxa"/>
+            <w:tcBorders>
+              <w:left w:val="single" w:sz="4" w:space="0" w:color="000000"/>
+              <w:bottom w:val="single" w:sz="4" w:space="0" w:color="000000"/>
+            </w:tcBorders>
+            <w:vAlign w:val="center"/>
+          </w:tcPr>
+          <w:p>
+            <w:pPr>
+              <w:pStyle w:val="Style15"/>
               <w:spacing w:lineRule="auto" w:line="240"/>
               <w:ind w:hanging="0"/>
               <w:rPr>
@@ -5407,7 +4676,7 @@
         </w:tc>
         <w:tc>
           <w:tcPr>
-            <w:tcW w:w="973" w:type="dxa"/>
+            <w:tcW w:w="974" w:type="dxa"/>
             <w:tcBorders>
               <w:left w:val="single" w:sz="4" w:space="0" w:color="000000"/>
               <w:bottom w:val="single" w:sz="4" w:space="0" w:color="000000"/>
@@ -5417,7 +4686,7 @@
           </w:tcPr>
           <w:p>
             <w:pPr>
-              <w:pStyle w:val="user4"/>
+              <w:pStyle w:val="Style15"/>
               <w:spacing w:lineRule="auto" w:line="240"/>
               <w:ind w:hanging="0"/>
               <w:rPr>
@@ -5450,7 +4719,7 @@
           </w:tcPr>
           <w:p>
             <w:pPr>
-              <w:pStyle w:val="user4"/>
+              <w:pStyle w:val="Style15"/>
               <w:spacing w:lineRule="auto" w:line="240"/>
               <w:ind w:hanging="0"/>
               <w:rPr>
@@ -5471,16 +4740,16 @@
         </w:tc>
         <w:tc>
           <w:tcPr>
-            <w:tcW w:w="4711" w:type="dxa"/>
-            <w:tcBorders>
-              <w:left w:val="single" w:sz="4" w:space="0" w:color="000000"/>
-              <w:bottom w:val="single" w:sz="4" w:space="0" w:color="000000"/>
-            </w:tcBorders>
-            <w:vAlign w:val="center"/>
-          </w:tcPr>
-          <w:p>
-            <w:pPr>
-              <w:pStyle w:val="user4"/>
+            <w:tcW w:w="4710" w:type="dxa"/>
+            <w:tcBorders>
+              <w:left w:val="single" w:sz="4" w:space="0" w:color="000000"/>
+              <w:bottom w:val="single" w:sz="4" w:space="0" w:color="000000"/>
+            </w:tcBorders>
+            <w:vAlign w:val="center"/>
+          </w:tcPr>
+          <w:p>
+            <w:pPr>
+              <w:pStyle w:val="Style15"/>
               <w:spacing w:lineRule="auto" w:line="240"/>
               <w:ind w:hanging="0"/>
               <w:rPr>
@@ -5501,7 +4770,7 @@
         </w:tc>
         <w:tc>
           <w:tcPr>
-            <w:tcW w:w="973" w:type="dxa"/>
+            <w:tcW w:w="974" w:type="dxa"/>
             <w:tcBorders>
               <w:left w:val="single" w:sz="4" w:space="0" w:color="000000"/>
               <w:bottom w:val="single" w:sz="4" w:space="0" w:color="000000"/>
@@ -5511,7 +4780,7 @@
           </w:tcPr>
           <w:p>
             <w:pPr>
-              <w:pStyle w:val="user4"/>
+              <w:pStyle w:val="Style15"/>
               <w:spacing w:lineRule="auto" w:line="240"/>
               <w:ind w:hanging="0"/>
               <w:rPr>
@@ -5544,7 +4813,7 @@
           </w:tcPr>
           <w:p>
             <w:pPr>
-              <w:pStyle w:val="user4"/>
+              <w:pStyle w:val="Style15"/>
               <w:spacing w:lineRule="auto" w:line="240"/>
               <w:ind w:hanging="0"/>
               <w:rPr>
@@ -5565,16 +4834,16 @@
         </w:tc>
         <w:tc>
           <w:tcPr>
-            <w:tcW w:w="4711" w:type="dxa"/>
-            <w:tcBorders>
-              <w:left w:val="single" w:sz="4" w:space="0" w:color="000000"/>
-              <w:bottom w:val="single" w:sz="4" w:space="0" w:color="000000"/>
-            </w:tcBorders>
-            <w:vAlign w:val="center"/>
-          </w:tcPr>
-          <w:p>
-            <w:pPr>
-              <w:pStyle w:val="user4"/>
+            <w:tcW w:w="4710" w:type="dxa"/>
+            <w:tcBorders>
+              <w:left w:val="single" w:sz="4" w:space="0" w:color="000000"/>
+              <w:bottom w:val="single" w:sz="4" w:space="0" w:color="000000"/>
+            </w:tcBorders>
+            <w:vAlign w:val="center"/>
+          </w:tcPr>
+          <w:p>
+            <w:pPr>
+              <w:pStyle w:val="Style15"/>
               <w:spacing w:lineRule="auto" w:line="240"/>
               <w:ind w:hanging="0"/>
               <w:rPr>
@@ -5595,7 +4864,7 @@
         </w:tc>
         <w:tc>
           <w:tcPr>
-            <w:tcW w:w="973" w:type="dxa"/>
+            <w:tcW w:w="974" w:type="dxa"/>
             <w:tcBorders>
               <w:left w:val="single" w:sz="4" w:space="0" w:color="000000"/>
               <w:bottom w:val="single" w:sz="4" w:space="0" w:color="000000"/>
@@ -5605,7 +4874,7 @@
           </w:tcPr>
           <w:p>
             <w:pPr>
-              <w:pStyle w:val="user4"/>
+              <w:pStyle w:val="Style15"/>
               <w:spacing w:lineRule="auto" w:line="240"/>
               <w:ind w:hanging="0"/>
               <w:rPr>
@@ -6403,11 +5672,11 @@
         </w:tblCellMar>
       </w:tblPr>
       <w:tblGrid>
-        <w:gridCol w:w="372"/>
-        <w:gridCol w:w="3239"/>
+        <w:gridCol w:w="371"/>
+        <w:gridCol w:w="3240"/>
+        <w:gridCol w:w="1804"/>
         <w:gridCol w:w="1805"/>
-        <w:gridCol w:w="1805"/>
-        <w:gridCol w:w="1805"/>
+        <w:gridCol w:w="1806"/>
       </w:tblGrid>
       <w:tr>
         <w:trPr>
@@ -6415,7 +5684,7 @@
         </w:trPr>
         <w:tc>
           <w:tcPr>
-            <w:tcW w:w="372" w:type="dxa"/>
+            <w:tcW w:w="371" w:type="dxa"/>
             <w:tcBorders>
               <w:top w:val="single" w:sz="4" w:space="0" w:color="000000"/>
               <w:left w:val="single" w:sz="4" w:space="0" w:color="000000"/>
@@ -6425,7 +5694,7 @@
           </w:tcPr>
           <w:p>
             <w:pPr>
-              <w:pStyle w:val="user6"/>
+              <w:pStyle w:val="Style17"/>
               <w:spacing w:lineRule="auto" w:line="240"/>
               <w:ind w:hanging="0"/>
               <w:rPr>
@@ -6444,7 +5713,7 @@
         </w:tc>
         <w:tc>
           <w:tcPr>
-            <w:tcW w:w="3239" w:type="dxa"/>
+            <w:tcW w:w="3240" w:type="dxa"/>
             <w:tcBorders>
               <w:top w:val="single" w:sz="4" w:space="0" w:color="000000"/>
               <w:left w:val="single" w:sz="4" w:space="0" w:color="000000"/>
@@ -6454,7 +5723,7 @@
           </w:tcPr>
           <w:p>
             <w:pPr>
-              <w:pStyle w:val="user6"/>
+              <w:pStyle w:val="Style17"/>
               <w:spacing w:lineRule="auto" w:line="240"/>
               <w:ind w:hanging="0"/>
               <w:rPr>
@@ -6473,6 +5742,35 @@
         </w:tc>
         <w:tc>
           <w:tcPr>
+            <w:tcW w:w="1804" w:type="dxa"/>
+            <w:tcBorders>
+              <w:top w:val="single" w:sz="4" w:space="0" w:color="000000"/>
+              <w:left w:val="single" w:sz="4" w:space="0" w:color="000000"/>
+              <w:bottom w:val="single" w:sz="4" w:space="0" w:color="000000"/>
+            </w:tcBorders>
+            <w:vAlign w:val="center"/>
+          </w:tcPr>
+          <w:p>
+            <w:pPr>
+              <w:pStyle w:val="Style17"/>
+              <w:spacing w:lineRule="auto" w:line="240"/>
+              <w:ind w:hanging="0"/>
+              <w:rPr>
+                <w:color w:val="auto"/>
+              </w:rPr>
+            </w:pPr>
+            <w:r>
+              <w:rPr>
+                <w:color w:val="auto"/>
+                <w:sz w:val="24"/>
+                <w:szCs w:val="24"/>
+              </w:rPr>
+              <w:t>Вплив</w:t>
+            </w:r>
+          </w:p>
+        </w:tc>
+        <w:tc>
+          <w:tcPr>
             <w:tcW w:w="1805" w:type="dxa"/>
             <w:tcBorders>
               <w:top w:val="single" w:sz="4" w:space="0" w:color="000000"/>
@@ -6483,66 +5781,37 @@
           </w:tcPr>
           <w:p>
             <w:pPr>
-              <w:pStyle w:val="user6"/>
-              <w:spacing w:lineRule="auto" w:line="240"/>
-              <w:ind w:hanging="0"/>
-              <w:rPr>
-                <w:color w:val="auto"/>
-              </w:rPr>
-            </w:pPr>
-            <w:r>
-              <w:rPr>
-                <w:color w:val="auto"/>
-                <w:sz w:val="24"/>
-                <w:szCs w:val="24"/>
-              </w:rPr>
-              <w:t>Вплив</w:t>
-            </w:r>
-          </w:p>
-        </w:tc>
-        <w:tc>
-          <w:tcPr>
-            <w:tcW w:w="1805" w:type="dxa"/>
+              <w:pStyle w:val="Style17"/>
+              <w:spacing w:lineRule="auto" w:line="240"/>
+              <w:ind w:hanging="0"/>
+              <w:rPr>
+                <w:color w:val="auto"/>
+              </w:rPr>
+            </w:pPr>
+            <w:r>
+              <w:rPr>
+                <w:color w:val="auto"/>
+                <w:sz w:val="24"/>
+                <w:szCs w:val="24"/>
+              </w:rPr>
+              <w:t>План реагування</w:t>
+            </w:r>
+          </w:p>
+        </w:tc>
+        <w:tc>
+          <w:tcPr>
+            <w:tcW w:w="1806" w:type="dxa"/>
             <w:tcBorders>
               <w:top w:val="single" w:sz="4" w:space="0" w:color="000000"/>
               <w:left w:val="single" w:sz="4" w:space="0" w:color="000000"/>
               <w:bottom w:val="single" w:sz="4" w:space="0" w:color="000000"/>
-            </w:tcBorders>
-            <w:vAlign w:val="center"/>
-          </w:tcPr>
-          <w:p>
-            <w:pPr>
-              <w:pStyle w:val="user6"/>
-              <w:spacing w:lineRule="auto" w:line="240"/>
-              <w:ind w:hanging="0"/>
-              <w:rPr>
-                <w:color w:val="auto"/>
-              </w:rPr>
-            </w:pPr>
-            <w:r>
-              <w:rPr>
-                <w:color w:val="auto"/>
-                <w:sz w:val="24"/>
-                <w:szCs w:val="24"/>
-              </w:rPr>
-              <w:t>План реагування</w:t>
-            </w:r>
-          </w:p>
-        </w:tc>
-        <w:tc>
-          <w:tcPr>
-            <w:tcW w:w="1805" w:type="dxa"/>
-            <w:tcBorders>
-              <w:top w:val="single" w:sz="4" w:space="0" w:color="000000"/>
-              <w:left w:val="single" w:sz="4" w:space="0" w:color="000000"/>
-              <w:bottom w:val="single" w:sz="4" w:space="0" w:color="000000"/>
               <w:right w:val="single" w:sz="4" w:space="0" w:color="000000"/>
             </w:tcBorders>
             <w:vAlign w:val="center"/>
           </w:tcPr>
           <w:p>
             <w:pPr>
-              <w:pStyle w:val="user6"/>
+              <w:pStyle w:val="Style17"/>
               <w:spacing w:lineRule="auto" w:line="240"/>
               <w:ind w:hanging="0"/>
               <w:rPr>
@@ -6564,16 +5833,16 @@
         <w:trPr/>
         <w:tc>
           <w:tcPr>
-            <w:tcW w:w="372" w:type="dxa"/>
-            <w:tcBorders>
-              <w:left w:val="single" w:sz="4" w:space="0" w:color="000000"/>
-              <w:bottom w:val="single" w:sz="4" w:space="0" w:color="000000"/>
-            </w:tcBorders>
-            <w:vAlign w:val="center"/>
-          </w:tcPr>
-          <w:p>
-            <w:pPr>
-              <w:pStyle w:val="user4"/>
+            <w:tcW w:w="371" w:type="dxa"/>
+            <w:tcBorders>
+              <w:left w:val="single" w:sz="4" w:space="0" w:color="000000"/>
+              <w:bottom w:val="single" w:sz="4" w:space="0" w:color="000000"/>
+            </w:tcBorders>
+            <w:vAlign w:val="center"/>
+          </w:tcPr>
+          <w:p>
+            <w:pPr>
+              <w:pStyle w:val="Style15"/>
               <w:spacing w:lineRule="auto" w:line="240"/>
               <w:ind w:hanging="0"/>
               <w:rPr>
@@ -6592,16 +5861,16 @@
         </w:tc>
         <w:tc>
           <w:tcPr>
-            <w:tcW w:w="3239" w:type="dxa"/>
-            <w:tcBorders>
-              <w:left w:val="single" w:sz="4" w:space="0" w:color="000000"/>
-              <w:bottom w:val="single" w:sz="4" w:space="0" w:color="000000"/>
-            </w:tcBorders>
-            <w:vAlign w:val="center"/>
-          </w:tcPr>
-          <w:p>
-            <w:pPr>
-              <w:pStyle w:val="user4"/>
+            <w:tcW w:w="3240" w:type="dxa"/>
+            <w:tcBorders>
+              <w:left w:val="single" w:sz="4" w:space="0" w:color="000000"/>
+              <w:bottom w:val="single" w:sz="4" w:space="0" w:color="000000"/>
+            </w:tcBorders>
+            <w:vAlign w:val="center"/>
+          </w:tcPr>
+          <w:p>
+            <w:pPr>
+              <w:pStyle w:val="Style15"/>
               <w:spacing w:lineRule="auto" w:line="240"/>
               <w:ind w:hanging="0"/>
               <w:rPr>
@@ -6620,6 +5889,34 @@
         </w:tc>
         <w:tc>
           <w:tcPr>
+            <w:tcW w:w="1804" w:type="dxa"/>
+            <w:tcBorders>
+              <w:left w:val="single" w:sz="4" w:space="0" w:color="000000"/>
+              <w:bottom w:val="single" w:sz="4" w:space="0" w:color="000000"/>
+            </w:tcBorders>
+            <w:vAlign w:val="center"/>
+          </w:tcPr>
+          <w:p>
+            <w:pPr>
+              <w:pStyle w:val="Style15"/>
+              <w:spacing w:lineRule="auto" w:line="240"/>
+              <w:ind w:hanging="0"/>
+              <w:rPr>
+                <w:color w:val="auto"/>
+              </w:rPr>
+            </w:pPr>
+            <w:r>
+              <w:rPr>
+                <w:color w:val="auto"/>
+                <w:sz w:val="24"/>
+                <w:szCs w:val="24"/>
+              </w:rPr>
+              <w:t>Порушення графіку, відтермінування прем’єри</w:t>
+            </w:r>
+          </w:p>
+        </w:tc>
+        <w:tc>
+          <w:tcPr>
             <w:tcW w:w="1805" w:type="dxa"/>
             <w:tcBorders>
               <w:left w:val="single" w:sz="4" w:space="0" w:color="000000"/>
@@ -6629,35 +5926,7 @@
           </w:tcPr>
           <w:p>
             <w:pPr>
-              <w:pStyle w:val="user4"/>
-              <w:spacing w:lineRule="auto" w:line="240"/>
-              <w:ind w:hanging="0"/>
-              <w:rPr>
-                <w:color w:val="auto"/>
-              </w:rPr>
-            </w:pPr>
-            <w:r>
-              <w:rPr>
-                <w:color w:val="auto"/>
-                <w:sz w:val="24"/>
-                <w:szCs w:val="24"/>
-              </w:rPr>
-              <w:t>Порушення графіку, відтермінування прем’єри</w:t>
-            </w:r>
-          </w:p>
-        </w:tc>
-        <w:tc>
-          <w:tcPr>
-            <w:tcW w:w="1805" w:type="dxa"/>
-            <w:tcBorders>
-              <w:left w:val="single" w:sz="4" w:space="0" w:color="000000"/>
-              <w:bottom w:val="single" w:sz="4" w:space="0" w:color="000000"/>
-            </w:tcBorders>
-            <w:vAlign w:val="center"/>
-          </w:tcPr>
-          <w:p>
-            <w:pPr>
-              <w:pStyle w:val="user4"/>
+              <w:pStyle w:val="Style15"/>
               <w:spacing w:lineRule="auto" w:line="240"/>
               <w:ind w:hanging="0"/>
               <w:rPr>
@@ -6676,7 +5945,7 @@
         </w:tc>
         <w:tc>
           <w:tcPr>
-            <w:tcW w:w="1805" w:type="dxa"/>
+            <w:tcW w:w="1806" w:type="dxa"/>
             <w:tcBorders>
               <w:left w:val="single" w:sz="4" w:space="0" w:color="000000"/>
               <w:bottom w:val="single" w:sz="4" w:space="0" w:color="000000"/>
@@ -6686,7 +5955,7 @@
           </w:tcPr>
           <w:p>
             <w:pPr>
-              <w:pStyle w:val="user4"/>
+              <w:pStyle w:val="Style15"/>
               <w:spacing w:lineRule="auto" w:line="240"/>
               <w:ind w:hanging="0"/>
               <w:rPr>
@@ -6708,16 +5977,16 @@
         <w:trPr/>
         <w:tc>
           <w:tcPr>
-            <w:tcW w:w="372" w:type="dxa"/>
-            <w:tcBorders>
-              <w:left w:val="single" w:sz="4" w:space="0" w:color="000000"/>
-              <w:bottom w:val="single" w:sz="4" w:space="0" w:color="000000"/>
-            </w:tcBorders>
-            <w:vAlign w:val="center"/>
-          </w:tcPr>
-          <w:p>
-            <w:pPr>
-              <w:pStyle w:val="user4"/>
+            <w:tcW w:w="371" w:type="dxa"/>
+            <w:tcBorders>
+              <w:left w:val="single" w:sz="4" w:space="0" w:color="000000"/>
+              <w:bottom w:val="single" w:sz="4" w:space="0" w:color="000000"/>
+            </w:tcBorders>
+            <w:vAlign w:val="center"/>
+          </w:tcPr>
+          <w:p>
+            <w:pPr>
+              <w:pStyle w:val="Style15"/>
               <w:spacing w:lineRule="auto" w:line="240"/>
               <w:ind w:hanging="0"/>
               <w:rPr>
@@ -6736,16 +6005,16 @@
         </w:tc>
         <w:tc>
           <w:tcPr>
-            <w:tcW w:w="3239" w:type="dxa"/>
-            <w:tcBorders>
-              <w:left w:val="single" w:sz="4" w:space="0" w:color="000000"/>
-              <w:bottom w:val="single" w:sz="4" w:space="0" w:color="000000"/>
-            </w:tcBorders>
-            <w:vAlign w:val="center"/>
-          </w:tcPr>
-          <w:p>
-            <w:pPr>
-              <w:pStyle w:val="user4"/>
+            <w:tcW w:w="3240" w:type="dxa"/>
+            <w:tcBorders>
+              <w:left w:val="single" w:sz="4" w:space="0" w:color="000000"/>
+              <w:bottom w:val="single" w:sz="4" w:space="0" w:color="000000"/>
+            </w:tcBorders>
+            <w:vAlign w:val="center"/>
+          </w:tcPr>
+          <w:p>
+            <w:pPr>
+              <w:pStyle w:val="Style15"/>
               <w:spacing w:lineRule="auto" w:line="240"/>
               <w:ind w:hanging="0"/>
               <w:rPr>
@@ -6764,6 +6033,34 @@
         </w:tc>
         <w:tc>
           <w:tcPr>
+            <w:tcW w:w="1804" w:type="dxa"/>
+            <w:tcBorders>
+              <w:left w:val="single" w:sz="4" w:space="0" w:color="000000"/>
+              <w:bottom w:val="single" w:sz="4" w:space="0" w:color="000000"/>
+            </w:tcBorders>
+            <w:vAlign w:val="center"/>
+          </w:tcPr>
+          <w:p>
+            <w:pPr>
+              <w:pStyle w:val="Style15"/>
+              <w:spacing w:lineRule="auto" w:line="240"/>
+              <w:ind w:hanging="0"/>
+              <w:rPr>
+                <w:color w:val="auto"/>
+              </w:rPr>
+            </w:pPr>
+            <w:r>
+              <w:rPr>
+                <w:color w:val="auto"/>
+                <w:sz w:val="24"/>
+                <w:szCs w:val="24"/>
+              </w:rPr>
+              <w:t>Недосягнення мети (менше 300 тис. переглядів)</w:t>
+            </w:r>
+          </w:p>
+        </w:tc>
+        <w:tc>
+          <w:tcPr>
             <w:tcW w:w="1805" w:type="dxa"/>
             <w:tcBorders>
               <w:left w:val="single" w:sz="4" w:space="0" w:color="000000"/>
@@ -6773,35 +6070,7 @@
           </w:tcPr>
           <w:p>
             <w:pPr>
-              <w:pStyle w:val="user4"/>
-              <w:spacing w:lineRule="auto" w:line="240"/>
-              <w:ind w:hanging="0"/>
-              <w:rPr>
-                <w:color w:val="auto"/>
-              </w:rPr>
-            </w:pPr>
-            <w:r>
-              <w:rPr>
-                <w:color w:val="auto"/>
-                <w:sz w:val="24"/>
-                <w:szCs w:val="24"/>
-              </w:rPr>
-              <w:t>Недосягнення мети (менше 300 тис. переглядів)</w:t>
-            </w:r>
-          </w:p>
-        </w:tc>
-        <w:tc>
-          <w:tcPr>
-            <w:tcW w:w="1805" w:type="dxa"/>
-            <w:tcBorders>
-              <w:left w:val="single" w:sz="4" w:space="0" w:color="000000"/>
-              <w:bottom w:val="single" w:sz="4" w:space="0" w:color="000000"/>
-            </w:tcBorders>
-            <w:vAlign w:val="center"/>
-          </w:tcPr>
-          <w:p>
-            <w:pPr>
-              <w:pStyle w:val="user4"/>
+              <w:pStyle w:val="Style15"/>
               <w:spacing w:lineRule="auto" w:line="240"/>
               <w:ind w:hanging="0"/>
               <w:rPr>
@@ -6820,7 +6089,7 @@
         </w:tc>
         <w:tc>
           <w:tcPr>
-            <w:tcW w:w="1805" w:type="dxa"/>
+            <w:tcW w:w="1806" w:type="dxa"/>
             <w:tcBorders>
               <w:left w:val="single" w:sz="4" w:space="0" w:color="000000"/>
               <w:bottom w:val="single" w:sz="4" w:space="0" w:color="000000"/>
@@ -6830,7 +6099,7 @@
           </w:tcPr>
           <w:p>
             <w:pPr>
-              <w:pStyle w:val="user4"/>
+              <w:pStyle w:val="Style15"/>
               <w:spacing w:lineRule="auto" w:line="240"/>
               <w:ind w:hanging="0"/>
               <w:rPr>
@@ -6852,16 +6121,16 @@
         <w:trPr/>
         <w:tc>
           <w:tcPr>
-            <w:tcW w:w="372" w:type="dxa"/>
-            <w:tcBorders>
-              <w:left w:val="single" w:sz="4" w:space="0" w:color="000000"/>
-              <w:bottom w:val="single" w:sz="4" w:space="0" w:color="000000"/>
-            </w:tcBorders>
-            <w:vAlign w:val="center"/>
-          </w:tcPr>
-          <w:p>
-            <w:pPr>
-              <w:pStyle w:val="user4"/>
+            <w:tcW w:w="371" w:type="dxa"/>
+            <w:tcBorders>
+              <w:left w:val="single" w:sz="4" w:space="0" w:color="000000"/>
+              <w:bottom w:val="single" w:sz="4" w:space="0" w:color="000000"/>
+            </w:tcBorders>
+            <w:vAlign w:val="center"/>
+          </w:tcPr>
+          <w:p>
+            <w:pPr>
+              <w:pStyle w:val="Style15"/>
               <w:spacing w:lineRule="auto" w:line="240"/>
               <w:ind w:hanging="0"/>
               <w:rPr>
@@ -6880,16 +6149,16 @@
         </w:tc>
         <w:tc>
           <w:tcPr>
-            <w:tcW w:w="3239" w:type="dxa"/>
-            <w:tcBorders>
-              <w:left w:val="single" w:sz="4" w:space="0" w:color="000000"/>
-              <w:bottom w:val="single" w:sz="4" w:space="0" w:color="000000"/>
-            </w:tcBorders>
-            <w:vAlign w:val="center"/>
-          </w:tcPr>
-          <w:p>
-            <w:pPr>
-              <w:pStyle w:val="user4"/>
+            <w:tcW w:w="3240" w:type="dxa"/>
+            <w:tcBorders>
+              <w:left w:val="single" w:sz="4" w:space="0" w:color="000000"/>
+              <w:bottom w:val="single" w:sz="4" w:space="0" w:color="000000"/>
+            </w:tcBorders>
+            <w:vAlign w:val="center"/>
+          </w:tcPr>
+          <w:p>
+            <w:pPr>
+              <w:pStyle w:val="Style15"/>
               <w:spacing w:lineRule="auto" w:line="240"/>
               <w:ind w:hanging="0"/>
               <w:rPr>
@@ -6908,6 +6177,34 @@
         </w:tc>
         <w:tc>
           <w:tcPr>
+            <w:tcW w:w="1804" w:type="dxa"/>
+            <w:tcBorders>
+              <w:left w:val="single" w:sz="4" w:space="0" w:color="000000"/>
+              <w:bottom w:val="single" w:sz="4" w:space="0" w:color="000000"/>
+            </w:tcBorders>
+            <w:vAlign w:val="center"/>
+          </w:tcPr>
+          <w:p>
+            <w:pPr>
+              <w:pStyle w:val="Style15"/>
+              <w:spacing w:lineRule="auto" w:line="240"/>
+              <w:ind w:hanging="0"/>
+              <w:rPr>
+                <w:color w:val="auto"/>
+              </w:rPr>
+            </w:pPr>
+            <w:r>
+              <w:rPr>
+                <w:color w:val="auto"/>
+                <w:sz w:val="24"/>
+                <w:szCs w:val="24"/>
+              </w:rPr>
+              <w:t>Заборона на публікацію матеріалів</w:t>
+            </w:r>
+          </w:p>
+        </w:tc>
+        <w:tc>
+          <w:tcPr>
             <w:tcW w:w="1805" w:type="dxa"/>
             <w:tcBorders>
               <w:left w:val="single" w:sz="4" w:space="0" w:color="000000"/>
@@ -6917,35 +6214,7 @@
           </w:tcPr>
           <w:p>
             <w:pPr>
-              <w:pStyle w:val="user4"/>
-              <w:spacing w:lineRule="auto" w:line="240"/>
-              <w:ind w:hanging="0"/>
-              <w:rPr>
-                <w:color w:val="auto"/>
-              </w:rPr>
-            </w:pPr>
-            <w:r>
-              <w:rPr>
-                <w:color w:val="auto"/>
-                <w:sz w:val="24"/>
-                <w:szCs w:val="24"/>
-              </w:rPr>
-              <w:t>Заборона на публікацію матеріалів</w:t>
-            </w:r>
-          </w:p>
-        </w:tc>
-        <w:tc>
-          <w:tcPr>
-            <w:tcW w:w="1805" w:type="dxa"/>
-            <w:tcBorders>
-              <w:left w:val="single" w:sz="4" w:space="0" w:color="000000"/>
-              <w:bottom w:val="single" w:sz="4" w:space="0" w:color="000000"/>
-            </w:tcBorders>
-            <w:vAlign w:val="center"/>
-          </w:tcPr>
-          <w:p>
-            <w:pPr>
-              <w:pStyle w:val="user4"/>
+              <w:pStyle w:val="Style15"/>
               <w:spacing w:lineRule="auto" w:line="240"/>
               <w:ind w:hanging="0"/>
               <w:rPr>
@@ -6964,7 +6233,7 @@
         </w:tc>
         <w:tc>
           <w:tcPr>
-            <w:tcW w:w="1805" w:type="dxa"/>
+            <w:tcW w:w="1806" w:type="dxa"/>
             <w:tcBorders>
               <w:left w:val="single" w:sz="4" w:space="0" w:color="000000"/>
               <w:bottom w:val="single" w:sz="4" w:space="0" w:color="000000"/>
@@ -6974,7 +6243,7 @@
           </w:tcPr>
           <w:p>
             <w:pPr>
-              <w:pStyle w:val="user4"/>
+              <w:pStyle w:val="Style15"/>
               <w:spacing w:lineRule="auto" w:line="240"/>
               <w:ind w:hanging="0"/>
               <w:rPr>
@@ -6996,16 +6265,16 @@
         <w:trPr/>
         <w:tc>
           <w:tcPr>
-            <w:tcW w:w="372" w:type="dxa"/>
-            <w:tcBorders>
-              <w:left w:val="single" w:sz="4" w:space="0" w:color="000000"/>
-              <w:bottom w:val="single" w:sz="4" w:space="0" w:color="000000"/>
-            </w:tcBorders>
-            <w:vAlign w:val="center"/>
-          </w:tcPr>
-          <w:p>
-            <w:pPr>
-              <w:pStyle w:val="user4"/>
+            <w:tcW w:w="371" w:type="dxa"/>
+            <w:tcBorders>
+              <w:left w:val="single" w:sz="4" w:space="0" w:color="000000"/>
+              <w:bottom w:val="single" w:sz="4" w:space="0" w:color="000000"/>
+            </w:tcBorders>
+            <w:vAlign w:val="center"/>
+          </w:tcPr>
+          <w:p>
+            <w:pPr>
+              <w:pStyle w:val="Style15"/>
               <w:spacing w:lineRule="auto" w:line="240"/>
               <w:ind w:hanging="0"/>
               <w:rPr>
@@ -7024,16 +6293,16 @@
         </w:tc>
         <w:tc>
           <w:tcPr>
-            <w:tcW w:w="3239" w:type="dxa"/>
-            <w:tcBorders>
-              <w:left w:val="single" w:sz="4" w:space="0" w:color="000000"/>
-              <w:bottom w:val="single" w:sz="4" w:space="0" w:color="000000"/>
-            </w:tcBorders>
-            <w:vAlign w:val="center"/>
-          </w:tcPr>
-          <w:p>
-            <w:pPr>
-              <w:pStyle w:val="user4"/>
+            <w:tcW w:w="3240" w:type="dxa"/>
+            <w:tcBorders>
+              <w:left w:val="single" w:sz="4" w:space="0" w:color="000000"/>
+              <w:bottom w:val="single" w:sz="4" w:space="0" w:color="000000"/>
+            </w:tcBorders>
+            <w:vAlign w:val="center"/>
+          </w:tcPr>
+          <w:p>
+            <w:pPr>
+              <w:pStyle w:val="Style15"/>
               <w:spacing w:lineRule="auto" w:line="240"/>
               <w:ind w:hanging="0"/>
               <w:rPr>
@@ -7052,6 +6321,34 @@
         </w:tc>
         <w:tc>
           <w:tcPr>
+            <w:tcW w:w="1804" w:type="dxa"/>
+            <w:tcBorders>
+              <w:left w:val="single" w:sz="4" w:space="0" w:color="000000"/>
+              <w:bottom w:val="single" w:sz="4" w:space="0" w:color="000000"/>
+            </w:tcBorders>
+            <w:vAlign w:val="center"/>
+          </w:tcPr>
+          <w:p>
+            <w:pPr>
+              <w:pStyle w:val="Style15"/>
+              <w:spacing w:lineRule="auto" w:line="240"/>
+              <w:ind w:hanging="0"/>
+              <w:rPr>
+                <w:color w:val="auto"/>
+              </w:rPr>
+            </w:pPr>
+            <w:r>
+              <w:rPr>
+                <w:color w:val="auto"/>
+                <w:sz w:val="24"/>
+                <w:szCs w:val="24"/>
+              </w:rPr>
+              <w:t>Неможливість завершити окремі етапи</w:t>
+            </w:r>
+          </w:p>
+        </w:tc>
+        <w:tc>
+          <w:tcPr>
             <w:tcW w:w="1805" w:type="dxa"/>
             <w:tcBorders>
               <w:left w:val="single" w:sz="4" w:space="0" w:color="000000"/>
@@ -7061,35 +6358,7 @@
           </w:tcPr>
           <w:p>
             <w:pPr>
-              <w:pStyle w:val="user4"/>
-              <w:spacing w:lineRule="auto" w:line="240"/>
-              <w:ind w:hanging="0"/>
-              <w:rPr>
-                <w:color w:val="auto"/>
-              </w:rPr>
-            </w:pPr>
-            <w:r>
-              <w:rPr>
-                <w:color w:val="auto"/>
-                <w:sz w:val="24"/>
-                <w:szCs w:val="24"/>
-              </w:rPr>
-              <w:t>Неможливість завершити окремі етапи</w:t>
-            </w:r>
-          </w:p>
-        </w:tc>
-        <w:tc>
-          <w:tcPr>
-            <w:tcW w:w="1805" w:type="dxa"/>
-            <w:tcBorders>
-              <w:left w:val="single" w:sz="4" w:space="0" w:color="000000"/>
-              <w:bottom w:val="single" w:sz="4" w:space="0" w:color="000000"/>
-            </w:tcBorders>
-            <w:vAlign w:val="center"/>
-          </w:tcPr>
-          <w:p>
-            <w:pPr>
-              <w:pStyle w:val="user4"/>
+              <w:pStyle w:val="Style15"/>
               <w:spacing w:lineRule="auto" w:line="240"/>
               <w:ind w:hanging="0"/>
               <w:rPr>
@@ -7108,7 +6377,7 @@
         </w:tc>
         <w:tc>
           <w:tcPr>
-            <w:tcW w:w="1805" w:type="dxa"/>
+            <w:tcW w:w="1806" w:type="dxa"/>
             <w:tcBorders>
               <w:left w:val="single" w:sz="4" w:space="0" w:color="000000"/>
               <w:bottom w:val="single" w:sz="4" w:space="0" w:color="000000"/>
@@ -7118,7 +6387,7 @@
           </w:tcPr>
           <w:p>
             <w:pPr>
-              <w:pStyle w:val="user4"/>
+              <w:pStyle w:val="Style15"/>
               <w:spacing w:lineRule="auto" w:line="240"/>
               <w:ind w:hanging="0"/>
               <w:rPr>
@@ -7140,16 +6409,16 @@
         <w:trPr/>
         <w:tc>
           <w:tcPr>
-            <w:tcW w:w="372" w:type="dxa"/>
-            <w:tcBorders>
-              <w:left w:val="single" w:sz="4" w:space="0" w:color="000000"/>
-              <w:bottom w:val="single" w:sz="4" w:space="0" w:color="000000"/>
-            </w:tcBorders>
-            <w:vAlign w:val="center"/>
-          </w:tcPr>
-          <w:p>
-            <w:pPr>
-              <w:pStyle w:val="user4"/>
+            <w:tcW w:w="371" w:type="dxa"/>
+            <w:tcBorders>
+              <w:left w:val="single" w:sz="4" w:space="0" w:color="000000"/>
+              <w:bottom w:val="single" w:sz="4" w:space="0" w:color="000000"/>
+            </w:tcBorders>
+            <w:vAlign w:val="center"/>
+          </w:tcPr>
+          <w:p>
+            <w:pPr>
+              <w:pStyle w:val="Style15"/>
               <w:spacing w:lineRule="auto" w:line="240"/>
               <w:ind w:hanging="0"/>
               <w:rPr>
@@ -7168,16 +6437,16 @@
         </w:tc>
         <w:tc>
           <w:tcPr>
-            <w:tcW w:w="3239" w:type="dxa"/>
-            <w:tcBorders>
-              <w:left w:val="single" w:sz="4" w:space="0" w:color="000000"/>
-              <w:bottom w:val="single" w:sz="4" w:space="0" w:color="000000"/>
-            </w:tcBorders>
-            <w:vAlign w:val="center"/>
-          </w:tcPr>
-          <w:p>
-            <w:pPr>
-              <w:pStyle w:val="user4"/>
+            <w:tcW w:w="3240" w:type="dxa"/>
+            <w:tcBorders>
+              <w:left w:val="single" w:sz="4" w:space="0" w:color="000000"/>
+              <w:bottom w:val="single" w:sz="4" w:space="0" w:color="000000"/>
+            </w:tcBorders>
+            <w:vAlign w:val="center"/>
+          </w:tcPr>
+          <w:p>
+            <w:pPr>
+              <w:pStyle w:val="Style15"/>
               <w:spacing w:lineRule="auto" w:line="240"/>
               <w:ind w:hanging="0"/>
               <w:rPr>
@@ -7196,6 +6465,34 @@
         </w:tc>
         <w:tc>
           <w:tcPr>
+            <w:tcW w:w="1804" w:type="dxa"/>
+            <w:tcBorders>
+              <w:left w:val="single" w:sz="4" w:space="0" w:color="000000"/>
+              <w:bottom w:val="single" w:sz="4" w:space="0" w:color="000000"/>
+            </w:tcBorders>
+            <w:vAlign w:val="center"/>
+          </w:tcPr>
+          <w:p>
+            <w:pPr>
+              <w:pStyle w:val="Style15"/>
+              <w:spacing w:lineRule="auto" w:line="240"/>
+              <w:ind w:hanging="0"/>
+              <w:rPr>
+                <w:color w:val="auto"/>
+              </w:rPr>
+            </w:pPr>
+            <w:r>
+              <w:rPr>
+                <w:color w:val="auto"/>
+                <w:sz w:val="24"/>
+                <w:szCs w:val="24"/>
+              </w:rPr>
+              <w:t>Зрив запуску реклами або онлайн-показів</w:t>
+            </w:r>
+          </w:p>
+        </w:tc>
+        <w:tc>
+          <w:tcPr>
             <w:tcW w:w="1805" w:type="dxa"/>
             <w:tcBorders>
               <w:left w:val="single" w:sz="4" w:space="0" w:color="000000"/>
@@ -7205,35 +6502,7 @@
           </w:tcPr>
           <w:p>
             <w:pPr>
-              <w:pStyle w:val="user4"/>
-              <w:spacing w:lineRule="auto" w:line="240"/>
-              <w:ind w:hanging="0"/>
-              <w:rPr>
-                <w:color w:val="auto"/>
-              </w:rPr>
-            </w:pPr>
-            <w:r>
-              <w:rPr>
-                <w:color w:val="auto"/>
-                <w:sz w:val="24"/>
-                <w:szCs w:val="24"/>
-              </w:rPr>
-              <w:t>Зрив запуску реклами або онлайн-показів</w:t>
-            </w:r>
-          </w:p>
-        </w:tc>
-        <w:tc>
-          <w:tcPr>
-            <w:tcW w:w="1805" w:type="dxa"/>
-            <w:tcBorders>
-              <w:left w:val="single" w:sz="4" w:space="0" w:color="000000"/>
-              <w:bottom w:val="single" w:sz="4" w:space="0" w:color="000000"/>
-            </w:tcBorders>
-            <w:vAlign w:val="center"/>
-          </w:tcPr>
-          <w:p>
-            <w:pPr>
-              <w:pStyle w:val="user4"/>
+              <w:pStyle w:val="Style15"/>
               <w:spacing w:lineRule="auto" w:line="240"/>
               <w:ind w:hanging="0"/>
               <w:rPr>
@@ -7252,7 +6521,7 @@
         </w:tc>
         <w:tc>
           <w:tcPr>
-            <w:tcW w:w="1805" w:type="dxa"/>
+            <w:tcW w:w="1806" w:type="dxa"/>
             <w:tcBorders>
               <w:left w:val="single" w:sz="4" w:space="0" w:color="000000"/>
               <w:bottom w:val="single" w:sz="4" w:space="0" w:color="000000"/>
@@ -7262,7 +6531,7 @@
           </w:tcPr>
           <w:p>
             <w:pPr>
-              <w:pStyle w:val="user4"/>
+              <w:pStyle w:val="Style15"/>
               <w:spacing w:lineRule="auto" w:line="240"/>
               <w:ind w:hanging="0"/>
               <w:rPr>
@@ -7284,16 +6553,16 @@
         <w:trPr/>
         <w:tc>
           <w:tcPr>
-            <w:tcW w:w="372" w:type="dxa"/>
-            <w:tcBorders>
-              <w:left w:val="single" w:sz="4" w:space="0" w:color="000000"/>
-              <w:bottom w:val="single" w:sz="4" w:space="0" w:color="000000"/>
-            </w:tcBorders>
-            <w:vAlign w:val="center"/>
-          </w:tcPr>
-          <w:p>
-            <w:pPr>
-              <w:pStyle w:val="user4"/>
+            <w:tcW w:w="371" w:type="dxa"/>
+            <w:tcBorders>
+              <w:left w:val="single" w:sz="4" w:space="0" w:color="000000"/>
+              <w:bottom w:val="single" w:sz="4" w:space="0" w:color="000000"/>
+            </w:tcBorders>
+            <w:vAlign w:val="center"/>
+          </w:tcPr>
+          <w:p>
+            <w:pPr>
+              <w:pStyle w:val="Style15"/>
               <w:spacing w:lineRule="auto" w:line="240"/>
               <w:ind w:hanging="0"/>
               <w:rPr>
@@ -7312,16 +6581,16 @@
         </w:tc>
         <w:tc>
           <w:tcPr>
-            <w:tcW w:w="3239" w:type="dxa"/>
-            <w:tcBorders>
-              <w:left w:val="single" w:sz="4" w:space="0" w:color="000000"/>
-              <w:bottom w:val="single" w:sz="4" w:space="0" w:color="000000"/>
-            </w:tcBorders>
-            <w:vAlign w:val="center"/>
-          </w:tcPr>
-          <w:p>
-            <w:pPr>
-              <w:pStyle w:val="user4"/>
+            <w:tcW w:w="3240" w:type="dxa"/>
+            <w:tcBorders>
+              <w:left w:val="single" w:sz="4" w:space="0" w:color="000000"/>
+              <w:bottom w:val="single" w:sz="4" w:space="0" w:color="000000"/>
+            </w:tcBorders>
+            <w:vAlign w:val="center"/>
+          </w:tcPr>
+          <w:p>
+            <w:pPr>
+              <w:pStyle w:val="Style15"/>
               <w:spacing w:lineRule="auto" w:line="240"/>
               <w:ind w:hanging="0"/>
               <w:rPr>
@@ -7340,6 +6609,34 @@
         </w:tc>
         <w:tc>
           <w:tcPr>
+            <w:tcW w:w="1804" w:type="dxa"/>
+            <w:tcBorders>
+              <w:left w:val="single" w:sz="4" w:space="0" w:color="000000"/>
+              <w:bottom w:val="single" w:sz="4" w:space="0" w:color="000000"/>
+            </w:tcBorders>
+            <w:vAlign w:val="center"/>
+          </w:tcPr>
+          <w:p>
+            <w:pPr>
+              <w:pStyle w:val="Style15"/>
+              <w:spacing w:lineRule="auto" w:line="240"/>
+              <w:ind w:hanging="0"/>
+              <w:rPr>
+                <w:color w:val="auto"/>
+              </w:rPr>
+            </w:pPr>
+            <w:r>
+              <w:rPr>
+                <w:color w:val="auto"/>
+                <w:sz w:val="24"/>
+                <w:szCs w:val="24"/>
+              </w:rPr>
+              <w:t>Зниження інтересу, репутаційні втрати</w:t>
+            </w:r>
+          </w:p>
+        </w:tc>
+        <w:tc>
+          <w:tcPr>
             <w:tcW w:w="1805" w:type="dxa"/>
             <w:tcBorders>
               <w:left w:val="single" w:sz="4" w:space="0" w:color="000000"/>
@@ -7349,35 +6646,7 @@
           </w:tcPr>
           <w:p>
             <w:pPr>
-              <w:pStyle w:val="user4"/>
-              <w:spacing w:lineRule="auto" w:line="240"/>
-              <w:ind w:hanging="0"/>
-              <w:rPr>
-                <w:color w:val="auto"/>
-              </w:rPr>
-            </w:pPr>
-            <w:r>
-              <w:rPr>
-                <w:color w:val="auto"/>
-                <w:sz w:val="24"/>
-                <w:szCs w:val="24"/>
-              </w:rPr>
-              <w:t>Зниження інтересу, репутаційні втрати</w:t>
-            </w:r>
-          </w:p>
-        </w:tc>
-        <w:tc>
-          <w:tcPr>
-            <w:tcW w:w="1805" w:type="dxa"/>
-            <w:tcBorders>
-              <w:left w:val="single" w:sz="4" w:space="0" w:color="000000"/>
-              <w:bottom w:val="single" w:sz="4" w:space="0" w:color="000000"/>
-            </w:tcBorders>
-            <w:vAlign w:val="center"/>
-          </w:tcPr>
-          <w:p>
-            <w:pPr>
-              <w:pStyle w:val="user4"/>
+              <w:pStyle w:val="Style15"/>
               <w:spacing w:lineRule="auto" w:line="240"/>
               <w:ind w:hanging="0"/>
               <w:rPr>
@@ -7396,7 +6665,7 @@
         </w:tc>
         <w:tc>
           <w:tcPr>
-            <w:tcW w:w="1805" w:type="dxa"/>
+            <w:tcW w:w="1806" w:type="dxa"/>
             <w:tcBorders>
               <w:left w:val="single" w:sz="4" w:space="0" w:color="000000"/>
               <w:bottom w:val="single" w:sz="4" w:space="0" w:color="000000"/>
@@ -7406,7 +6675,7 @@
           </w:tcPr>
           <w:p>
             <w:pPr>
-              <w:pStyle w:val="user4"/>
+              <w:pStyle w:val="Style15"/>
               <w:spacing w:lineRule="auto" w:line="240"/>
               <w:ind w:hanging="0"/>
               <w:rPr>
@@ -7428,16 +6697,16 @@
         <w:trPr/>
         <w:tc>
           <w:tcPr>
-            <w:tcW w:w="372" w:type="dxa"/>
-            <w:tcBorders>
-              <w:left w:val="single" w:sz="4" w:space="0" w:color="000000"/>
-              <w:bottom w:val="single" w:sz="4" w:space="0" w:color="000000"/>
-            </w:tcBorders>
-            <w:vAlign w:val="center"/>
-          </w:tcPr>
-          <w:p>
-            <w:pPr>
-              <w:pStyle w:val="user4"/>
+            <w:tcW w:w="371" w:type="dxa"/>
+            <w:tcBorders>
+              <w:left w:val="single" w:sz="4" w:space="0" w:color="000000"/>
+              <w:bottom w:val="single" w:sz="4" w:space="0" w:color="000000"/>
+            </w:tcBorders>
+            <w:vAlign w:val="center"/>
+          </w:tcPr>
+          <w:p>
+            <w:pPr>
+              <w:pStyle w:val="Style15"/>
               <w:spacing w:lineRule="auto" w:line="240"/>
               <w:ind w:hanging="0"/>
               <w:rPr>
@@ -7456,16 +6725,16 @@
         </w:tc>
         <w:tc>
           <w:tcPr>
-            <w:tcW w:w="3239" w:type="dxa"/>
-            <w:tcBorders>
-              <w:left w:val="single" w:sz="4" w:space="0" w:color="000000"/>
-              <w:bottom w:val="single" w:sz="4" w:space="0" w:color="000000"/>
-            </w:tcBorders>
-            <w:vAlign w:val="center"/>
-          </w:tcPr>
-          <w:p>
-            <w:pPr>
-              <w:pStyle w:val="user4"/>
+            <w:tcW w:w="3240" w:type="dxa"/>
+            <w:tcBorders>
+              <w:left w:val="single" w:sz="4" w:space="0" w:color="000000"/>
+              <w:bottom w:val="single" w:sz="4" w:space="0" w:color="000000"/>
+            </w:tcBorders>
+            <w:vAlign w:val="center"/>
+          </w:tcPr>
+          <w:p>
+            <w:pPr>
+              <w:pStyle w:val="Style15"/>
               <w:spacing w:lineRule="auto" w:line="240"/>
               <w:ind w:hanging="0"/>
               <w:rPr>
@@ -7484,6 +6753,34 @@
         </w:tc>
         <w:tc>
           <w:tcPr>
+            <w:tcW w:w="1804" w:type="dxa"/>
+            <w:tcBorders>
+              <w:left w:val="single" w:sz="4" w:space="0" w:color="000000"/>
+              <w:bottom w:val="single" w:sz="4" w:space="0" w:color="000000"/>
+            </w:tcBorders>
+            <w:vAlign w:val="center"/>
+          </w:tcPr>
+          <w:p>
+            <w:pPr>
+              <w:pStyle w:val="Style15"/>
+              <w:spacing w:lineRule="auto" w:line="240"/>
+              <w:ind w:hanging="0"/>
+              <w:rPr>
+                <w:color w:val="auto"/>
+              </w:rPr>
+            </w:pPr>
+            <w:r>
+              <w:rPr>
+                <w:color w:val="auto"/>
+                <w:sz w:val="24"/>
+                <w:szCs w:val="24"/>
+              </w:rPr>
+              <w:t>Можливе відтермінування або заборона подій</w:t>
+            </w:r>
+          </w:p>
+        </w:tc>
+        <w:tc>
+          <w:tcPr>
             <w:tcW w:w="1805" w:type="dxa"/>
             <w:tcBorders>
               <w:left w:val="single" w:sz="4" w:space="0" w:color="000000"/>
@@ -7493,35 +6790,7 @@
           </w:tcPr>
           <w:p>
             <w:pPr>
-              <w:pStyle w:val="user4"/>
-              <w:spacing w:lineRule="auto" w:line="240"/>
-              <w:ind w:hanging="0"/>
-              <w:rPr>
-                <w:color w:val="auto"/>
-              </w:rPr>
-            </w:pPr>
-            <w:r>
-              <w:rPr>
-                <w:color w:val="auto"/>
-                <w:sz w:val="24"/>
-                <w:szCs w:val="24"/>
-              </w:rPr>
-              <w:t>Можливе відтермінування або заборона подій</w:t>
-            </w:r>
-          </w:p>
-        </w:tc>
-        <w:tc>
-          <w:tcPr>
-            <w:tcW w:w="1805" w:type="dxa"/>
-            <w:tcBorders>
-              <w:left w:val="single" w:sz="4" w:space="0" w:color="000000"/>
-              <w:bottom w:val="single" w:sz="4" w:space="0" w:color="000000"/>
-            </w:tcBorders>
-            <w:vAlign w:val="center"/>
-          </w:tcPr>
-          <w:p>
-            <w:pPr>
-              <w:pStyle w:val="user4"/>
+              <w:pStyle w:val="Style15"/>
               <w:spacing w:lineRule="auto" w:line="240"/>
               <w:ind w:hanging="0"/>
               <w:rPr>
@@ -7540,7 +6809,7 @@
         </w:tc>
         <w:tc>
           <w:tcPr>
-            <w:tcW w:w="1805" w:type="dxa"/>
+            <w:tcW w:w="1806" w:type="dxa"/>
             <w:tcBorders>
               <w:left w:val="single" w:sz="4" w:space="0" w:color="000000"/>
               <w:bottom w:val="single" w:sz="4" w:space="0" w:color="000000"/>
@@ -7550,7 +6819,7 @@
           </w:tcPr>
           <w:p>
             <w:pPr>
-              <w:pStyle w:val="user4"/>
+              <w:pStyle w:val="Style15"/>
               <w:spacing w:lineRule="auto" w:line="240"/>
               <w:ind w:hanging="0"/>
               <w:rPr>
@@ -7572,16 +6841,16 @@
         <w:trPr/>
         <w:tc>
           <w:tcPr>
-            <w:tcW w:w="372" w:type="dxa"/>
-            <w:tcBorders>
-              <w:left w:val="single" w:sz="4" w:space="0" w:color="000000"/>
-              <w:bottom w:val="single" w:sz="4" w:space="0" w:color="000000"/>
-            </w:tcBorders>
-            <w:vAlign w:val="center"/>
-          </w:tcPr>
-          <w:p>
-            <w:pPr>
-              <w:pStyle w:val="user4"/>
+            <w:tcW w:w="371" w:type="dxa"/>
+            <w:tcBorders>
+              <w:left w:val="single" w:sz="4" w:space="0" w:color="000000"/>
+              <w:bottom w:val="single" w:sz="4" w:space="0" w:color="000000"/>
+            </w:tcBorders>
+            <w:vAlign w:val="center"/>
+          </w:tcPr>
+          <w:p>
+            <w:pPr>
+              <w:pStyle w:val="Style15"/>
               <w:spacing w:lineRule="auto" w:line="240"/>
               <w:ind w:hanging="0"/>
               <w:rPr>
@@ -7600,16 +6869,16 @@
         </w:tc>
         <w:tc>
           <w:tcPr>
-            <w:tcW w:w="3239" w:type="dxa"/>
-            <w:tcBorders>
-              <w:left w:val="single" w:sz="4" w:space="0" w:color="000000"/>
-              <w:bottom w:val="single" w:sz="4" w:space="0" w:color="000000"/>
-            </w:tcBorders>
-            <w:vAlign w:val="center"/>
-          </w:tcPr>
-          <w:p>
-            <w:pPr>
-              <w:pStyle w:val="user4"/>
+            <w:tcW w:w="3240" w:type="dxa"/>
+            <w:tcBorders>
+              <w:left w:val="single" w:sz="4" w:space="0" w:color="000000"/>
+              <w:bottom w:val="single" w:sz="4" w:space="0" w:color="000000"/>
+            </w:tcBorders>
+            <w:vAlign w:val="center"/>
+          </w:tcPr>
+          <w:p>
+            <w:pPr>
+              <w:pStyle w:val="Style15"/>
               <w:spacing w:lineRule="auto" w:line="240"/>
               <w:ind w:hanging="0"/>
               <w:rPr>
@@ -7628,6 +6897,34 @@
         </w:tc>
         <w:tc>
           <w:tcPr>
+            <w:tcW w:w="1804" w:type="dxa"/>
+            <w:tcBorders>
+              <w:left w:val="single" w:sz="4" w:space="0" w:color="000000"/>
+              <w:bottom w:val="single" w:sz="4" w:space="0" w:color="000000"/>
+            </w:tcBorders>
+            <w:vAlign w:val="center"/>
+          </w:tcPr>
+          <w:p>
+            <w:pPr>
+              <w:pStyle w:val="Style15"/>
+              <w:spacing w:lineRule="auto" w:line="240"/>
+              <w:ind w:hanging="0"/>
+              <w:rPr>
+                <w:color w:val="auto"/>
+              </w:rPr>
+            </w:pPr>
+            <w:r>
+              <w:rPr>
+                <w:color w:val="auto"/>
+                <w:sz w:val="24"/>
+                <w:szCs w:val="24"/>
+              </w:rPr>
+              <w:t>Ускладнення узгоджень</w:t>
+            </w:r>
+          </w:p>
+        </w:tc>
+        <w:tc>
+          <w:tcPr>
             <w:tcW w:w="1805" w:type="dxa"/>
             <w:tcBorders>
               <w:left w:val="single" w:sz="4" w:space="0" w:color="000000"/>
@@ -7637,35 +6934,7 @@
           </w:tcPr>
           <w:p>
             <w:pPr>
-              <w:pStyle w:val="user4"/>
-              <w:spacing w:lineRule="auto" w:line="240"/>
-              <w:ind w:hanging="0"/>
-              <w:rPr>
-                <w:color w:val="auto"/>
-              </w:rPr>
-            </w:pPr>
-            <w:r>
-              <w:rPr>
-                <w:color w:val="auto"/>
-                <w:sz w:val="24"/>
-                <w:szCs w:val="24"/>
-              </w:rPr>
-              <w:t>Ускладнення узгоджень</w:t>
-            </w:r>
-          </w:p>
-        </w:tc>
-        <w:tc>
-          <w:tcPr>
-            <w:tcW w:w="1805" w:type="dxa"/>
-            <w:tcBorders>
-              <w:left w:val="single" w:sz="4" w:space="0" w:color="000000"/>
-              <w:bottom w:val="single" w:sz="4" w:space="0" w:color="000000"/>
-            </w:tcBorders>
-            <w:vAlign w:val="center"/>
-          </w:tcPr>
-          <w:p>
-            <w:pPr>
-              <w:pStyle w:val="user4"/>
+              <w:pStyle w:val="Style15"/>
               <w:spacing w:lineRule="auto" w:line="240"/>
               <w:ind w:hanging="0"/>
               <w:rPr>
@@ -7684,7 +6953,7 @@
         </w:tc>
         <w:tc>
           <w:tcPr>
-            <w:tcW w:w="1805" w:type="dxa"/>
+            <w:tcW w:w="1806" w:type="dxa"/>
             <w:tcBorders>
               <w:left w:val="single" w:sz="4" w:space="0" w:color="000000"/>
               <w:bottom w:val="single" w:sz="4" w:space="0" w:color="000000"/>
@@ -7694,7 +6963,7 @@
           </w:tcPr>
           <w:p>
             <w:pPr>
-              <w:pStyle w:val="user4"/>
+              <w:pStyle w:val="Style15"/>
               <w:spacing w:lineRule="auto" w:line="240"/>
               <w:ind w:hanging="0"/>
               <w:rPr>
@@ -7787,8 +7056,8 @@
       </w:tblPr>
       <w:tblGrid>
         <w:gridCol w:w="3315"/>
-        <w:gridCol w:w="2703"/>
-        <w:gridCol w:w="3008"/>
+        <w:gridCol w:w="2702"/>
+        <w:gridCol w:w="3009"/>
       </w:tblGrid>
       <w:tr>
         <w:trPr>
@@ -7806,7 +7075,7 @@
           </w:tcPr>
           <w:p>
             <w:pPr>
-              <w:pStyle w:val="user6"/>
+              <w:pStyle w:val="Style17"/>
               <w:spacing w:lineRule="auto" w:line="240"/>
               <w:ind w:hanging="0"/>
               <w:rPr>
@@ -7825,7 +7094,7 @@
         </w:tc>
         <w:tc>
           <w:tcPr>
-            <w:tcW w:w="2703" w:type="dxa"/>
+            <w:tcW w:w="2702" w:type="dxa"/>
             <w:tcBorders>
               <w:top w:val="single" w:sz="4" w:space="0" w:color="000000"/>
               <w:left w:val="single" w:sz="4" w:space="0" w:color="000000"/>
@@ -7835,7 +7104,7 @@
           </w:tcPr>
           <w:p>
             <w:pPr>
-              <w:pStyle w:val="user6"/>
+              <w:pStyle w:val="Style17"/>
               <w:spacing w:lineRule="auto" w:line="240"/>
               <w:ind w:hanging="0"/>
               <w:rPr>
@@ -7854,7 +7123,7 @@
         </w:tc>
         <w:tc>
           <w:tcPr>
-            <w:tcW w:w="3008" w:type="dxa"/>
+            <w:tcW w:w="3009" w:type="dxa"/>
             <w:tcBorders>
               <w:top w:val="single" w:sz="4" w:space="0" w:color="000000"/>
               <w:left w:val="single" w:sz="4" w:space="0" w:color="000000"/>
@@ -7865,7 +7134,7 @@
           </w:tcPr>
           <w:p>
             <w:pPr>
-              <w:pStyle w:val="user6"/>
+              <w:pStyle w:val="Style17"/>
               <w:spacing w:lineRule="auto" w:line="240"/>
               <w:ind w:hanging="0"/>
               <w:rPr>
@@ -7896,7 +7165,7 @@
           </w:tcPr>
           <w:p>
             <w:pPr>
-              <w:pStyle w:val="user4"/>
+              <w:pStyle w:val="Style15"/>
               <w:spacing w:lineRule="auto" w:line="240"/>
               <w:ind w:hanging="0"/>
               <w:rPr/>
@@ -7914,16 +7183,16 @@
         </w:tc>
         <w:tc>
           <w:tcPr>
-            <w:tcW w:w="2703" w:type="dxa"/>
-            <w:tcBorders>
-              <w:left w:val="single" w:sz="4" w:space="0" w:color="000000"/>
-              <w:bottom w:val="single" w:sz="4" w:space="0" w:color="000000"/>
-            </w:tcBorders>
-            <w:vAlign w:val="center"/>
-          </w:tcPr>
-          <w:p>
-            <w:pPr>
-              <w:pStyle w:val="user4"/>
+            <w:tcW w:w="2702" w:type="dxa"/>
+            <w:tcBorders>
+              <w:left w:val="single" w:sz="4" w:space="0" w:color="000000"/>
+              <w:bottom w:val="single" w:sz="4" w:space="0" w:color="000000"/>
+            </w:tcBorders>
+            <w:vAlign w:val="center"/>
+          </w:tcPr>
+          <w:p>
+            <w:pPr>
+              <w:pStyle w:val="Style15"/>
               <w:spacing w:lineRule="auto" w:line="240"/>
               <w:ind w:hanging="0"/>
               <w:rPr>
@@ -7942,7 +7211,7 @@
         </w:tc>
         <w:tc>
           <w:tcPr>
-            <w:tcW w:w="3008" w:type="dxa"/>
+            <w:tcW w:w="3009" w:type="dxa"/>
             <w:tcBorders>
               <w:left w:val="single" w:sz="4" w:space="0" w:color="000000"/>
               <w:bottom w:val="single" w:sz="4" w:space="0" w:color="000000"/>
@@ -7952,7 +7221,7 @@
           </w:tcPr>
           <w:p>
             <w:pPr>
-              <w:pStyle w:val="user4"/>
+              <w:pStyle w:val="Style15"/>
               <w:spacing w:lineRule="auto" w:line="240"/>
               <w:ind w:hanging="0"/>
               <w:rPr>
@@ -7983,7 +7252,7 @@
           </w:tcPr>
           <w:p>
             <w:pPr>
-              <w:pStyle w:val="user4"/>
+              <w:pStyle w:val="Style15"/>
               <w:spacing w:lineRule="auto" w:line="240"/>
               <w:ind w:hanging="0"/>
               <w:rPr/>
@@ -8001,16 +7270,16 @@
         </w:tc>
         <w:tc>
           <w:tcPr>
-            <w:tcW w:w="2703" w:type="dxa"/>
-            <w:tcBorders>
-              <w:left w:val="single" w:sz="4" w:space="0" w:color="000000"/>
-              <w:bottom w:val="single" w:sz="4" w:space="0" w:color="000000"/>
-            </w:tcBorders>
-            <w:vAlign w:val="center"/>
-          </w:tcPr>
-          <w:p>
-            <w:pPr>
-              <w:pStyle w:val="user4"/>
+            <w:tcW w:w="2702" w:type="dxa"/>
+            <w:tcBorders>
+              <w:left w:val="single" w:sz="4" w:space="0" w:color="000000"/>
+              <w:bottom w:val="single" w:sz="4" w:space="0" w:color="000000"/>
+            </w:tcBorders>
+            <w:vAlign w:val="center"/>
+          </w:tcPr>
+          <w:p>
+            <w:pPr>
+              <w:pStyle w:val="Style15"/>
               <w:spacing w:lineRule="auto" w:line="240"/>
               <w:ind w:hanging="0"/>
               <w:rPr>
@@ -8029,7 +7298,7 @@
         </w:tc>
         <w:tc>
           <w:tcPr>
-            <w:tcW w:w="3008" w:type="dxa"/>
+            <w:tcW w:w="3009" w:type="dxa"/>
             <w:tcBorders>
               <w:left w:val="single" w:sz="4" w:space="0" w:color="000000"/>
               <w:bottom w:val="single" w:sz="4" w:space="0" w:color="000000"/>
@@ -8039,7 +7308,7 @@
           </w:tcPr>
           <w:p>
             <w:pPr>
-              <w:pStyle w:val="user4"/>
+              <w:pStyle w:val="Style15"/>
               <w:spacing w:lineRule="auto" w:line="240"/>
               <w:ind w:hanging="0"/>
               <w:rPr>
@@ -8070,7 +7339,7 @@
           </w:tcPr>
           <w:p>
             <w:pPr>
-              <w:pStyle w:val="user4"/>
+              <w:pStyle w:val="Style15"/>
               <w:spacing w:lineRule="auto" w:line="240"/>
               <w:ind w:hanging="0"/>
               <w:rPr/>
@@ -8088,16 +7357,16 @@
         </w:tc>
         <w:tc>
           <w:tcPr>
-            <w:tcW w:w="2703" w:type="dxa"/>
-            <w:tcBorders>
-              <w:left w:val="single" w:sz="4" w:space="0" w:color="000000"/>
-              <w:bottom w:val="single" w:sz="4" w:space="0" w:color="000000"/>
-            </w:tcBorders>
-            <w:vAlign w:val="center"/>
-          </w:tcPr>
-          <w:p>
-            <w:pPr>
-              <w:pStyle w:val="user4"/>
+            <w:tcW w:w="2702" w:type="dxa"/>
+            <w:tcBorders>
+              <w:left w:val="single" w:sz="4" w:space="0" w:color="000000"/>
+              <w:bottom w:val="single" w:sz="4" w:space="0" w:color="000000"/>
+            </w:tcBorders>
+            <w:vAlign w:val="center"/>
+          </w:tcPr>
+          <w:p>
+            <w:pPr>
+              <w:pStyle w:val="Style15"/>
               <w:spacing w:lineRule="auto" w:line="240"/>
               <w:ind w:hanging="0"/>
               <w:rPr>
@@ -8116,7 +7385,7 @@
         </w:tc>
         <w:tc>
           <w:tcPr>
-            <w:tcW w:w="3008" w:type="dxa"/>
+            <w:tcW w:w="3009" w:type="dxa"/>
             <w:tcBorders>
               <w:left w:val="single" w:sz="4" w:space="0" w:color="000000"/>
               <w:bottom w:val="single" w:sz="4" w:space="0" w:color="000000"/>
@@ -8126,7 +7395,7 @@
           </w:tcPr>
           <w:p>
             <w:pPr>
-              <w:pStyle w:val="user4"/>
+              <w:pStyle w:val="Style15"/>
               <w:spacing w:lineRule="auto" w:line="240"/>
               <w:ind w:hanging="0"/>
               <w:rPr>
@@ -8157,7 +7426,7 @@
           </w:tcPr>
           <w:p>
             <w:pPr>
-              <w:pStyle w:val="user4"/>
+              <w:pStyle w:val="Style15"/>
               <w:spacing w:lineRule="auto" w:line="240"/>
               <w:ind w:hanging="0"/>
               <w:rPr/>
@@ -8175,16 +7444,16 @@
         </w:tc>
         <w:tc>
           <w:tcPr>
-            <w:tcW w:w="2703" w:type="dxa"/>
-            <w:tcBorders>
-              <w:left w:val="single" w:sz="4" w:space="0" w:color="000000"/>
-              <w:bottom w:val="single" w:sz="4" w:space="0" w:color="000000"/>
-            </w:tcBorders>
-            <w:vAlign w:val="center"/>
-          </w:tcPr>
-          <w:p>
-            <w:pPr>
-              <w:pStyle w:val="user4"/>
+            <w:tcW w:w="2702" w:type="dxa"/>
+            <w:tcBorders>
+              <w:left w:val="single" w:sz="4" w:space="0" w:color="000000"/>
+              <w:bottom w:val="single" w:sz="4" w:space="0" w:color="000000"/>
+            </w:tcBorders>
+            <w:vAlign w:val="center"/>
+          </w:tcPr>
+          <w:p>
+            <w:pPr>
+              <w:pStyle w:val="Style15"/>
               <w:spacing w:lineRule="auto" w:line="240"/>
               <w:ind w:hanging="0"/>
               <w:rPr>
@@ -8203,7 +7472,7 @@
         </w:tc>
         <w:tc>
           <w:tcPr>
-            <w:tcW w:w="3008" w:type="dxa"/>
+            <w:tcW w:w="3009" w:type="dxa"/>
             <w:tcBorders>
               <w:left w:val="single" w:sz="4" w:space="0" w:color="000000"/>
               <w:bottom w:val="single" w:sz="4" w:space="0" w:color="000000"/>
@@ -8213,7 +7482,7 @@
           </w:tcPr>
           <w:p>
             <w:pPr>
-              <w:pStyle w:val="user4"/>
+              <w:pStyle w:val="Style15"/>
               <w:spacing w:lineRule="auto" w:line="240"/>
               <w:ind w:hanging="0"/>
               <w:rPr>
@@ -8244,7 +7513,7 @@
           </w:tcPr>
           <w:p>
             <w:pPr>
-              <w:pStyle w:val="user4"/>
+              <w:pStyle w:val="Style15"/>
               <w:spacing w:lineRule="auto" w:line="240"/>
               <w:ind w:hanging="0"/>
               <w:rPr/>
@@ -8262,16 +7531,16 @@
         </w:tc>
         <w:tc>
           <w:tcPr>
-            <w:tcW w:w="2703" w:type="dxa"/>
-            <w:tcBorders>
-              <w:left w:val="single" w:sz="4" w:space="0" w:color="000000"/>
-              <w:bottom w:val="single" w:sz="4" w:space="0" w:color="000000"/>
-            </w:tcBorders>
-            <w:vAlign w:val="center"/>
-          </w:tcPr>
-          <w:p>
-            <w:pPr>
-              <w:pStyle w:val="user4"/>
+            <w:tcW w:w="2702" w:type="dxa"/>
+            <w:tcBorders>
+              <w:left w:val="single" w:sz="4" w:space="0" w:color="000000"/>
+              <w:bottom w:val="single" w:sz="4" w:space="0" w:color="000000"/>
+            </w:tcBorders>
+            <w:vAlign w:val="center"/>
+          </w:tcPr>
+          <w:p>
+            <w:pPr>
+              <w:pStyle w:val="Style15"/>
               <w:spacing w:lineRule="auto" w:line="240"/>
               <w:ind w:hanging="0"/>
               <w:rPr>
@@ -8290,7 +7559,7 @@
         </w:tc>
         <w:tc>
           <w:tcPr>
-            <w:tcW w:w="3008" w:type="dxa"/>
+            <w:tcW w:w="3009" w:type="dxa"/>
             <w:tcBorders>
               <w:left w:val="single" w:sz="4" w:space="0" w:color="000000"/>
               <w:bottom w:val="single" w:sz="4" w:space="0" w:color="000000"/>
@@ -8300,7 +7569,7 @@
           </w:tcPr>
           <w:p>
             <w:pPr>
-              <w:pStyle w:val="user4"/>
+              <w:pStyle w:val="Style15"/>
               <w:spacing w:lineRule="auto" w:line="240"/>
               <w:ind w:hanging="0"/>
               <w:rPr>
@@ -8331,7 +7600,7 @@
           </w:tcPr>
           <w:p>
             <w:pPr>
-              <w:pStyle w:val="user4"/>
+              <w:pStyle w:val="Style15"/>
               <w:spacing w:lineRule="auto" w:line="240"/>
               <w:ind w:hanging="0"/>
               <w:rPr/>
@@ -8349,16 +7618,16 @@
         </w:tc>
         <w:tc>
           <w:tcPr>
-            <w:tcW w:w="2703" w:type="dxa"/>
-            <w:tcBorders>
-              <w:left w:val="single" w:sz="4" w:space="0" w:color="000000"/>
-              <w:bottom w:val="single" w:sz="4" w:space="0" w:color="000000"/>
-            </w:tcBorders>
-            <w:vAlign w:val="center"/>
-          </w:tcPr>
-          <w:p>
-            <w:pPr>
-              <w:pStyle w:val="user4"/>
+            <w:tcW w:w="2702" w:type="dxa"/>
+            <w:tcBorders>
+              <w:left w:val="single" w:sz="4" w:space="0" w:color="000000"/>
+              <w:bottom w:val="single" w:sz="4" w:space="0" w:color="000000"/>
+            </w:tcBorders>
+            <w:vAlign w:val="center"/>
+          </w:tcPr>
+          <w:p>
+            <w:pPr>
+              <w:pStyle w:val="Style15"/>
               <w:spacing w:lineRule="auto" w:line="240"/>
               <w:ind w:hanging="0"/>
               <w:rPr>
@@ -8377,7 +7646,7 @@
         </w:tc>
         <w:tc>
           <w:tcPr>
-            <w:tcW w:w="3008" w:type="dxa"/>
+            <w:tcW w:w="3009" w:type="dxa"/>
             <w:tcBorders>
               <w:left w:val="single" w:sz="4" w:space="0" w:color="000000"/>
               <w:bottom w:val="single" w:sz="4" w:space="0" w:color="000000"/>
@@ -8387,7 +7656,7 @@
           </w:tcPr>
           <w:p>
             <w:pPr>
-              <w:pStyle w:val="user4"/>
+              <w:pStyle w:val="Style15"/>
               <w:spacing w:lineRule="auto" w:line="240"/>
               <w:ind w:hanging="0"/>
               <w:rPr>
@@ -8418,7 +7687,7 @@
           </w:tcPr>
           <w:p>
             <w:pPr>
-              <w:pStyle w:val="user4"/>
+              <w:pStyle w:val="Style15"/>
               <w:spacing w:lineRule="auto" w:line="240"/>
               <w:ind w:hanging="0"/>
               <w:rPr/>
@@ -8436,16 +7705,16 @@
         </w:tc>
         <w:tc>
           <w:tcPr>
-            <w:tcW w:w="2703" w:type="dxa"/>
-            <w:tcBorders>
-              <w:left w:val="single" w:sz="4" w:space="0" w:color="000000"/>
-              <w:bottom w:val="single" w:sz="4" w:space="0" w:color="000000"/>
-            </w:tcBorders>
-            <w:vAlign w:val="center"/>
-          </w:tcPr>
-          <w:p>
-            <w:pPr>
-              <w:pStyle w:val="user4"/>
+            <w:tcW w:w="2702" w:type="dxa"/>
+            <w:tcBorders>
+              <w:left w:val="single" w:sz="4" w:space="0" w:color="000000"/>
+              <w:bottom w:val="single" w:sz="4" w:space="0" w:color="000000"/>
+            </w:tcBorders>
+            <w:vAlign w:val="center"/>
+          </w:tcPr>
+          <w:p>
+            <w:pPr>
+              <w:pStyle w:val="Style15"/>
               <w:spacing w:lineRule="auto" w:line="240"/>
               <w:ind w:hanging="0"/>
               <w:rPr>
@@ -8464,7 +7733,7 @@
         </w:tc>
         <w:tc>
           <w:tcPr>
-            <w:tcW w:w="3008" w:type="dxa"/>
+            <w:tcW w:w="3009" w:type="dxa"/>
             <w:tcBorders>
               <w:left w:val="single" w:sz="4" w:space="0" w:color="000000"/>
               <w:bottom w:val="single" w:sz="4" w:space="0" w:color="000000"/>
@@ -8474,7 +7743,7 @@
           </w:tcPr>
           <w:p>
             <w:pPr>
-              <w:pStyle w:val="user4"/>
+              <w:pStyle w:val="Style15"/>
               <w:spacing w:lineRule="auto" w:line="240"/>
               <w:ind w:hanging="0"/>
               <w:rPr>
@@ -8505,7 +7774,7 @@
           </w:tcPr>
           <w:p>
             <w:pPr>
-              <w:pStyle w:val="user4"/>
+              <w:pStyle w:val="Style15"/>
               <w:spacing w:lineRule="auto" w:line="240"/>
               <w:ind w:hanging="0"/>
               <w:rPr/>
@@ -8523,16 +7792,16 @@
         </w:tc>
         <w:tc>
           <w:tcPr>
-            <w:tcW w:w="2703" w:type="dxa"/>
-            <w:tcBorders>
-              <w:left w:val="single" w:sz="4" w:space="0" w:color="000000"/>
-              <w:bottom w:val="single" w:sz="4" w:space="0" w:color="000000"/>
-            </w:tcBorders>
-            <w:vAlign w:val="center"/>
-          </w:tcPr>
-          <w:p>
-            <w:pPr>
-              <w:pStyle w:val="user4"/>
+            <w:tcW w:w="2702" w:type="dxa"/>
+            <w:tcBorders>
+              <w:left w:val="single" w:sz="4" w:space="0" w:color="000000"/>
+              <w:bottom w:val="single" w:sz="4" w:space="0" w:color="000000"/>
+            </w:tcBorders>
+            <w:vAlign w:val="center"/>
+          </w:tcPr>
+          <w:p>
+            <w:pPr>
+              <w:pStyle w:val="Style15"/>
               <w:spacing w:lineRule="auto" w:line="240"/>
               <w:ind w:hanging="0"/>
               <w:rPr>
@@ -8551,7 +7820,7 @@
         </w:tc>
         <w:tc>
           <w:tcPr>
-            <w:tcW w:w="3008" w:type="dxa"/>
+            <w:tcW w:w="3009" w:type="dxa"/>
             <w:tcBorders>
               <w:left w:val="single" w:sz="4" w:space="0" w:color="000000"/>
               <w:bottom w:val="single" w:sz="4" w:space="0" w:color="000000"/>
@@ -8561,7 +7830,7 @@
           </w:tcPr>
           <w:p>
             <w:pPr>
-              <w:pStyle w:val="user4"/>
+              <w:pStyle w:val="Style15"/>
               <w:spacing w:lineRule="auto" w:line="240"/>
               <w:ind w:hanging="0"/>
               <w:rPr>
@@ -8592,7 +7861,7 @@
           </w:tcPr>
           <w:p>
             <w:pPr>
-              <w:pStyle w:val="user4"/>
+              <w:pStyle w:val="Style15"/>
               <w:spacing w:lineRule="auto" w:line="240"/>
               <w:ind w:hanging="0"/>
               <w:rPr/>
@@ -8610,16 +7879,16 @@
         </w:tc>
         <w:tc>
           <w:tcPr>
-            <w:tcW w:w="2703" w:type="dxa"/>
-            <w:tcBorders>
-              <w:left w:val="single" w:sz="4" w:space="0" w:color="000000"/>
-              <w:bottom w:val="single" w:sz="4" w:space="0" w:color="000000"/>
-            </w:tcBorders>
-            <w:vAlign w:val="center"/>
-          </w:tcPr>
-          <w:p>
-            <w:pPr>
-              <w:pStyle w:val="user4"/>
+            <w:tcW w:w="2702" w:type="dxa"/>
+            <w:tcBorders>
+              <w:left w:val="single" w:sz="4" w:space="0" w:color="000000"/>
+              <w:bottom w:val="single" w:sz="4" w:space="0" w:color="000000"/>
+            </w:tcBorders>
+            <w:vAlign w:val="center"/>
+          </w:tcPr>
+          <w:p>
+            <w:pPr>
+              <w:pStyle w:val="Style15"/>
               <w:spacing w:lineRule="auto" w:line="240"/>
               <w:ind w:hanging="0"/>
               <w:rPr>
@@ -8638,7 +7907,7 @@
         </w:tc>
         <w:tc>
           <w:tcPr>
-            <w:tcW w:w="3008" w:type="dxa"/>
+            <w:tcW w:w="3009" w:type="dxa"/>
             <w:tcBorders>
               <w:left w:val="single" w:sz="4" w:space="0" w:color="000000"/>
               <w:bottom w:val="single" w:sz="4" w:space="0" w:color="000000"/>
@@ -8648,7 +7917,7 @@
           </w:tcPr>
           <w:p>
             <w:pPr>
-              <w:pStyle w:val="user4"/>
+              <w:pStyle w:val="Style15"/>
               <w:spacing w:lineRule="auto" w:line="240"/>
               <w:ind w:hanging="0"/>
               <w:rPr>
@@ -8727,8 +7996,8 @@
       </w:tblPr>
       <w:tblGrid>
         <w:gridCol w:w="3010"/>
-        <w:gridCol w:w="3008"/>
-        <w:gridCol w:w="3008"/>
+        <w:gridCol w:w="3007"/>
+        <w:gridCol w:w="3009"/>
       </w:tblGrid>
       <w:tr>
         <w:trPr>
@@ -8746,7 +8015,7 @@
           </w:tcPr>
           <w:p>
             <w:pPr>
-              <w:pStyle w:val="user6"/>
+              <w:pStyle w:val="Style17"/>
               <w:spacing w:lineRule="auto" w:line="240"/>
               <w:ind w:hanging="0"/>
               <w:rPr>
@@ -8765,7 +8034,7 @@
         </w:tc>
         <w:tc>
           <w:tcPr>
-            <w:tcW w:w="3008" w:type="dxa"/>
+            <w:tcW w:w="3007" w:type="dxa"/>
             <w:tcBorders>
               <w:top w:val="single" w:sz="4" w:space="0" w:color="000000"/>
               <w:left w:val="single" w:sz="4" w:space="0" w:color="000000"/>
@@ -8775,7 +8044,7 @@
           </w:tcPr>
           <w:p>
             <w:pPr>
-              <w:pStyle w:val="user6"/>
+              <w:pStyle w:val="Style17"/>
               <w:spacing w:lineRule="auto" w:line="240"/>
               <w:ind w:hanging="0"/>
               <w:rPr>
@@ -8794,7 +8063,7 @@
         </w:tc>
         <w:tc>
           <w:tcPr>
-            <w:tcW w:w="3008" w:type="dxa"/>
+            <w:tcW w:w="3009" w:type="dxa"/>
             <w:tcBorders>
               <w:top w:val="single" w:sz="4" w:space="0" w:color="000000"/>
               <w:left w:val="single" w:sz="4" w:space="0" w:color="000000"/>
@@ -8805,7 +8074,7 @@
           </w:tcPr>
           <w:p>
             <w:pPr>
-              <w:pStyle w:val="user6"/>
+              <w:pStyle w:val="Style17"/>
               <w:spacing w:lineRule="auto" w:line="240"/>
               <w:ind w:hanging="0"/>
               <w:rPr>
@@ -8836,7 +8105,7 @@
           </w:tcPr>
           <w:p>
             <w:pPr>
-              <w:pStyle w:val="user4"/>
+              <w:pStyle w:val="Style15"/>
               <w:spacing w:lineRule="auto" w:line="240"/>
               <w:ind w:hanging="0"/>
               <w:rPr/>
@@ -8854,16 +8123,16 @@
         </w:tc>
         <w:tc>
           <w:tcPr>
-            <w:tcW w:w="3008" w:type="dxa"/>
-            <w:tcBorders>
-              <w:left w:val="single" w:sz="4" w:space="0" w:color="000000"/>
-              <w:bottom w:val="single" w:sz="4" w:space="0" w:color="000000"/>
-            </w:tcBorders>
-            <w:vAlign w:val="center"/>
-          </w:tcPr>
-          <w:p>
-            <w:pPr>
-              <w:pStyle w:val="user4"/>
+            <w:tcW w:w="3007" w:type="dxa"/>
+            <w:tcBorders>
+              <w:left w:val="single" w:sz="4" w:space="0" w:color="000000"/>
+              <w:bottom w:val="single" w:sz="4" w:space="0" w:color="000000"/>
+            </w:tcBorders>
+            <w:vAlign w:val="center"/>
+          </w:tcPr>
+          <w:p>
+            <w:pPr>
+              <w:pStyle w:val="Style15"/>
               <w:spacing w:lineRule="auto" w:line="240"/>
               <w:ind w:hanging="0"/>
               <w:rPr>
@@ -8882,7 +8151,7 @@
         </w:tc>
         <w:tc>
           <w:tcPr>
-            <w:tcW w:w="3008" w:type="dxa"/>
+            <w:tcW w:w="3009" w:type="dxa"/>
             <w:tcBorders>
               <w:left w:val="single" w:sz="4" w:space="0" w:color="000000"/>
               <w:bottom w:val="single" w:sz="4" w:space="0" w:color="000000"/>
@@ -8892,7 +8161,7 @@
           </w:tcPr>
           <w:p>
             <w:pPr>
-              <w:pStyle w:val="user4"/>
+              <w:pStyle w:val="Style15"/>
               <w:spacing w:lineRule="auto" w:line="240"/>
               <w:ind w:hanging="0"/>
               <w:rPr>
@@ -8923,7 +8192,7 @@
           </w:tcPr>
           <w:p>
             <w:pPr>
-              <w:pStyle w:val="user4"/>
+              <w:pStyle w:val="Style15"/>
               <w:spacing w:lineRule="auto" w:line="240"/>
               <w:ind w:hanging="0"/>
               <w:rPr/>
@@ -8941,16 +8210,16 @@
         </w:tc>
         <w:tc>
           <w:tcPr>
-            <w:tcW w:w="3008" w:type="dxa"/>
-            <w:tcBorders>
-              <w:left w:val="single" w:sz="4" w:space="0" w:color="000000"/>
-              <w:bottom w:val="single" w:sz="4" w:space="0" w:color="000000"/>
-            </w:tcBorders>
-            <w:vAlign w:val="center"/>
-          </w:tcPr>
-          <w:p>
-            <w:pPr>
-              <w:pStyle w:val="user4"/>
+            <w:tcW w:w="3007" w:type="dxa"/>
+            <w:tcBorders>
+              <w:left w:val="single" w:sz="4" w:space="0" w:color="000000"/>
+              <w:bottom w:val="single" w:sz="4" w:space="0" w:color="000000"/>
+            </w:tcBorders>
+            <w:vAlign w:val="center"/>
+          </w:tcPr>
+          <w:p>
+            <w:pPr>
+              <w:pStyle w:val="Style15"/>
               <w:spacing w:lineRule="auto" w:line="240"/>
               <w:ind w:hanging="0"/>
               <w:rPr>
@@ -8969,7 +8238,7 @@
         </w:tc>
         <w:tc>
           <w:tcPr>
-            <w:tcW w:w="3008" w:type="dxa"/>
+            <w:tcW w:w="3009" w:type="dxa"/>
             <w:tcBorders>
               <w:left w:val="single" w:sz="4" w:space="0" w:color="000000"/>
               <w:bottom w:val="single" w:sz="4" w:space="0" w:color="000000"/>
@@ -8979,7 +8248,7 @@
           </w:tcPr>
           <w:p>
             <w:pPr>
-              <w:pStyle w:val="user4"/>
+              <w:pStyle w:val="Style15"/>
               <w:spacing w:lineRule="auto" w:line="240"/>
               <w:ind w:hanging="0"/>
               <w:rPr>
@@ -9010,7 +8279,7 @@
           </w:tcPr>
           <w:p>
             <w:pPr>
-              <w:pStyle w:val="user4"/>
+              <w:pStyle w:val="Style15"/>
               <w:spacing w:lineRule="auto" w:line="240"/>
               <w:ind w:hanging="0"/>
               <w:rPr/>
@@ -9028,16 +8297,16 @@
         </w:tc>
         <w:tc>
           <w:tcPr>
-            <w:tcW w:w="3008" w:type="dxa"/>
-            <w:tcBorders>
-              <w:left w:val="single" w:sz="4" w:space="0" w:color="000000"/>
-              <w:bottom w:val="single" w:sz="4" w:space="0" w:color="000000"/>
-            </w:tcBorders>
-            <w:vAlign w:val="center"/>
-          </w:tcPr>
-          <w:p>
-            <w:pPr>
-              <w:pStyle w:val="user4"/>
+            <w:tcW w:w="3007" w:type="dxa"/>
+            <w:tcBorders>
+              <w:left w:val="single" w:sz="4" w:space="0" w:color="000000"/>
+              <w:bottom w:val="single" w:sz="4" w:space="0" w:color="000000"/>
+            </w:tcBorders>
+            <w:vAlign w:val="center"/>
+          </w:tcPr>
+          <w:p>
+            <w:pPr>
+              <w:pStyle w:val="Style15"/>
               <w:spacing w:lineRule="auto" w:line="240"/>
               <w:ind w:hanging="0"/>
               <w:rPr>
@@ -9056,7 +8325,7 @@
         </w:tc>
         <w:tc>
           <w:tcPr>
-            <w:tcW w:w="3008" w:type="dxa"/>
+            <w:tcW w:w="3009" w:type="dxa"/>
             <w:tcBorders>
               <w:left w:val="single" w:sz="4" w:space="0" w:color="000000"/>
               <w:bottom w:val="single" w:sz="4" w:space="0" w:color="000000"/>
@@ -9066,7 +8335,7 @@
           </w:tcPr>
           <w:p>
             <w:pPr>
-              <w:pStyle w:val="user4"/>
+              <w:pStyle w:val="Style15"/>
               <w:spacing w:lineRule="auto" w:line="240"/>
               <w:ind w:hanging="0"/>
               <w:rPr>
@@ -9097,7 +8366,7 @@
           </w:tcPr>
           <w:p>
             <w:pPr>
-              <w:pStyle w:val="user4"/>
+              <w:pStyle w:val="Style15"/>
               <w:spacing w:lineRule="auto" w:line="240"/>
               <w:ind w:hanging="0"/>
               <w:rPr/>
@@ -9123,16 +8392,16 @@
         </w:tc>
         <w:tc>
           <w:tcPr>
-            <w:tcW w:w="3008" w:type="dxa"/>
-            <w:tcBorders>
-              <w:left w:val="single" w:sz="4" w:space="0" w:color="000000"/>
-              <w:bottom w:val="single" w:sz="4" w:space="0" w:color="000000"/>
-            </w:tcBorders>
-            <w:vAlign w:val="center"/>
-          </w:tcPr>
-          <w:p>
-            <w:pPr>
-              <w:pStyle w:val="user4"/>
+            <w:tcW w:w="3007" w:type="dxa"/>
+            <w:tcBorders>
+              <w:left w:val="single" w:sz="4" w:space="0" w:color="000000"/>
+              <w:bottom w:val="single" w:sz="4" w:space="0" w:color="000000"/>
+            </w:tcBorders>
+            <w:vAlign w:val="center"/>
+          </w:tcPr>
+          <w:p>
+            <w:pPr>
+              <w:pStyle w:val="Style15"/>
               <w:spacing w:lineRule="auto" w:line="240"/>
               <w:ind w:hanging="0"/>
               <w:rPr>
@@ -9151,7 +8420,7 @@
         </w:tc>
         <w:tc>
           <w:tcPr>
-            <w:tcW w:w="3008" w:type="dxa"/>
+            <w:tcW w:w="3009" w:type="dxa"/>
             <w:tcBorders>
               <w:left w:val="single" w:sz="4" w:space="0" w:color="000000"/>
               <w:bottom w:val="single" w:sz="4" w:space="0" w:color="000000"/>
@@ -9161,7 +8430,7 @@
           </w:tcPr>
           <w:p>
             <w:pPr>
-              <w:pStyle w:val="user4"/>
+              <w:pStyle w:val="Style15"/>
               <w:spacing w:lineRule="auto" w:line="240"/>
               <w:ind w:hanging="0"/>
               <w:rPr>
@@ -9254,7 +8523,7 @@
           </w:tcPr>
           <w:p>
             <w:pPr>
-              <w:pStyle w:val="user6"/>
+              <w:pStyle w:val="Style17"/>
               <w:spacing w:lineRule="auto" w:line="240"/>
               <w:ind w:hanging="0"/>
               <w:rPr>
@@ -9284,7 +8553,7 @@
           </w:tcPr>
           <w:p>
             <w:pPr>
-              <w:pStyle w:val="user6"/>
+              <w:pStyle w:val="Style17"/>
               <w:spacing w:lineRule="auto" w:line="240"/>
               <w:ind w:hanging="0"/>
               <w:rPr>
@@ -9315,7 +8584,7 @@
           </w:tcPr>
           <w:p>
             <w:pPr>
-              <w:pStyle w:val="user4"/>
+              <w:pStyle w:val="Style15"/>
               <w:spacing w:lineRule="auto" w:line="240"/>
               <w:ind w:hanging="0"/>
               <w:rPr/>
@@ -9343,7 +8612,7 @@
           </w:tcPr>
           <w:p>
             <w:pPr>
-              <w:pStyle w:val="user4"/>
+              <w:pStyle w:val="Style15"/>
               <w:spacing w:lineRule="auto" w:line="240"/>
               <w:ind w:hanging="0"/>
               <w:rPr>
@@ -9374,7 +8643,7 @@
           </w:tcPr>
           <w:p>
             <w:pPr>
-              <w:pStyle w:val="user4"/>
+              <w:pStyle w:val="Style15"/>
               <w:spacing w:lineRule="auto" w:line="240"/>
               <w:ind w:hanging="0"/>
               <w:rPr/>
@@ -9402,7 +8671,7 @@
           </w:tcPr>
           <w:p>
             <w:pPr>
-              <w:pStyle w:val="user4"/>
+              <w:pStyle w:val="Style15"/>
               <w:spacing w:lineRule="auto" w:line="240"/>
               <w:ind w:hanging="0"/>
               <w:rPr>
@@ -9433,7 +8702,7 @@
           </w:tcPr>
           <w:p>
             <w:pPr>
-              <w:pStyle w:val="user4"/>
+              <w:pStyle w:val="Style15"/>
               <w:spacing w:lineRule="auto" w:line="240"/>
               <w:ind w:hanging="0"/>
               <w:rPr/>
@@ -9461,7 +8730,7 @@
           </w:tcPr>
           <w:p>
             <w:pPr>
-              <w:pStyle w:val="user4"/>
+              <w:pStyle w:val="Style15"/>
               <w:spacing w:lineRule="auto" w:line="240"/>
               <w:ind w:hanging="0"/>
               <w:rPr>
@@ -9492,7 +8761,7 @@
           </w:tcPr>
           <w:p>
             <w:pPr>
-              <w:pStyle w:val="user4"/>
+              <w:pStyle w:val="Style15"/>
               <w:spacing w:lineRule="auto" w:line="240"/>
               <w:ind w:hanging="0"/>
               <w:rPr/>
@@ -9520,7 +8789,7 @@
           </w:tcPr>
           <w:p>
             <w:pPr>
-              <w:pStyle w:val="user4"/>
+              <w:pStyle w:val="Style15"/>
               <w:spacing w:lineRule="auto" w:line="240"/>
               <w:ind w:hanging="0"/>
               <w:rPr>
@@ -9551,7 +8820,7 @@
           </w:tcPr>
           <w:p>
             <w:pPr>
-              <w:pStyle w:val="user4"/>
+              <w:pStyle w:val="Style15"/>
               <w:spacing w:lineRule="auto" w:line="240"/>
               <w:ind w:hanging="0"/>
               <w:rPr/>
@@ -9579,7 +8848,7 @@
           </w:tcPr>
           <w:p>
             <w:pPr>
-              <w:pStyle w:val="user4"/>
+              <w:pStyle w:val="Style15"/>
               <w:spacing w:lineRule="auto" w:line="240"/>
               <w:ind w:hanging="0"/>
               <w:rPr>
@@ -9610,7 +8879,7 @@
           </w:tcPr>
           <w:p>
             <w:pPr>
-              <w:pStyle w:val="user4"/>
+              <w:pStyle w:val="Style15"/>
               <w:spacing w:lineRule="auto" w:line="240"/>
               <w:ind w:hanging="0"/>
               <w:rPr/>
@@ -9638,7 +8907,7 @@
           </w:tcPr>
           <w:p>
             <w:pPr>
-              <w:pStyle w:val="user4"/>
+              <w:pStyle w:val="Style15"/>
               <w:spacing w:lineRule="auto" w:line="240"/>
               <w:ind w:hanging="0"/>
               <w:rPr>
@@ -9669,7 +8938,7 @@
           </w:tcPr>
           <w:p>
             <w:pPr>
-              <w:pStyle w:val="user4"/>
+              <w:pStyle w:val="Style15"/>
               <w:spacing w:lineRule="auto" w:line="240"/>
               <w:ind w:hanging="0"/>
               <w:rPr/>
@@ -9697,7 +8966,7 @@
           </w:tcPr>
           <w:p>
             <w:pPr>
-              <w:pStyle w:val="user4"/>
+              <w:pStyle w:val="Style15"/>
               <w:spacing w:lineRule="auto" w:line="240"/>
               <w:ind w:hanging="0"/>
               <w:rPr>
@@ -9778,7 +9047,7 @@
         </w:tblCellMar>
       </w:tblPr>
       <w:tblGrid>
-        <w:gridCol w:w="372"/>
+        <w:gridCol w:w="371"/>
         <w:gridCol w:w="3319"/>
         <w:gridCol w:w="3400"/>
         <w:gridCol w:w="1935"/>
@@ -9789,7 +9058,7 @@
         </w:trPr>
         <w:tc>
           <w:tcPr>
-            <w:tcW w:w="372" w:type="dxa"/>
+            <w:tcW w:w="371" w:type="dxa"/>
             <w:tcBorders>
               <w:top w:val="single" w:sz="4" w:space="0" w:color="000000"/>
               <w:left w:val="single" w:sz="4" w:space="0" w:color="000000"/>
@@ -9799,7 +9068,7 @@
           </w:tcPr>
           <w:p>
             <w:pPr>
-              <w:pStyle w:val="user6"/>
+              <w:pStyle w:val="Style17"/>
               <w:spacing w:lineRule="auto" w:line="240"/>
               <w:ind w:hanging="0"/>
               <w:rPr>
@@ -9828,7 +9097,7 @@
           </w:tcPr>
           <w:p>
             <w:pPr>
-              <w:pStyle w:val="user6"/>
+              <w:pStyle w:val="Style17"/>
               <w:spacing w:lineRule="auto" w:line="240"/>
               <w:ind w:hanging="0"/>
               <w:rPr>
@@ -9857,7 +9126,7 @@
           </w:tcPr>
           <w:p>
             <w:pPr>
-              <w:pStyle w:val="user6"/>
+              <w:pStyle w:val="Style17"/>
               <w:spacing w:lineRule="auto" w:line="240"/>
               <w:ind w:hanging="0"/>
               <w:rPr>
@@ -9887,7 +9156,7 @@
           </w:tcPr>
           <w:p>
             <w:pPr>
-              <w:pStyle w:val="user6"/>
+              <w:pStyle w:val="Style17"/>
               <w:spacing w:lineRule="auto" w:line="240"/>
               <w:ind w:hanging="0"/>
               <w:rPr>
@@ -9909,7 +9178,7 @@
         <w:trPr/>
         <w:tc>
           <w:tcPr>
-            <w:tcW w:w="372" w:type="dxa"/>
+            <w:tcW w:w="371" w:type="dxa"/>
             <w:vMerge w:val="restart"/>
             <w:tcBorders>
               <w:left w:val="single" w:sz="4" w:space="0" w:color="000000"/>
@@ -9919,7 +9188,7 @@
           </w:tcPr>
           <w:p>
             <w:pPr>
-              <w:pStyle w:val="user4"/>
+              <w:pStyle w:val="Style15"/>
               <w:spacing w:lineRule="auto" w:line="240"/>
               <w:ind w:hanging="0"/>
               <w:rPr>
@@ -9948,7 +9217,7 @@
           </w:tcPr>
           <w:p>
             <w:pPr>
-              <w:pStyle w:val="user4"/>
+              <w:pStyle w:val="Style15"/>
               <w:spacing w:lineRule="auto" w:line="240"/>
               <w:ind w:hanging="0"/>
               <w:rPr/>
@@ -9975,7 +9244,7 @@
           </w:tcPr>
           <w:p>
             <w:pPr>
-              <w:pStyle w:val="user4"/>
+              <w:pStyle w:val="Style15"/>
               <w:spacing w:lineRule="auto" w:line="240"/>
               <w:ind w:hanging="0"/>
               <w:rPr>
@@ -10004,7 +9273,7 @@
           </w:tcPr>
           <w:p>
             <w:pPr>
-              <w:pStyle w:val="user4"/>
+              <w:pStyle w:val="Style15"/>
               <w:spacing w:lineRule="auto" w:line="240"/>
               <w:ind w:hanging="0"/>
               <w:rPr>
@@ -10026,7 +9295,7 @@
         <w:trPr/>
         <w:tc>
           <w:tcPr>
-            <w:tcW w:w="372" w:type="dxa"/>
+            <w:tcW w:w="371" w:type="dxa"/>
             <w:vMerge w:val="continue"/>
             <w:tcBorders>
               <w:left w:val="single" w:sz="4" w:space="0" w:color="000000"/>
@@ -10036,7 +9305,7 @@
           </w:tcPr>
           <w:p>
             <w:pPr>
-              <w:pStyle w:val="user4"/>
+              <w:pStyle w:val="Style15"/>
               <w:spacing w:lineRule="auto" w:line="240"/>
               <w:ind w:hanging="0"/>
               <w:rPr>
@@ -10066,7 +9335,7 @@
           </w:tcPr>
           <w:p>
             <w:pPr>
-              <w:pStyle w:val="user4"/>
+              <w:pStyle w:val="Style15"/>
               <w:spacing w:lineRule="auto" w:line="240"/>
               <w:ind w:hanging="0"/>
               <w:rPr>
@@ -10095,7 +9364,7 @@
           </w:tcPr>
           <w:p>
             <w:pPr>
-              <w:pStyle w:val="user4"/>
+              <w:pStyle w:val="Style15"/>
               <w:spacing w:lineRule="auto" w:line="240"/>
               <w:ind w:hanging="0"/>
               <w:rPr>
@@ -10124,7 +9393,7 @@
           </w:tcPr>
           <w:p>
             <w:pPr>
-              <w:pStyle w:val="user4"/>
+              <w:pStyle w:val="Style15"/>
               <w:spacing w:lineRule="auto" w:line="240"/>
               <w:ind w:hanging="0"/>
               <w:rPr>
@@ -10146,7 +9415,7 @@
         <w:trPr/>
         <w:tc>
           <w:tcPr>
-            <w:tcW w:w="372" w:type="dxa"/>
+            <w:tcW w:w="371" w:type="dxa"/>
             <w:vMerge w:val="continue"/>
             <w:tcBorders>
               <w:left w:val="single" w:sz="4" w:space="0" w:color="000000"/>
@@ -10156,7 +9425,7 @@
           </w:tcPr>
           <w:p>
             <w:pPr>
-              <w:pStyle w:val="user4"/>
+              <w:pStyle w:val="Style15"/>
               <w:spacing w:lineRule="auto" w:line="240"/>
               <w:ind w:hanging="0"/>
               <w:rPr>
@@ -10186,7 +9455,7 @@
           </w:tcPr>
           <w:p>
             <w:pPr>
-              <w:pStyle w:val="user4"/>
+              <w:pStyle w:val="Style15"/>
               <w:spacing w:lineRule="auto" w:line="240"/>
               <w:ind w:hanging="0"/>
               <w:rPr>
@@ -10215,7 +9484,7 @@
           </w:tcPr>
           <w:p>
             <w:pPr>
-              <w:pStyle w:val="user4"/>
+              <w:pStyle w:val="Style15"/>
               <w:spacing w:lineRule="auto" w:line="240"/>
               <w:ind w:hanging="0"/>
               <w:rPr>
@@ -10244,7 +9513,7 @@
           </w:tcPr>
           <w:p>
             <w:pPr>
-              <w:pStyle w:val="user4"/>
+              <w:pStyle w:val="Style15"/>
               <w:spacing w:lineRule="auto" w:line="240"/>
               <w:ind w:hanging="0"/>
               <w:rPr>
@@ -10266,7 +9535,7 @@
         <w:trPr/>
         <w:tc>
           <w:tcPr>
-            <w:tcW w:w="372" w:type="dxa"/>
+            <w:tcW w:w="371" w:type="dxa"/>
             <w:vMerge w:val="restart"/>
             <w:tcBorders>
               <w:left w:val="single" w:sz="4" w:space="0" w:color="000000"/>
@@ -10276,7 +9545,7 @@
           </w:tcPr>
           <w:p>
             <w:pPr>
-              <w:pStyle w:val="user4"/>
+              <w:pStyle w:val="Style15"/>
               <w:spacing w:lineRule="auto" w:line="240"/>
               <w:ind w:hanging="0"/>
               <w:rPr>
@@ -10305,7 +9574,7 @@
           </w:tcPr>
           <w:p>
             <w:pPr>
-              <w:pStyle w:val="user4"/>
+              <w:pStyle w:val="Style15"/>
               <w:spacing w:lineRule="auto" w:line="240"/>
               <w:ind w:hanging="0"/>
               <w:rPr/>
@@ -10332,7 +9601,7 @@
           </w:tcPr>
           <w:p>
             <w:pPr>
-              <w:pStyle w:val="user4"/>
+              <w:pStyle w:val="Style15"/>
               <w:spacing w:lineRule="auto" w:line="240"/>
               <w:ind w:hanging="0"/>
               <w:rPr>
@@ -10361,7 +9630,7 @@
           </w:tcPr>
           <w:p>
             <w:pPr>
-              <w:pStyle w:val="user4"/>
+              <w:pStyle w:val="Style15"/>
               <w:spacing w:lineRule="auto" w:line="240"/>
               <w:ind w:hanging="0"/>
               <w:rPr>
@@ -10383,7 +9652,7 @@
         <w:trPr/>
         <w:tc>
           <w:tcPr>
-            <w:tcW w:w="372" w:type="dxa"/>
+            <w:tcW w:w="371" w:type="dxa"/>
             <w:vMerge w:val="continue"/>
             <w:tcBorders>
               <w:left w:val="single" w:sz="4" w:space="0" w:color="000000"/>
@@ -10393,7 +9662,7 @@
           </w:tcPr>
           <w:p>
             <w:pPr>
-              <w:pStyle w:val="user4"/>
+              <w:pStyle w:val="Style15"/>
               <w:spacing w:lineRule="auto" w:line="240"/>
               <w:ind w:hanging="0"/>
               <w:rPr>
@@ -10423,7 +9692,7 @@
           </w:tcPr>
           <w:p>
             <w:pPr>
-              <w:pStyle w:val="user4"/>
+              <w:pStyle w:val="Style15"/>
               <w:spacing w:lineRule="auto" w:line="240"/>
               <w:ind w:hanging="0"/>
               <w:rPr>
@@ -10452,7 +9721,7 @@
           </w:tcPr>
           <w:p>
             <w:pPr>
-              <w:pStyle w:val="user4"/>
+              <w:pStyle w:val="Style15"/>
               <w:spacing w:lineRule="auto" w:line="240"/>
               <w:ind w:hanging="0"/>
               <w:rPr>
@@ -10481,7 +9750,7 @@
           </w:tcPr>
           <w:p>
             <w:pPr>
-              <w:pStyle w:val="user4"/>
+              <w:pStyle w:val="Style15"/>
               <w:spacing w:lineRule="auto" w:line="240"/>
               <w:ind w:hanging="0"/>
               <w:rPr>
@@ -10503,7 +9772,7 @@
         <w:trPr/>
         <w:tc>
           <w:tcPr>
-            <w:tcW w:w="372" w:type="dxa"/>
+            <w:tcW w:w="371" w:type="dxa"/>
             <w:vMerge w:val="restart"/>
             <w:tcBorders>
               <w:left w:val="single" w:sz="4" w:space="0" w:color="000000"/>
@@ -10513,7 +9782,7 @@
           </w:tcPr>
           <w:p>
             <w:pPr>
-              <w:pStyle w:val="user4"/>
+              <w:pStyle w:val="Style15"/>
               <w:spacing w:lineRule="auto" w:line="240"/>
               <w:ind w:hanging="0"/>
               <w:rPr>
@@ -10542,7 +9811,7 @@
           </w:tcPr>
           <w:p>
             <w:pPr>
-              <w:pStyle w:val="user4"/>
+              <w:pStyle w:val="Style15"/>
               <w:spacing w:lineRule="auto" w:line="240"/>
               <w:ind w:hanging="0"/>
               <w:rPr/>
@@ -10569,7 +9838,7 @@
           </w:tcPr>
           <w:p>
             <w:pPr>
-              <w:pStyle w:val="user4"/>
+              <w:pStyle w:val="Style15"/>
               <w:spacing w:lineRule="auto" w:line="240"/>
               <w:ind w:hanging="0"/>
               <w:rPr>
@@ -10598,7 +9867,7 @@
           </w:tcPr>
           <w:p>
             <w:pPr>
-              <w:pStyle w:val="user4"/>
+              <w:pStyle w:val="Style15"/>
               <w:spacing w:lineRule="auto" w:line="240"/>
               <w:ind w:hanging="0"/>
               <w:rPr>
@@ -10620,7 +9889,7 @@
         <w:trPr/>
         <w:tc>
           <w:tcPr>
-            <w:tcW w:w="372" w:type="dxa"/>
+            <w:tcW w:w="371" w:type="dxa"/>
             <w:vMerge w:val="continue"/>
             <w:tcBorders>
               <w:left w:val="single" w:sz="4" w:space="0" w:color="000000"/>
@@ -10630,7 +9899,7 @@
           </w:tcPr>
           <w:p>
             <w:pPr>
-              <w:pStyle w:val="user4"/>
+              <w:pStyle w:val="Style15"/>
               <w:spacing w:lineRule="auto" w:line="240"/>
               <w:ind w:hanging="0"/>
               <w:rPr>
@@ -10660,7 +9929,7 @@
           </w:tcPr>
           <w:p>
             <w:pPr>
-              <w:pStyle w:val="user4"/>
+              <w:pStyle w:val="Style15"/>
               <w:spacing w:lineRule="auto" w:line="240"/>
               <w:ind w:hanging="0"/>
               <w:rPr>
@@ -10689,7 +9958,7 @@
           </w:tcPr>
           <w:p>
             <w:pPr>
-              <w:pStyle w:val="user4"/>
+              <w:pStyle w:val="Style15"/>
               <w:spacing w:lineRule="auto" w:line="240"/>
               <w:ind w:hanging="0"/>
               <w:rPr>
@@ -10718,7 +9987,7 @@
           </w:tcPr>
           <w:p>
             <w:pPr>
-              <w:pStyle w:val="user4"/>
+              <w:pStyle w:val="Style15"/>
               <w:spacing w:lineRule="auto" w:line="240"/>
               <w:ind w:hanging="0"/>
               <w:rPr>
@@ -10740,7 +10009,7 @@
         <w:trPr/>
         <w:tc>
           <w:tcPr>
-            <w:tcW w:w="372" w:type="dxa"/>
+            <w:tcW w:w="371" w:type="dxa"/>
             <w:vMerge w:val="continue"/>
             <w:tcBorders>
               <w:left w:val="single" w:sz="4" w:space="0" w:color="000000"/>
@@ -10750,7 +10019,7 @@
           </w:tcPr>
           <w:p>
             <w:pPr>
-              <w:pStyle w:val="user4"/>
+              <w:pStyle w:val="Style15"/>
               <w:spacing w:lineRule="auto" w:line="240"/>
               <w:ind w:hanging="0"/>
               <w:rPr>
@@ -10780,7 +10049,7 @@
           </w:tcPr>
           <w:p>
             <w:pPr>
-              <w:pStyle w:val="user4"/>
+              <w:pStyle w:val="Style15"/>
               <w:spacing w:lineRule="auto" w:line="240"/>
               <w:ind w:hanging="0"/>
               <w:rPr>
@@ -10809,7 +10078,7 @@
           </w:tcPr>
           <w:p>
             <w:pPr>
-              <w:pStyle w:val="user4"/>
+              <w:pStyle w:val="Style15"/>
               <w:spacing w:lineRule="auto" w:line="240"/>
               <w:ind w:hanging="0"/>
               <w:rPr>
@@ -10838,7 +10107,7 @@
           </w:tcPr>
           <w:p>
             <w:pPr>
-              <w:pStyle w:val="user4"/>
+              <w:pStyle w:val="Style15"/>
               <w:spacing w:lineRule="auto" w:line="240"/>
               <w:ind w:hanging="0"/>
               <w:rPr>
@@ -10860,7 +10129,7 @@
         <w:trPr/>
         <w:tc>
           <w:tcPr>
-            <w:tcW w:w="372" w:type="dxa"/>
+            <w:tcW w:w="371" w:type="dxa"/>
             <w:vMerge w:val="restart"/>
             <w:tcBorders>
               <w:left w:val="single" w:sz="4" w:space="0" w:color="000000"/>
@@ -10870,7 +10139,7 @@
           </w:tcPr>
           <w:p>
             <w:pPr>
-              <w:pStyle w:val="user4"/>
+              <w:pStyle w:val="Style15"/>
               <w:spacing w:lineRule="auto" w:line="240"/>
               <w:ind w:hanging="0"/>
               <w:rPr>
@@ -10899,7 +10168,7 @@
           </w:tcPr>
           <w:p>
             <w:pPr>
-              <w:pStyle w:val="user4"/>
+              <w:pStyle w:val="Style15"/>
               <w:spacing w:lineRule="auto" w:line="240"/>
               <w:ind w:hanging="0"/>
               <w:rPr/>
@@ -10926,7 +10195,7 @@
           </w:tcPr>
           <w:p>
             <w:pPr>
-              <w:pStyle w:val="user4"/>
+              <w:pStyle w:val="Style15"/>
               <w:spacing w:lineRule="auto" w:line="240"/>
               <w:ind w:hanging="0"/>
               <w:rPr>
@@ -10955,7 +10224,7 @@
           </w:tcPr>
           <w:p>
             <w:pPr>
-              <w:pStyle w:val="user4"/>
+              <w:pStyle w:val="Style15"/>
               <w:spacing w:lineRule="auto" w:line="240"/>
               <w:ind w:hanging="0"/>
               <w:rPr>
@@ -10977,7 +10246,7 @@
         <w:trPr/>
         <w:tc>
           <w:tcPr>
-            <w:tcW w:w="372" w:type="dxa"/>
+            <w:tcW w:w="371" w:type="dxa"/>
             <w:vMerge w:val="continue"/>
             <w:tcBorders>
               <w:left w:val="single" w:sz="4" w:space="0" w:color="000000"/>
@@ -10987,7 +10256,7 @@
           </w:tcPr>
           <w:p>
             <w:pPr>
-              <w:pStyle w:val="user4"/>
+              <w:pStyle w:val="Style15"/>
               <w:spacing w:lineRule="auto" w:line="240"/>
               <w:ind w:hanging="0"/>
               <w:rPr>
@@ -11017,7 +10286,7 @@
           </w:tcPr>
           <w:p>
             <w:pPr>
-              <w:pStyle w:val="user4"/>
+              <w:pStyle w:val="Style15"/>
               <w:spacing w:lineRule="auto" w:line="240"/>
               <w:ind w:hanging="0"/>
               <w:rPr>
@@ -11046,7 +10315,7 @@
           </w:tcPr>
           <w:p>
             <w:pPr>
-              <w:pStyle w:val="user4"/>
+              <w:pStyle w:val="Style15"/>
               <w:spacing w:lineRule="auto" w:line="240"/>
               <w:ind w:hanging="0"/>
               <w:rPr>
@@ -11075,7 +10344,7 @@
           </w:tcPr>
           <w:p>
             <w:pPr>
-              <w:pStyle w:val="user4"/>
+              <w:pStyle w:val="Style15"/>
               <w:spacing w:lineRule="auto" w:line="240"/>
               <w:ind w:hanging="0"/>
               <w:rPr>
@@ -11097,7 +10366,7 @@
         <w:trPr/>
         <w:tc>
           <w:tcPr>
-            <w:tcW w:w="372" w:type="dxa"/>
+            <w:tcW w:w="371" w:type="dxa"/>
             <w:vMerge w:val="continue"/>
             <w:tcBorders>
               <w:left w:val="single" w:sz="4" w:space="0" w:color="000000"/>
@@ -11107,7 +10376,7 @@
           </w:tcPr>
           <w:p>
             <w:pPr>
-              <w:pStyle w:val="user4"/>
+              <w:pStyle w:val="Style15"/>
               <w:spacing w:lineRule="auto" w:line="240"/>
               <w:ind w:hanging="0"/>
               <w:rPr>
@@ -11137,7 +10406,7 @@
           </w:tcPr>
           <w:p>
             <w:pPr>
-              <w:pStyle w:val="user4"/>
+              <w:pStyle w:val="Style15"/>
               <w:spacing w:lineRule="auto" w:line="240"/>
               <w:ind w:hanging="0"/>
               <w:rPr>
@@ -11166,7 +10435,7 @@
           </w:tcPr>
           <w:p>
             <w:pPr>
-              <w:pStyle w:val="user4"/>
+              <w:pStyle w:val="Style15"/>
               <w:spacing w:lineRule="auto" w:line="240"/>
               <w:ind w:hanging="0"/>
               <w:rPr>
@@ -11195,7 +10464,7 @@
           </w:tcPr>
           <w:p>
             <w:pPr>
-              <w:pStyle w:val="user4"/>
+              <w:pStyle w:val="Style15"/>
               <w:spacing w:lineRule="auto" w:line="240"/>
               <w:ind w:hanging="0"/>
               <w:rPr>
@@ -11217,7 +10486,7 @@
         <w:trPr/>
         <w:tc>
           <w:tcPr>
-            <w:tcW w:w="372" w:type="dxa"/>
+            <w:tcW w:w="371" w:type="dxa"/>
             <w:vMerge w:val="restart"/>
             <w:tcBorders>
               <w:left w:val="single" w:sz="4" w:space="0" w:color="000000"/>
@@ -11227,7 +10496,7 @@
           </w:tcPr>
           <w:p>
             <w:pPr>
-              <w:pStyle w:val="user4"/>
+              <w:pStyle w:val="Style15"/>
               <w:spacing w:lineRule="auto" w:line="240"/>
               <w:ind w:hanging="0"/>
               <w:rPr>
@@ -11256,7 +10525,7 @@
           </w:tcPr>
           <w:p>
             <w:pPr>
-              <w:pStyle w:val="user4"/>
+              <w:pStyle w:val="Style15"/>
               <w:spacing w:lineRule="auto" w:line="240"/>
               <w:ind w:hanging="0"/>
               <w:rPr/>
@@ -11283,7 +10552,7 @@
           </w:tcPr>
           <w:p>
             <w:pPr>
-              <w:pStyle w:val="user4"/>
+              <w:pStyle w:val="Style15"/>
               <w:spacing w:lineRule="auto" w:line="240"/>
               <w:ind w:hanging="0"/>
               <w:rPr>
@@ -11312,7 +10581,7 @@
           </w:tcPr>
           <w:p>
             <w:pPr>
-              <w:pStyle w:val="user4"/>
+              <w:pStyle w:val="Style15"/>
               <w:spacing w:lineRule="auto" w:line="240"/>
               <w:ind w:hanging="0"/>
               <w:rPr>
@@ -11334,7 +10603,7 @@
         <w:trPr/>
         <w:tc>
           <w:tcPr>
-            <w:tcW w:w="372" w:type="dxa"/>
+            <w:tcW w:w="371" w:type="dxa"/>
             <w:vMerge w:val="continue"/>
             <w:tcBorders>
               <w:left w:val="single" w:sz="4" w:space="0" w:color="000000"/>
@@ -11344,7 +10613,7 @@
           </w:tcPr>
           <w:p>
             <w:pPr>
-              <w:pStyle w:val="user4"/>
+              <w:pStyle w:val="Style15"/>
               <w:spacing w:lineRule="auto" w:line="240"/>
               <w:ind w:hanging="0"/>
               <w:rPr>
@@ -11374,7 +10643,7 @@
           </w:tcPr>
           <w:p>
             <w:pPr>
-              <w:pStyle w:val="user4"/>
+              <w:pStyle w:val="Style15"/>
               <w:spacing w:lineRule="auto" w:line="240"/>
               <w:ind w:hanging="0"/>
               <w:rPr>
@@ -11403,7 +10672,7 @@
           </w:tcPr>
           <w:p>
             <w:pPr>
-              <w:pStyle w:val="user4"/>
+              <w:pStyle w:val="Style15"/>
               <w:spacing w:lineRule="auto" w:line="240"/>
               <w:ind w:hanging="0"/>
               <w:rPr>
@@ -11432,7 +10701,7 @@
           </w:tcPr>
           <w:p>
             <w:pPr>
-              <w:pStyle w:val="user4"/>
+              <w:pStyle w:val="Style15"/>
               <w:spacing w:lineRule="auto" w:line="240"/>
               <w:ind w:hanging="0"/>
               <w:rPr>
@@ -11454,7 +10723,7 @@
         <w:trPr/>
         <w:tc>
           <w:tcPr>
-            <w:tcW w:w="372" w:type="dxa"/>
+            <w:tcW w:w="371" w:type="dxa"/>
             <w:vMerge w:val="restart"/>
             <w:tcBorders>
               <w:left w:val="single" w:sz="4" w:space="0" w:color="000000"/>
@@ -11464,7 +10733,7 @@
           </w:tcPr>
           <w:p>
             <w:pPr>
-              <w:pStyle w:val="user4"/>
+              <w:pStyle w:val="Style15"/>
               <w:spacing w:lineRule="auto" w:line="240"/>
               <w:ind w:hanging="0"/>
               <w:rPr>
@@ -11493,7 +10762,7 @@
           </w:tcPr>
           <w:p>
             <w:pPr>
-              <w:pStyle w:val="user4"/>
+              <w:pStyle w:val="Style15"/>
               <w:spacing w:lineRule="auto" w:line="240"/>
               <w:ind w:hanging="0"/>
               <w:rPr/>
@@ -11520,7 +10789,7 @@
           </w:tcPr>
           <w:p>
             <w:pPr>
-              <w:pStyle w:val="user4"/>
+              <w:pStyle w:val="Style15"/>
               <w:spacing w:lineRule="auto" w:line="240"/>
               <w:ind w:hanging="0"/>
               <w:rPr>
@@ -11549,7 +10818,7 @@
           </w:tcPr>
           <w:p>
             <w:pPr>
-              <w:pStyle w:val="user4"/>
+              <w:pStyle w:val="Style15"/>
               <w:spacing w:lineRule="auto" w:line="240"/>
               <w:ind w:hanging="0"/>
               <w:rPr>
@@ -11571,7 +10840,7 @@
         <w:trPr/>
         <w:tc>
           <w:tcPr>
-            <w:tcW w:w="372" w:type="dxa"/>
+            <w:tcW w:w="371" w:type="dxa"/>
             <w:vMerge w:val="continue"/>
             <w:tcBorders>
               <w:left w:val="single" w:sz="4" w:space="0" w:color="000000"/>
@@ -11581,7 +10850,7 @@
           </w:tcPr>
           <w:p>
             <w:pPr>
-              <w:pStyle w:val="user4"/>
+              <w:pStyle w:val="Style15"/>
               <w:spacing w:lineRule="auto" w:line="240"/>
               <w:ind w:hanging="0"/>
               <w:rPr>
@@ -11611,7 +10880,7 @@
           </w:tcPr>
           <w:p>
             <w:pPr>
-              <w:pStyle w:val="user4"/>
+              <w:pStyle w:val="Style15"/>
               <w:spacing w:lineRule="auto" w:line="240"/>
               <w:ind w:hanging="0"/>
               <w:rPr>
@@ -11640,7 +10909,7 @@
           </w:tcPr>
           <w:p>
             <w:pPr>
-              <w:pStyle w:val="user4"/>
+              <w:pStyle w:val="Style15"/>
               <w:spacing w:lineRule="auto" w:line="240"/>
               <w:ind w:hanging="0"/>
               <w:rPr>
@@ -11669,7 +10938,7 @@
           </w:tcPr>
           <w:p>
             <w:pPr>
-              <w:pStyle w:val="user4"/>
+              <w:pStyle w:val="Style15"/>
               <w:spacing w:lineRule="auto" w:line="240"/>
               <w:ind w:hanging="0"/>
               <w:rPr>
@@ -11691,7 +10960,7 @@
         <w:trPr/>
         <w:tc>
           <w:tcPr>
-            <w:tcW w:w="372" w:type="dxa"/>
+            <w:tcW w:w="371" w:type="dxa"/>
             <w:vMerge w:val="restart"/>
             <w:tcBorders>
               <w:left w:val="single" w:sz="4" w:space="0" w:color="000000"/>
@@ -11701,7 +10970,7 @@
           </w:tcPr>
           <w:p>
             <w:pPr>
-              <w:pStyle w:val="user4"/>
+              <w:pStyle w:val="Style15"/>
               <w:spacing w:lineRule="auto" w:line="240"/>
               <w:ind w:hanging="0"/>
               <w:rPr>
@@ -11730,7 +10999,7 @@
           </w:tcPr>
           <w:p>
             <w:pPr>
-              <w:pStyle w:val="user4"/>
+              <w:pStyle w:val="Style15"/>
               <w:spacing w:lineRule="auto" w:line="240"/>
               <w:ind w:hanging="0"/>
               <w:rPr/>
@@ -11757,7 +11026,7 @@
           </w:tcPr>
           <w:p>
             <w:pPr>
-              <w:pStyle w:val="user4"/>
+              <w:pStyle w:val="Style15"/>
               <w:spacing w:lineRule="auto" w:line="240"/>
               <w:ind w:hanging="0"/>
               <w:rPr>
@@ -11786,7 +11055,7 @@
           </w:tcPr>
           <w:p>
             <w:pPr>
-              <w:pStyle w:val="user4"/>
+              <w:pStyle w:val="Style15"/>
               <w:spacing w:lineRule="auto" w:line="240"/>
               <w:ind w:hanging="0"/>
               <w:rPr>
@@ -11808,7 +11077,7 @@
         <w:trPr/>
         <w:tc>
           <w:tcPr>
-            <w:tcW w:w="372" w:type="dxa"/>
+            <w:tcW w:w="371" w:type="dxa"/>
             <w:vMerge w:val="continue"/>
             <w:tcBorders>
               <w:left w:val="single" w:sz="4" w:space="0" w:color="000000"/>
@@ -11818,7 +11087,7 @@
           </w:tcPr>
           <w:p>
             <w:pPr>
-              <w:pStyle w:val="user4"/>
+              <w:pStyle w:val="Style15"/>
               <w:spacing w:lineRule="auto" w:line="240"/>
               <w:ind w:hanging="0"/>
               <w:rPr>
@@ -11848,7 +11117,7 @@
           </w:tcPr>
           <w:p>
             <w:pPr>
-              <w:pStyle w:val="user4"/>
+              <w:pStyle w:val="Style15"/>
               <w:spacing w:lineRule="auto" w:line="240"/>
               <w:ind w:hanging="0"/>
               <w:rPr>
@@ -11877,7 +11146,7 @@
           </w:tcPr>
           <w:p>
             <w:pPr>
-              <w:pStyle w:val="user4"/>
+              <w:pStyle w:val="Style15"/>
               <w:spacing w:lineRule="auto" w:line="240"/>
               <w:ind w:hanging="0"/>
               <w:rPr>
@@ -11906,7 +11175,7 @@
           </w:tcPr>
           <w:p>
             <w:pPr>
-              <w:pStyle w:val="user4"/>
+              <w:pStyle w:val="Style15"/>
               <w:spacing w:lineRule="auto" w:line="240"/>
               <w:ind w:hanging="0"/>
               <w:rPr>
@@ -11934,7 +11203,9 @@
         </w:rPr>
       </w:pPr>
       <w:r>
-        <w:rPr/>
+        <w:rPr>
+          <w:color w:val="auto"/>
+        </w:rPr>
       </w:r>
     </w:p>
     <w:p>
@@ -11961,20 +11232,20 @@
         </w:rPr>
       </w:pPr>
       <w:r>
+        <w:rPr>
+          <w:color w:val="auto"/>
+        </w:rPr>
+      </w:r>
+    </w:p>
+    <w:p>
+      <w:pPr>
+        <w:pStyle w:val="IMG1"/>
+        <w:rPr>
+          <w:color w:val="auto"/>
+        </w:rPr>
+      </w:pPr>
+      <w:r>
         <w:rPr/>
-      </w:r>
-    </w:p>
-    <w:p>
-      <w:pPr>
-        <w:pStyle w:val="IMG1"/>
-        <w:rPr>
-          <w:color w:val="auto"/>
-        </w:rPr>
-      </w:pPr>
-      <w:r>
-        <w:rPr>
-          <w:color w:val="auto"/>
-        </w:rPr>
         <w:drawing>
           <wp:inline distT="0" distB="0" distL="0" distR="0">
             <wp:extent cx="5731510" cy="2614930"/>
@@ -12777,9 +12048,7 @@
         </w:rPr>
       </w:pPr>
       <w:r>
-        <w:rPr>
-          <w:color w:val="auto"/>
-        </w:rPr>
+        <w:rPr/>
         <w:drawing>
           <wp:inline distT="0" distB="0" distL="0" distR="0">
             <wp:extent cx="5731510" cy="1337945"/>
@@ -12841,9 +12110,7 @@
         </w:rPr>
       </w:pPr>
       <w:r>
-        <w:rPr>
-          <w:color w:val="auto"/>
-        </w:rPr>
+        <w:rPr/>
         <w:drawing>
           <wp:inline distT="0" distB="0" distL="0" distR="0">
             <wp:extent cx="5635625" cy="7459345"/>
@@ -13035,7 +12302,7 @@
           </w:tcPr>
           <w:p>
             <w:pPr>
-              <w:pStyle w:val="Style16"/>
+              <w:pStyle w:val="user5"/>
               <w:spacing w:lineRule="auto" w:line="240"/>
               <w:ind w:hanging="0"/>
               <w:rPr>
@@ -13071,7 +12338,7 @@
           </w:tcPr>
           <w:p>
             <w:pPr>
-              <w:pStyle w:val="Style16"/>
+              <w:pStyle w:val="user5"/>
               <w:spacing w:lineRule="auto" w:line="240"/>
               <w:ind w:hanging="0"/>
               <w:rPr>
@@ -13106,7 +12373,7 @@
           </w:tcPr>
           <w:p>
             <w:pPr>
-              <w:pStyle w:val="Style16"/>
+              <w:pStyle w:val="user5"/>
               <w:spacing w:lineRule="auto" w:line="240"/>
               <w:ind w:hanging="0"/>
               <w:rPr>
@@ -13142,7 +12409,7 @@
           </w:tcPr>
           <w:p>
             <w:pPr>
-              <w:pStyle w:val="Style16"/>
+              <w:pStyle w:val="user5"/>
               <w:spacing w:lineRule="auto" w:line="240"/>
               <w:ind w:hanging="0"/>
               <w:rPr>
@@ -13173,7 +12440,7 @@
           </w:tcPr>
           <w:p>
             <w:pPr>
-              <w:pStyle w:val="Style16"/>
+              <w:pStyle w:val="user5"/>
               <w:spacing w:lineRule="auto" w:line="240"/>
               <w:ind w:hanging="0"/>
               <w:rPr>
@@ -13205,7 +12472,7 @@
           </w:tcPr>
           <w:p>
             <w:pPr>
-              <w:pStyle w:val="Style16"/>
+              <w:pStyle w:val="user5"/>
               <w:spacing w:lineRule="auto" w:line="240"/>
               <w:ind w:hanging="0"/>
               <w:rPr>
@@ -13239,7 +12506,7 @@
           </w:tcPr>
           <w:p>
             <w:pPr>
-              <w:pStyle w:val="Style16"/>
+              <w:pStyle w:val="user5"/>
               <w:spacing w:lineRule="auto" w:line="240"/>
               <w:ind w:hanging="0"/>
               <w:rPr>
@@ -13270,7 +12537,7 @@
           </w:tcPr>
           <w:p>
             <w:pPr>
-              <w:pStyle w:val="Style16"/>
+              <w:pStyle w:val="user5"/>
               <w:spacing w:lineRule="auto" w:line="240"/>
               <w:ind w:hanging="0"/>
               <w:rPr>
@@ -13302,7 +12569,7 @@
           </w:tcPr>
           <w:p>
             <w:pPr>
-              <w:pStyle w:val="Style16"/>
+              <w:pStyle w:val="user5"/>
               <w:spacing w:lineRule="auto" w:line="240"/>
               <w:ind w:hanging="0"/>
               <w:rPr>
@@ -13336,7 +12603,7 @@
           </w:tcPr>
           <w:p>
             <w:pPr>
-              <w:pStyle w:val="Style16"/>
+              <w:pStyle w:val="user5"/>
               <w:spacing w:lineRule="auto" w:line="240"/>
               <w:ind w:hanging="0"/>
               <w:rPr>
@@ -13367,7 +12634,7 @@
           </w:tcPr>
           <w:p>
             <w:pPr>
-              <w:pStyle w:val="Style16"/>
+              <w:pStyle w:val="user5"/>
               <w:spacing w:lineRule="auto" w:line="240"/>
               <w:ind w:hanging="0"/>
               <w:rPr>
@@ -13399,7 +12666,7 @@
           </w:tcPr>
           <w:p>
             <w:pPr>
-              <w:pStyle w:val="Style16"/>
+              <w:pStyle w:val="user5"/>
               <w:spacing w:lineRule="auto" w:line="240"/>
               <w:ind w:hanging="0"/>
               <w:rPr>
@@ -13433,7 +12700,7 @@
           </w:tcPr>
           <w:p>
             <w:pPr>
-              <w:pStyle w:val="Style16"/>
+              <w:pStyle w:val="user5"/>
               <w:spacing w:lineRule="auto" w:line="240"/>
               <w:ind w:hanging="0"/>
               <w:rPr>
@@ -13464,7 +12731,7 @@
           </w:tcPr>
           <w:p>
             <w:pPr>
-              <w:pStyle w:val="Style16"/>
+              <w:pStyle w:val="user5"/>
               <w:spacing w:lineRule="auto" w:line="240"/>
               <w:ind w:hanging="0"/>
               <w:rPr>
@@ -13496,7 +12763,7 @@
           </w:tcPr>
           <w:p>
             <w:pPr>
-              <w:pStyle w:val="Style16"/>
+              <w:pStyle w:val="user5"/>
               <w:spacing w:lineRule="auto" w:line="240"/>
               <w:ind w:hanging="0"/>
               <w:rPr>
@@ -13577,6 +12844,7 @@
         </w:tabs>
         <w:ind w:left="0" w:hanging="0"/>
       </w:pPr>
+      <w:rPr/>
     </w:lvl>
     <w:lvl w:ilvl="1">
       <w:start w:val="1"/>
@@ -13590,6 +12858,7 @@
         </w:tabs>
         <w:ind w:left="0" w:hanging="0"/>
       </w:pPr>
+      <w:rPr/>
     </w:lvl>
     <w:lvl w:ilvl="2">
       <w:start w:val="1"/>
@@ -13603,10 +12872,10 @@
         </w:tabs>
         <w:ind w:left="0" w:hanging="0"/>
       </w:pPr>
+      <w:rPr/>
     </w:lvl>
     <w:lvl w:ilvl="3">
       <w:start w:val="1"/>
-      <w:pStyle w:val="Heading4"/>
       <w:numFmt w:val="none"/>
       <w:suff w:val="nothing"/>
       <w:lvlText w:val=""/>
@@ -13617,6 +12886,7 @@
         </w:tabs>
         <w:ind w:left="0" w:hanging="0"/>
       </w:pPr>
+      <w:rPr/>
     </w:lvl>
     <w:lvl w:ilvl="4">
       <w:start w:val="1"/>
@@ -13630,6 +12900,7 @@
         </w:tabs>
         <w:ind w:left="0" w:hanging="0"/>
       </w:pPr>
+      <w:rPr/>
     </w:lvl>
     <w:lvl w:ilvl="5">
       <w:start w:val="1"/>
@@ -13643,6 +12914,7 @@
         </w:tabs>
         <w:ind w:left="0" w:hanging="0"/>
       </w:pPr>
+      <w:rPr/>
     </w:lvl>
     <w:lvl w:ilvl="6">
       <w:start w:val="1"/>
@@ -13656,6 +12928,7 @@
         </w:tabs>
         <w:ind w:left="0" w:hanging="0"/>
       </w:pPr>
+      <w:rPr/>
     </w:lvl>
     <w:lvl w:ilvl="7">
       <w:start w:val="1"/>
@@ -13669,6 +12942,7 @@
         </w:tabs>
         <w:ind w:left="0" w:hanging="0"/>
       </w:pPr>
+      <w:rPr/>
     </w:lvl>
     <w:lvl w:ilvl="8">
       <w:start w:val="1"/>
@@ -13682,10 +12956,133 @@
         </w:tabs>
         <w:ind w:left="0" w:hanging="0"/>
       </w:pPr>
+      <w:rPr/>
+    </w:lvl>
+  </w:abstractNum>
+  <w:abstractNum w:abstractNumId="2">
+    <w:lvl w:ilvl="0">
+      <w:start w:val="1"/>
+      <w:numFmt w:val="none"/>
+      <w:suff w:val="nothing"/>
+      <w:lvlText w:val=""/>
+      <w:lvlJc w:val="left"/>
+      <w:pPr>
+        <w:tabs>
+          <w:tab w:val="num" w:pos="0"/>
+        </w:tabs>
+        <w:ind w:left="0" w:hanging="0"/>
+      </w:pPr>
+    </w:lvl>
+    <w:lvl w:ilvl="1">
+      <w:start w:val="1"/>
+      <w:numFmt w:val="none"/>
+      <w:suff w:val="nothing"/>
+      <w:lvlText w:val=""/>
+      <w:lvlJc w:val="left"/>
+      <w:pPr>
+        <w:tabs>
+          <w:tab w:val="num" w:pos="0"/>
+        </w:tabs>
+        <w:ind w:left="0" w:hanging="0"/>
+      </w:pPr>
+    </w:lvl>
+    <w:lvl w:ilvl="2">
+      <w:start w:val="1"/>
+      <w:numFmt w:val="none"/>
+      <w:suff w:val="nothing"/>
+      <w:lvlText w:val=""/>
+      <w:lvlJc w:val="left"/>
+      <w:pPr>
+        <w:tabs>
+          <w:tab w:val="num" w:pos="0"/>
+        </w:tabs>
+        <w:ind w:left="0" w:hanging="0"/>
+      </w:pPr>
+    </w:lvl>
+    <w:lvl w:ilvl="3">
+      <w:start w:val="1"/>
+      <w:numFmt w:val="none"/>
+      <w:suff w:val="nothing"/>
+      <w:lvlText w:val=""/>
+      <w:lvlJc w:val="left"/>
+      <w:pPr>
+        <w:tabs>
+          <w:tab w:val="num" w:pos="0"/>
+        </w:tabs>
+        <w:ind w:left="0" w:hanging="0"/>
+      </w:pPr>
+    </w:lvl>
+    <w:lvl w:ilvl="4">
+      <w:start w:val="1"/>
+      <w:numFmt w:val="none"/>
+      <w:suff w:val="nothing"/>
+      <w:lvlText w:val=""/>
+      <w:lvlJc w:val="left"/>
+      <w:pPr>
+        <w:tabs>
+          <w:tab w:val="num" w:pos="0"/>
+        </w:tabs>
+        <w:ind w:left="0" w:hanging="0"/>
+      </w:pPr>
+    </w:lvl>
+    <w:lvl w:ilvl="5">
+      <w:start w:val="1"/>
+      <w:numFmt w:val="none"/>
+      <w:suff w:val="nothing"/>
+      <w:lvlText w:val=""/>
+      <w:lvlJc w:val="left"/>
+      <w:pPr>
+        <w:tabs>
+          <w:tab w:val="num" w:pos="0"/>
+        </w:tabs>
+        <w:ind w:left="0" w:hanging="0"/>
+      </w:pPr>
+    </w:lvl>
+    <w:lvl w:ilvl="6">
+      <w:start w:val="1"/>
+      <w:numFmt w:val="none"/>
+      <w:suff w:val="nothing"/>
+      <w:lvlText w:val=""/>
+      <w:lvlJc w:val="left"/>
+      <w:pPr>
+        <w:tabs>
+          <w:tab w:val="num" w:pos="0"/>
+        </w:tabs>
+        <w:ind w:left="0" w:hanging="0"/>
+      </w:pPr>
+    </w:lvl>
+    <w:lvl w:ilvl="7">
+      <w:start w:val="1"/>
+      <w:numFmt w:val="none"/>
+      <w:suff w:val="nothing"/>
+      <w:lvlText w:val=""/>
+      <w:lvlJc w:val="left"/>
+      <w:pPr>
+        <w:tabs>
+          <w:tab w:val="num" w:pos="0"/>
+        </w:tabs>
+        <w:ind w:left="0" w:hanging="0"/>
+      </w:pPr>
+    </w:lvl>
+    <w:lvl w:ilvl="8">
+      <w:start w:val="1"/>
+      <w:numFmt w:val="none"/>
+      <w:suff w:val="nothing"/>
+      <w:lvlText w:val=""/>
+      <w:lvlJc w:val="left"/>
+      <w:pPr>
+        <w:tabs>
+          <w:tab w:val="num" w:pos="0"/>
+        </w:tabs>
+        <w:ind w:left="0" w:hanging="0"/>
+      </w:pPr>
     </w:lvl>
   </w:abstractNum>
   <w:num w:numId="1">
     <w:abstractNumId w:val="1"/>
+  </w:num>
+  <w:num w:numId="2">
+    <w:abstractNumId w:val="2"/>
   </w:num>
 </w:numbering>
 </file>
@@ -14172,7 +13569,7 @@
   </w:style>
   <w:style w:type="paragraph" w:styleId="Heading4">
     <w:name w:val="heading 4"/>
-    <w:basedOn w:val="Style13"/>
+    <w:basedOn w:val="user2"/>
     <w:next w:val="BodyText"/>
     <w:qFormat/>
     <w:pPr>
@@ -14499,8 +13896,8 @@
       <w:lang w:val="en-US" w:eastAsia="uk-UA"/>
     </w:rPr>
   </w:style>
-  <w:style w:type="character" w:styleId="user">
-    <w:name w:val="Маркери (user)"/>
+  <w:style w:type="character" w:styleId="Style11">
+    <w:name w:val="Маркери"/>
     <w:qFormat/>
     <w:rPr>
       <w:rFonts w:ascii="OpenSymbol" w:hAnsi="OpenSymbol" w:eastAsia="OpenSymbol" w:cs="OpenSymbol"/>
@@ -14514,20 +13911,20 @@
       <w:bCs/>
     </w:rPr>
   </w:style>
-  <w:style w:type="character" w:styleId="user1">
-    <w:name w:val="Символ нумерації (user)"/>
+  <w:style w:type="character" w:styleId="Style12">
+    <w:name w:val="Символ нумерації"/>
     <w:qFormat/>
     <w:rPr/>
   </w:style>
-  <w:style w:type="character" w:styleId="Style11">
-    <w:name w:val="Маркери"/>
+  <w:style w:type="character" w:styleId="user">
+    <w:name w:val="Маркери (user)"/>
     <w:qFormat/>
     <w:rPr>
       <w:rFonts w:ascii="OpenSymbol" w:hAnsi="OpenSymbol" w:eastAsia="OpenSymbol" w:cs="OpenSymbol"/>
     </w:rPr>
   </w:style>
-  <w:style w:type="character" w:styleId="Style12">
-    <w:name w:val="Символ нумерації"/>
+  <w:style w:type="character" w:styleId="user1">
+    <w:name w:val="Символ нумерації (user)"/>
     <w:qFormat/>
     <w:rPr/>
   </w:style>
@@ -14617,7 +14014,7 @@
   </w:style>
   <w:style w:type="paragraph" w:styleId="IndexHeading">
     <w:name w:val="index heading"/>
-    <w:basedOn w:val="Style13"/>
+    <w:basedOn w:val="user2"/>
     <w:pPr/>
     <w:rPr/>
   </w:style>
@@ -14881,8 +14278,8 @@
       <w:lang w:val="en-US"/>
     </w:rPr>
   </w:style>
-  <w:style w:type="paragraph" w:styleId="user4">
-    <w:name w:val="Вміст таблиці (user)"/>
+  <w:style w:type="paragraph" w:styleId="Style15">
+    <w:name w:val="Вміст таблиці"/>
     <w:basedOn w:val="Normal"/>
     <w:qFormat/>
     <w:pPr>
@@ -14891,7 +14288,37 @@
     </w:pPr>
     <w:rPr/>
   </w:style>
-  <w:style w:type="paragraph" w:styleId="user5">
+  <w:style w:type="paragraph" w:styleId="Style16">
+    <w:name w:val="Горизонтальна лінія"/>
+    <w:basedOn w:val="Normal"/>
+    <w:next w:val="BodyText"/>
+    <w:qFormat/>
+    <w:pPr>
+      <w:suppressLineNumbers/>
+      <w:pBdr>
+        <w:bottom w:val="double" w:sz="2" w:space="0" w:color="808080"/>
+      </w:pBdr>
+      <w:spacing w:before="0" w:after="283"/>
+    </w:pPr>
+    <w:rPr>
+      <w:sz w:val="12"/>
+      <w:szCs w:val="12"/>
+    </w:rPr>
+  </w:style>
+  <w:style w:type="paragraph" w:styleId="Style17">
+    <w:name w:val="Заголовок таблиці"/>
+    <w:basedOn w:val="Style15"/>
+    <w:qFormat/>
+    <w:pPr>
+      <w:suppressLineNumbers/>
+      <w:jc w:val="center"/>
+    </w:pPr>
+    <w:rPr>
+      <w:b/>
+      <w:bCs/>
+    </w:rPr>
+  </w:style>
+  <w:style w:type="paragraph" w:styleId="user4">
     <w:name w:val="Горизонтальна лінія (user)"/>
     <w:basedOn w:val="Normal"/>
     <w:next w:val="BodyText"/>
@@ -14908,38 +14335,8 @@
       <w:szCs w:val="12"/>
     </w:rPr>
   </w:style>
-  <w:style w:type="paragraph" w:styleId="user6">
-    <w:name w:val="Заголовок таблиці (user)"/>
-    <w:basedOn w:val="user4"/>
-    <w:qFormat/>
-    <w:pPr>
-      <w:suppressLineNumbers/>
-      <w:jc w:val="center"/>
-    </w:pPr>
-    <w:rPr>
-      <w:b/>
-      <w:bCs/>
-    </w:rPr>
-  </w:style>
-  <w:style w:type="paragraph" w:styleId="Style15">
-    <w:name w:val="Горизонтальна лінія"/>
-    <w:basedOn w:val="Normal"/>
-    <w:next w:val="BodyText"/>
-    <w:qFormat/>
-    <w:pPr>
-      <w:suppressLineNumbers/>
-      <w:pBdr>
-        <w:bottom w:val="double" w:sz="2" w:space="0" w:color="808080"/>
-      </w:pBdr>
-      <w:spacing w:before="0" w:after="283"/>
-    </w:pPr>
-    <w:rPr>
-      <w:sz w:val="12"/>
-      <w:szCs w:val="12"/>
-    </w:rPr>
-  </w:style>
-  <w:style w:type="paragraph" w:styleId="Style16">
-    <w:name w:val="Вміст таблиці"/>
+  <w:style w:type="paragraph" w:styleId="user5">
+    <w:name w:val="Вміст таблиці (user)"/>
     <w:basedOn w:val="Normal"/>
     <w:qFormat/>
     <w:pPr>
@@ -14948,8 +14345,8 @@
     </w:pPr>
     <w:rPr/>
   </w:style>
-  <w:style w:type="numbering" w:styleId="Style17" w:default="1">
-    <w:name w:val="Без маркерів"/>
+  <w:style w:type="numbering" w:styleId="user6" w:default="1">
+    <w:name w:val="Без маркерів (user)"/>
     <w:uiPriority w:val="99"/>
     <w:semiHidden/>
     <w:unhideWhenUsed/>
